--- a/neural-network-project-klasyfikacyjny/sprawozdanie_opoznienia_lotow (1).docx
+++ b/neural-network-project-klasyfikacyjny/sprawozdanie_opoznienia_lotow (1).docx
@@ -322,20 +322,9 @@
         <w:spacing w:after="160"/>
       </w:pPr>
       <w:r>
-        <w:rPr>
-          <w:b/>
-          <w:bCs/>
-        </w:rPr>
-        <w:t xml:space="preserve">Uwaga: </w:t>
-      </w:r>
-      <w:r>
-        <w:t xml:space="preserve">uczenie sieci jest procesem niedeterministycznym — każdą konfigurację parametrów powtórzono </w:t>
-      </w:r>
-      <w:r>
-        <w:rPr>
-          <w:b/>
-          <w:bCs/>
-        </w:rPr>
+        <w:t xml:space="preserve">Uczenie sieci jest procesem niedeterministycznym — każdą konfigurację parametrów powtórzono </w:t>
+      </w:r>
+      <w:r>
         <w:t>3 razy</w:t>
       </w:r>
       <w:r>
@@ -362,7 +351,7 @@
         <w:pStyle w:val="Nagwek2"/>
       </w:pPr>
       <w:r>
-        <w:t>4.1. Współczynnik uczenia (learning rate)</w:t>
+        <w:t xml:space="preserve">4.1. Współczynnik uczenia </w:t>
       </w:r>
     </w:p>
     <w:p>
@@ -370,7 +359,13 @@
         <w:spacing w:after="160"/>
       </w:pPr>
       <w:r>
-        <w:t>Testowane wartości: {0.001, 0.01, 0.05, 0.1}. Pozostałe parametry stałe: architektura [6→8→1], ReLU, podział 80/20.</w:t>
+        <w:t>Testowane wartości: {0.001, 0.01, 0.05, 0.1}. Pozostałe parametry stałe: architektura [6→8→1], ReLU, podział 80/20</w:t>
+      </w:r>
+      <w:r>
+        <w:t xml:space="preserve">, </w:t>
+      </w:r>
+      <w:r>
+        <w:t>epoki = 80, batch = 64.</w:t>
       </w:r>
     </w:p>
     <w:tbl>
@@ -402,12 +397,6 @@
         <w:gridCol w:w="780"/>
       </w:tblGrid>
       <w:tr>
-        <w:tblPrEx>
-          <w:tblCellMar>
-            <w:top w:w="0" w:type="dxa"/>
-            <w:bottom w:w="0" w:type="dxa"/>
-          </w:tblCellMar>
-        </w:tblPrEx>
         <w:trPr>
           <w:tblHeader/>
         </w:trPr>
@@ -719,12 +708,6 @@
         </w:tc>
       </w:tr>
       <w:tr>
-        <w:tblPrEx>
-          <w:tblCellMar>
-            <w:top w:w="0" w:type="dxa"/>
-            <w:bottom w:w="0" w:type="dxa"/>
-          </w:tblCellMar>
-        </w:tblPrEx>
         <w:tc>
           <w:tcPr>
             <w:tcW w:w="1300" w:type="dxa"/>
@@ -1005,12 +988,6 @@
         </w:tc>
       </w:tr>
       <w:tr>
-        <w:tblPrEx>
-          <w:tblCellMar>
-            <w:top w:w="0" w:type="dxa"/>
-            <w:bottom w:w="0" w:type="dxa"/>
-          </w:tblCellMar>
-        </w:tblPrEx>
         <w:tc>
           <w:tcPr>
             <w:tcW w:w="1300" w:type="dxa"/>
@@ -1291,12 +1268,6 @@
         </w:tc>
       </w:tr>
       <w:tr>
-        <w:tblPrEx>
-          <w:tblCellMar>
-            <w:top w:w="0" w:type="dxa"/>
-            <w:bottom w:w="0" w:type="dxa"/>
-          </w:tblCellMar>
-        </w:tblPrEx>
         <w:tc>
           <w:tcPr>
             <w:tcW w:w="1300" w:type="dxa"/>
@@ -1577,12 +1548,6 @@
         </w:tc>
       </w:tr>
       <w:tr>
-        <w:tblPrEx>
-          <w:tblCellMar>
-            <w:top w:w="0" w:type="dxa"/>
-            <w:bottom w:w="0" w:type="dxa"/>
-          </w:tblCellMar>
-        </w:tblPrEx>
         <w:tc>
           <w:tcPr>
             <w:tcW w:w="1300" w:type="dxa"/>
@@ -1888,10 +1853,59 @@
         <w:t xml:space="preserve">Wniosek: </w:t>
       </w:r>
       <w:r>
-        <w:t>Najlepszy wynik testowy uzyskano dla lr=0.1 (te_mean=0.5835). Przy lr=0.001 sieć nie zdążyła skonwergować w 80 epokach (te_mean=0.5627) — wyraźnie najsłabszy wynik. Wartości lr=0.01, 0.05 i 0.1 dają zbliżone wyniki, choć lr=0.1 charakteryzuje się najwyższą medianą. Wraz ze wzrostem lr maleje odchylenie standardowe, co świadczy o większej stabilności uczenia.</w:t>
+        <w:t>Najlepszy wynik testowy uzyskano dla lr=0.1 (te_mean=0.58</w:t>
+      </w:r>
+      <w:r>
+        <w:t>35</w:t>
+      </w:r>
+      <w:r>
+        <w:t>). Przy lr=0.001 sieć nie zdążyła skonwergować w 80 epokach (te_mean=0.5627) — wyraźnie najsłabszy wynik. Wartości lr=0.01, 0.05 i 0.1 dają zbliżone wyniki, choć lr=0.1 charakteryzuje się najwyższą</w:t>
+      </w:r>
+      <w:r>
+        <w:t xml:space="preserve"> srednia</w:t>
+      </w:r>
+      <w:r>
+        <w:t>. Wraz ze wzrostem lr maleje odchylenie standardowe, co świadczy o większej stabilności uczenia.</w:t>
       </w:r>
     </w:p>
     <w:p>
+      <w:r>
+        <w:drawing>
+          <wp:inline distT="0" distB="0" distL="0" distR="0" wp14:anchorId="42F01F20" wp14:editId="38C0A854">
+            <wp:extent cx="5617210" cy="3079750"/>
+            <wp:effectExtent l="0" t="0" r="2540" b="6350"/>
+            <wp:docPr id="1517778257" name="Obraz 1"/>
+            <wp:cNvGraphicFramePr>
+              <a:graphicFrameLocks xmlns:a="http://schemas.openxmlformats.org/drawingml/2006/main" noChangeAspect="1"/>
+            </wp:cNvGraphicFramePr>
+            <a:graphic xmlns:a="http://schemas.openxmlformats.org/drawingml/2006/main">
+              <a:graphicData uri="http://schemas.openxmlformats.org/drawingml/2006/picture">
+                <pic:pic xmlns:pic="http://schemas.openxmlformats.org/drawingml/2006/picture">
+                  <pic:nvPicPr>
+                    <pic:cNvPr id="1517778257" name=""/>
+                    <pic:cNvPicPr/>
+                  </pic:nvPicPr>
+                  <pic:blipFill>
+                    <a:blip r:embed="rId5"/>
+                    <a:stretch>
+                      <a:fillRect/>
+                    </a:stretch>
+                  </pic:blipFill>
+                  <pic:spPr>
+                    <a:xfrm>
+                      <a:off x="0" y="0"/>
+                      <a:ext cx="5617210" cy="3079750"/>
+                    </a:xfrm>
+                    <a:prstGeom prst="rect">
+                      <a:avLst/>
+                    </a:prstGeom>
+                  </pic:spPr>
+                </pic:pic>
+              </a:graphicData>
+            </a:graphic>
+          </wp:inline>
+        </w:drawing>
+      </w:r>
       <w:r>
         <w:br w:type="page"/>
       </w:r>
@@ -1910,7 +1924,13 @@
         <w:spacing w:after="160"/>
       </w:pPr>
       <w:r>
-        <w:t>Testowane wartości: {4, 8, 16, 32}. Architektura: [6→n→1], lr=0.01, ReLU, podział 80/20.</w:t>
+        <w:t>Testowane wartości: {4, 8, 16, 32}. Architektura: [6→n→1], lr=0.01, ReLU, podział 80/20</w:t>
+      </w:r>
+      <w:r>
+        <w:t xml:space="preserve">, </w:t>
+      </w:r>
+      <w:r>
+        <w:t>epoki = 80, batch = 64.</w:t>
       </w:r>
     </w:p>
     <w:tbl>
@@ -1942,12 +1962,6 @@
         <w:gridCol w:w="780"/>
       </w:tblGrid>
       <w:tr>
-        <w:tblPrEx>
-          <w:tblCellMar>
-            <w:top w:w="0" w:type="dxa"/>
-            <w:bottom w:w="0" w:type="dxa"/>
-          </w:tblCellMar>
-        </w:tblPrEx>
         <w:trPr>
           <w:tblHeader/>
         </w:trPr>
@@ -2259,12 +2273,6 @@
         </w:tc>
       </w:tr>
       <w:tr>
-        <w:tblPrEx>
-          <w:tblCellMar>
-            <w:top w:w="0" w:type="dxa"/>
-            <w:bottom w:w="0" w:type="dxa"/>
-          </w:tblCellMar>
-        </w:tblPrEx>
         <w:tc>
           <w:tcPr>
             <w:tcW w:w="1300" w:type="dxa"/>
@@ -2545,12 +2553,6 @@
         </w:tc>
       </w:tr>
       <w:tr>
-        <w:tblPrEx>
-          <w:tblCellMar>
-            <w:top w:w="0" w:type="dxa"/>
-            <w:bottom w:w="0" w:type="dxa"/>
-          </w:tblCellMar>
-        </w:tblPrEx>
         <w:tc>
           <w:tcPr>
             <w:tcW w:w="1300" w:type="dxa"/>
@@ -2831,12 +2833,6 @@
         </w:tc>
       </w:tr>
       <w:tr>
-        <w:tblPrEx>
-          <w:tblCellMar>
-            <w:top w:w="0" w:type="dxa"/>
-            <w:bottom w:w="0" w:type="dxa"/>
-          </w:tblCellMar>
-        </w:tblPrEx>
         <w:tc>
           <w:tcPr>
             <w:tcW w:w="1300" w:type="dxa"/>
@@ -3117,12 +3113,6 @@
         </w:tc>
       </w:tr>
       <w:tr>
-        <w:tblPrEx>
-          <w:tblCellMar>
-            <w:top w:w="0" w:type="dxa"/>
-            <w:bottom w:w="0" w:type="dxa"/>
-          </w:tblCellMar>
-        </w:tblPrEx>
         <w:tc>
           <w:tcPr>
             <w:tcW w:w="1300" w:type="dxa"/>
@@ -3433,6 +3423,43 @@
     </w:p>
     <w:p>
       <w:r>
+        <w:drawing>
+          <wp:inline distT="0" distB="0" distL="0" distR="0" wp14:anchorId="081AB1C6" wp14:editId="2481C51C">
+            <wp:extent cx="5617210" cy="3079750"/>
+            <wp:effectExtent l="0" t="0" r="2540" b="6350"/>
+            <wp:docPr id="87790761" name="Obraz 1"/>
+            <wp:cNvGraphicFramePr>
+              <a:graphicFrameLocks xmlns:a="http://schemas.openxmlformats.org/drawingml/2006/main" noChangeAspect="1"/>
+            </wp:cNvGraphicFramePr>
+            <a:graphic xmlns:a="http://schemas.openxmlformats.org/drawingml/2006/main">
+              <a:graphicData uri="http://schemas.openxmlformats.org/drawingml/2006/picture">
+                <pic:pic xmlns:pic="http://schemas.openxmlformats.org/drawingml/2006/picture">
+                  <pic:nvPicPr>
+                    <pic:cNvPr id="87790761" name=""/>
+                    <pic:cNvPicPr/>
+                  </pic:nvPicPr>
+                  <pic:blipFill>
+                    <a:blip r:embed="rId6"/>
+                    <a:stretch>
+                      <a:fillRect/>
+                    </a:stretch>
+                  </pic:blipFill>
+                  <pic:spPr>
+                    <a:xfrm>
+                      <a:off x="0" y="0"/>
+                      <a:ext cx="5617210" cy="3079750"/>
+                    </a:xfrm>
+                    <a:prstGeom prst="rect">
+                      <a:avLst/>
+                    </a:prstGeom>
+                  </pic:spPr>
+                </pic:pic>
+              </a:graphicData>
+            </a:graphic>
+          </wp:inline>
+        </w:drawing>
+      </w:r>
+      <w:r>
         <w:br w:type="page"/>
       </w:r>
     </w:p>
@@ -3450,7 +3477,13 @@
         <w:spacing w:after="160"/>
       </w:pPr>
       <w:r>
-        <w:t>Testowane wartości: {sigmoid, relu, tanh, elu}. Architektura: [6→8→1], lr=0.01, podział 80/20.</w:t>
+        <w:t>Testowane wartości: {sigmoid, relu, tanh, elu}. Architektura: [6→8→1], lr=0.01, podział 80/20</w:t>
+      </w:r>
+      <w:r>
+        <w:t xml:space="preserve">, </w:t>
+      </w:r>
+      <w:r>
+        <w:t>epoki = 80, batch = 64.</w:t>
       </w:r>
     </w:p>
     <w:tbl>
@@ -3482,12 +3515,6 @@
         <w:gridCol w:w="780"/>
       </w:tblGrid>
       <w:tr>
-        <w:tblPrEx>
-          <w:tblCellMar>
-            <w:top w:w="0" w:type="dxa"/>
-            <w:bottom w:w="0" w:type="dxa"/>
-          </w:tblCellMar>
-        </w:tblPrEx>
         <w:trPr>
           <w:tblHeader/>
         </w:trPr>
@@ -3799,12 +3826,6 @@
         </w:tc>
       </w:tr>
       <w:tr>
-        <w:tblPrEx>
-          <w:tblCellMar>
-            <w:top w:w="0" w:type="dxa"/>
-            <w:bottom w:w="0" w:type="dxa"/>
-          </w:tblCellMar>
-        </w:tblPrEx>
         <w:tc>
           <w:tcPr>
             <w:tcW w:w="1300" w:type="dxa"/>
@@ -4085,12 +4106,6 @@
         </w:tc>
       </w:tr>
       <w:tr>
-        <w:tblPrEx>
-          <w:tblCellMar>
-            <w:top w:w="0" w:type="dxa"/>
-            <w:bottom w:w="0" w:type="dxa"/>
-          </w:tblCellMar>
-        </w:tblPrEx>
         <w:tc>
           <w:tcPr>
             <w:tcW w:w="1300" w:type="dxa"/>
@@ -4371,12 +4386,6 @@
         </w:tc>
       </w:tr>
       <w:tr>
-        <w:tblPrEx>
-          <w:tblCellMar>
-            <w:top w:w="0" w:type="dxa"/>
-            <w:bottom w:w="0" w:type="dxa"/>
-          </w:tblCellMar>
-        </w:tblPrEx>
         <w:tc>
           <w:tcPr>
             <w:tcW w:w="1300" w:type="dxa"/>
@@ -4657,12 +4666,6 @@
         </w:tc>
       </w:tr>
       <w:tr>
-        <w:tblPrEx>
-          <w:tblCellMar>
-            <w:top w:w="0" w:type="dxa"/>
-            <w:bottom w:w="0" w:type="dxa"/>
-          </w:tblCellMar>
-        </w:tblPrEx>
         <w:tc>
           <w:tcPr>
             <w:tcW w:w="1300" w:type="dxa"/>
@@ -4973,6 +4976,43 @@
     </w:p>
     <w:p>
       <w:r>
+        <w:drawing>
+          <wp:inline distT="0" distB="0" distL="0" distR="0" wp14:anchorId="22325FE2" wp14:editId="1537C104">
+            <wp:extent cx="5617210" cy="3079750"/>
+            <wp:effectExtent l="0" t="0" r="2540" b="6350"/>
+            <wp:docPr id="375288009" name="Obraz 1"/>
+            <wp:cNvGraphicFramePr>
+              <a:graphicFrameLocks xmlns:a="http://schemas.openxmlformats.org/drawingml/2006/main" noChangeAspect="1"/>
+            </wp:cNvGraphicFramePr>
+            <a:graphic xmlns:a="http://schemas.openxmlformats.org/drawingml/2006/main">
+              <a:graphicData uri="http://schemas.openxmlformats.org/drawingml/2006/picture">
+                <pic:pic xmlns:pic="http://schemas.openxmlformats.org/drawingml/2006/picture">
+                  <pic:nvPicPr>
+                    <pic:cNvPr id="375288009" name=""/>
+                    <pic:cNvPicPr/>
+                  </pic:nvPicPr>
+                  <pic:blipFill>
+                    <a:blip r:embed="rId7"/>
+                    <a:stretch>
+                      <a:fillRect/>
+                    </a:stretch>
+                  </pic:blipFill>
+                  <pic:spPr>
+                    <a:xfrm>
+                      <a:off x="0" y="0"/>
+                      <a:ext cx="5617210" cy="3079750"/>
+                    </a:xfrm>
+                    <a:prstGeom prst="rect">
+                      <a:avLst/>
+                    </a:prstGeom>
+                  </pic:spPr>
+                </pic:pic>
+              </a:graphicData>
+            </a:graphic>
+          </wp:inline>
+        </w:drawing>
+      </w:r>
+      <w:r>
         <w:br w:type="page"/>
       </w:r>
     </w:p>
@@ -4990,7 +5030,13 @@
         <w:spacing w:after="160"/>
       </w:pPr>
       <w:r>
-        <w:t>Testowane wartości: {1, 2, 3, 4}. Każda warstwa: 8 neuronów, ReLU, lr=0.01, podział 80/20.</w:t>
+        <w:t>Testowane wartości: {1, 2, 3, 4}. Każda warstwa: 8 neuronów, ReLU, lr=0.01, podział 80/20</w:t>
+      </w:r>
+      <w:r>
+        <w:t xml:space="preserve">, </w:t>
+      </w:r>
+      <w:r>
+        <w:t>epoki = 80, batch = 64.</w:t>
       </w:r>
     </w:p>
     <w:tbl>
@@ -5022,12 +5068,6 @@
         <w:gridCol w:w="780"/>
       </w:tblGrid>
       <w:tr>
-        <w:tblPrEx>
-          <w:tblCellMar>
-            <w:top w:w="0" w:type="dxa"/>
-            <w:bottom w:w="0" w:type="dxa"/>
-          </w:tblCellMar>
-        </w:tblPrEx>
         <w:trPr>
           <w:tblHeader/>
         </w:trPr>
@@ -5339,12 +5379,6 @@
         </w:tc>
       </w:tr>
       <w:tr>
-        <w:tblPrEx>
-          <w:tblCellMar>
-            <w:top w:w="0" w:type="dxa"/>
-            <w:bottom w:w="0" w:type="dxa"/>
-          </w:tblCellMar>
-        </w:tblPrEx>
         <w:tc>
           <w:tcPr>
             <w:tcW w:w="1300" w:type="dxa"/>
@@ -5625,12 +5659,6 @@
         </w:tc>
       </w:tr>
       <w:tr>
-        <w:tblPrEx>
-          <w:tblCellMar>
-            <w:top w:w="0" w:type="dxa"/>
-            <w:bottom w:w="0" w:type="dxa"/>
-          </w:tblCellMar>
-        </w:tblPrEx>
         <w:tc>
           <w:tcPr>
             <w:tcW w:w="1300" w:type="dxa"/>
@@ -5911,12 +5939,6 @@
         </w:tc>
       </w:tr>
       <w:tr>
-        <w:tblPrEx>
-          <w:tblCellMar>
-            <w:top w:w="0" w:type="dxa"/>
-            <w:bottom w:w="0" w:type="dxa"/>
-          </w:tblCellMar>
-        </w:tblPrEx>
         <w:tc>
           <w:tcPr>
             <w:tcW w:w="1300" w:type="dxa"/>
@@ -6197,12 +6219,6 @@
         </w:tc>
       </w:tr>
       <w:tr>
-        <w:tblPrEx>
-          <w:tblCellMar>
-            <w:top w:w="0" w:type="dxa"/>
-            <w:bottom w:w="0" w:type="dxa"/>
-          </w:tblCellMar>
-        </w:tblPrEx>
         <w:tc>
           <w:tcPr>
             <w:tcW w:w="1300" w:type="dxa"/>
@@ -6513,6 +6529,43 @@
     </w:p>
     <w:p>
       <w:r>
+        <w:drawing>
+          <wp:inline distT="0" distB="0" distL="0" distR="0" wp14:anchorId="5669E39A" wp14:editId="76C734BC">
+            <wp:extent cx="5617210" cy="3079750"/>
+            <wp:effectExtent l="0" t="0" r="2540" b="6350"/>
+            <wp:docPr id="1563975630" name="Obraz 1"/>
+            <wp:cNvGraphicFramePr>
+              <a:graphicFrameLocks xmlns:a="http://schemas.openxmlformats.org/drawingml/2006/main" noChangeAspect="1"/>
+            </wp:cNvGraphicFramePr>
+            <a:graphic xmlns:a="http://schemas.openxmlformats.org/drawingml/2006/main">
+              <a:graphicData uri="http://schemas.openxmlformats.org/drawingml/2006/picture">
+                <pic:pic xmlns:pic="http://schemas.openxmlformats.org/drawingml/2006/picture">
+                  <pic:nvPicPr>
+                    <pic:cNvPr id="1563975630" name=""/>
+                    <pic:cNvPicPr/>
+                  </pic:nvPicPr>
+                  <pic:blipFill>
+                    <a:blip r:embed="rId8"/>
+                    <a:stretch>
+                      <a:fillRect/>
+                    </a:stretch>
+                  </pic:blipFill>
+                  <pic:spPr>
+                    <a:xfrm>
+                      <a:off x="0" y="0"/>
+                      <a:ext cx="5617210" cy="3079750"/>
+                    </a:xfrm>
+                    <a:prstGeom prst="rect">
+                      <a:avLst/>
+                    </a:prstGeom>
+                  </pic:spPr>
+                </pic:pic>
+              </a:graphicData>
+            </a:graphic>
+          </wp:inline>
+        </w:drawing>
+      </w:r>
+      <w:r>
         <w:br w:type="page"/>
       </w:r>
     </w:p>
@@ -6530,7 +6583,10 @@
         <w:spacing w:after="160"/>
       </w:pPr>
       <w:r>
-        <w:t>Testowane wartości podziału train/test: {60/40, 70/30, 80/20, 90/10}. Architektura: [6→8→1], ReLU, lr=0.01.</w:t>
+        <w:t>Testowane wartości podziału train/test: {60/40, 70/30, 80/20, 90/10}. Architektura: [6→8→1], ReLU, lr=0.01</w:t>
+      </w:r>
+      <w:r>
+        <w:t>, epoki = 80, batch = 64.</w:t>
       </w:r>
     </w:p>
     <w:tbl>
@@ -6562,12 +6618,6 @@
         <w:gridCol w:w="780"/>
       </w:tblGrid>
       <w:tr>
-        <w:tblPrEx>
-          <w:tblCellMar>
-            <w:top w:w="0" w:type="dxa"/>
-            <w:bottom w:w="0" w:type="dxa"/>
-          </w:tblCellMar>
-        </w:tblPrEx>
         <w:trPr>
           <w:tblHeader/>
         </w:trPr>
@@ -6879,12 +6929,6 @@
         </w:tc>
       </w:tr>
       <w:tr>
-        <w:tblPrEx>
-          <w:tblCellMar>
-            <w:top w:w="0" w:type="dxa"/>
-            <w:bottom w:w="0" w:type="dxa"/>
-          </w:tblCellMar>
-        </w:tblPrEx>
         <w:tc>
           <w:tcPr>
             <w:tcW w:w="1300" w:type="dxa"/>
@@ -7165,12 +7209,6 @@
         </w:tc>
       </w:tr>
       <w:tr>
-        <w:tblPrEx>
-          <w:tblCellMar>
-            <w:top w:w="0" w:type="dxa"/>
-            <w:bottom w:w="0" w:type="dxa"/>
-          </w:tblCellMar>
-        </w:tblPrEx>
         <w:tc>
           <w:tcPr>
             <w:tcW w:w="1300" w:type="dxa"/>
@@ -7451,12 +7489,6 @@
         </w:tc>
       </w:tr>
       <w:tr>
-        <w:tblPrEx>
-          <w:tblCellMar>
-            <w:top w:w="0" w:type="dxa"/>
-            <w:bottom w:w="0" w:type="dxa"/>
-          </w:tblCellMar>
-        </w:tblPrEx>
         <w:tc>
           <w:tcPr>
             <w:tcW w:w="1300" w:type="dxa"/>
@@ -7737,12 +7769,6 @@
         </w:tc>
       </w:tr>
       <w:tr>
-        <w:tblPrEx>
-          <w:tblCellMar>
-            <w:top w:w="0" w:type="dxa"/>
-            <w:bottom w:w="0" w:type="dxa"/>
-          </w:tblCellMar>
-        </w:tblPrEx>
         <w:tc>
           <w:tcPr>
             <w:tcW w:w="1300" w:type="dxa"/>
@@ -8053,8 +8079,5916 @@
     </w:p>
     <w:p>
       <w:r>
+        <w:drawing>
+          <wp:inline distT="0" distB="0" distL="0" distR="0" wp14:anchorId="13C56568" wp14:editId="678B3079">
+            <wp:extent cx="5617210" cy="3079750"/>
+            <wp:effectExtent l="0" t="0" r="2540" b="6350"/>
+            <wp:docPr id="706150362" name="Obraz 1"/>
+            <wp:cNvGraphicFramePr>
+              <a:graphicFrameLocks xmlns:a="http://schemas.openxmlformats.org/drawingml/2006/main" noChangeAspect="1"/>
+            </wp:cNvGraphicFramePr>
+            <a:graphic xmlns:a="http://schemas.openxmlformats.org/drawingml/2006/main">
+              <a:graphicData uri="http://schemas.openxmlformats.org/drawingml/2006/picture">
+                <pic:pic xmlns:pic="http://schemas.openxmlformats.org/drawingml/2006/picture">
+                  <pic:nvPicPr>
+                    <pic:cNvPr id="706150362" name=""/>
+                    <pic:cNvPicPr/>
+                  </pic:nvPicPr>
+                  <pic:blipFill>
+                    <a:blip r:embed="rId9"/>
+                    <a:stretch>
+                      <a:fillRect/>
+                    </a:stretch>
+                  </pic:blipFill>
+                  <pic:spPr>
+                    <a:xfrm>
+                      <a:off x="0" y="0"/>
+                      <a:ext cx="5617210" cy="3079750"/>
+                    </a:xfrm>
+                    <a:prstGeom prst="rect">
+                      <a:avLst/>
+                    </a:prstGeom>
+                  </pic:spPr>
+                </pic:pic>
+              </a:graphicData>
+            </a:graphic>
+          </wp:inline>
+        </w:drawing>
+      </w:r>
+      <w:r>
         <w:br w:type="page"/>
       </w:r>
+    </w:p>
+    <w:p>
+      <w:pPr>
+        <w:pStyle w:val="Nagwek2"/>
+      </w:pPr>
+      <w:r>
+        <w:lastRenderedPageBreak/>
+        <w:t>4.6</w:t>
+      </w:r>
+      <w:r>
+        <w:rPr>
+          <w:rFonts w:ascii="Segoe UI" w:hAnsi="Segoe UI" w:cs="Segoe UI"/>
+          <w:b w:val="0"/>
+          <w:bCs w:val="0"/>
+          <w:color w:val="F9FAFB"/>
+          <w:sz w:val="30"/>
+          <w:szCs w:val="30"/>
+        </w:rPr>
+        <w:t xml:space="preserve"> </w:t>
+      </w:r>
+      <w:r>
+        <w:t>Parametr: Liczba epok</w:t>
+      </w:r>
+    </w:p>
+    <w:p>
+      <w:pPr>
+        <w:spacing w:after="160"/>
+      </w:pPr>
+      <w:r>
+        <w:t>Testowane wartości: {</w:t>
+      </w:r>
+      <w:r>
+        <w:t>40, 80, 150, 200</w:t>
+      </w:r>
+      <w:r>
+        <w:t>}. Architektura: [6→8→1], ReLU, lr=0.01</w:t>
+      </w:r>
+      <w:r>
+        <w:t>, podział 80/20, batch= 64.</w:t>
+      </w:r>
+    </w:p>
+    <w:p>
+      <w:pPr>
+        <w:spacing w:after="160"/>
+      </w:pPr>
+    </w:p>
+    <w:tbl>
+      <w:tblPr>
+        <w:tblW w:w="7680" w:type="dxa"/>
+        <w:tblBorders>
+          <w:top w:val="single" w:sz="4" w:space="0" w:color="auto"/>
+          <w:left w:val="single" w:sz="4" w:space="0" w:color="auto"/>
+          <w:bottom w:val="single" w:sz="4" w:space="0" w:color="auto"/>
+          <w:right w:val="single" w:sz="4" w:space="0" w:color="auto"/>
+          <w:insideH w:val="single" w:sz="4" w:space="0" w:color="auto"/>
+          <w:insideV w:val="single" w:sz="4" w:space="0" w:color="auto"/>
+        </w:tblBorders>
+        <w:tblCellMar>
+          <w:left w:w="10" w:type="dxa"/>
+          <w:right w:w="10" w:type="dxa"/>
+        </w:tblCellMar>
+        <w:tblLook w:val="04A0" w:firstRow="1" w:lastRow="0" w:firstColumn="1" w:lastColumn="0" w:noHBand="0" w:noVBand="1"/>
+      </w:tblPr>
+      <w:tblGrid>
+        <w:gridCol w:w="1300"/>
+        <w:gridCol w:w="850"/>
+        <w:gridCol w:w="780"/>
+        <w:gridCol w:w="780"/>
+        <w:gridCol w:w="780"/>
+        <w:gridCol w:w="850"/>
+        <w:gridCol w:w="780"/>
+        <w:gridCol w:w="780"/>
+        <w:gridCol w:w="780"/>
+      </w:tblGrid>
+      <w:tr>
+        <w:trPr>
+          <w:tblHeader/>
+        </w:trPr>
+        <w:tc>
+          <w:tcPr>
+            <w:tcW w:w="1300" w:type="dxa"/>
+            <w:tcBorders>
+              <w:top w:val="single" w:sz="1" w:space="0" w:color="999999"/>
+              <w:left w:val="single" w:sz="1" w:space="0" w:color="999999"/>
+              <w:bottom w:val="single" w:sz="1" w:space="0" w:color="999999"/>
+              <w:right w:val="single" w:sz="1" w:space="0" w:color="999999"/>
+            </w:tcBorders>
+            <w:shd w:val="clear" w:color="auto" w:fill="2E5C8A"/>
+            <w:tcMar>
+              <w:top w:w="70" w:type="dxa"/>
+              <w:left w:w="80" w:type="dxa"/>
+              <w:bottom w:w="70" w:type="dxa"/>
+              <w:right w:w="80" w:type="dxa"/>
+            </w:tcMar>
+          </w:tcPr>
+          <w:p>
+            <w:pPr>
+              <w:spacing w:after="160"/>
+              <w:jc w:val="center"/>
+            </w:pPr>
+            <w:r>
+              <w:rPr>
+                <w:b/>
+                <w:bCs/>
+                <w:color w:val="FFFFFF"/>
+                <w:sz w:val="17"/>
+                <w:szCs w:val="17"/>
+              </w:rPr>
+              <w:t>Wartość</w:t>
+            </w:r>
+          </w:p>
+        </w:tc>
+        <w:tc>
+          <w:tcPr>
+            <w:tcW w:w="850" w:type="dxa"/>
+            <w:tcBorders>
+              <w:top w:val="single" w:sz="1" w:space="0" w:color="999999"/>
+              <w:left w:val="single" w:sz="1" w:space="0" w:color="999999"/>
+              <w:bottom w:val="single" w:sz="1" w:space="0" w:color="999999"/>
+              <w:right w:val="single" w:sz="1" w:space="0" w:color="999999"/>
+            </w:tcBorders>
+            <w:shd w:val="clear" w:color="auto" w:fill="2E5C8A"/>
+            <w:tcMar>
+              <w:top w:w="70" w:type="dxa"/>
+              <w:left w:w="80" w:type="dxa"/>
+              <w:bottom w:w="70" w:type="dxa"/>
+              <w:right w:w="80" w:type="dxa"/>
+            </w:tcMar>
+          </w:tcPr>
+          <w:p>
+            <w:pPr>
+              <w:spacing w:after="160"/>
+              <w:jc w:val="center"/>
+            </w:pPr>
+            <w:r>
+              <w:rPr>
+                <w:b/>
+                <w:bCs/>
+                <w:color w:val="FFFFFF"/>
+                <w:sz w:val="17"/>
+                <w:szCs w:val="17"/>
+              </w:rPr>
+              <w:t>Tr. Mean</w:t>
+            </w:r>
+          </w:p>
+        </w:tc>
+        <w:tc>
+          <w:tcPr>
+            <w:tcW w:w="780" w:type="dxa"/>
+            <w:tcBorders>
+              <w:top w:val="single" w:sz="1" w:space="0" w:color="999999"/>
+              <w:left w:val="single" w:sz="1" w:space="0" w:color="999999"/>
+              <w:bottom w:val="single" w:sz="1" w:space="0" w:color="999999"/>
+              <w:right w:val="single" w:sz="1" w:space="0" w:color="999999"/>
+            </w:tcBorders>
+            <w:shd w:val="clear" w:color="auto" w:fill="2E5C8A"/>
+            <w:tcMar>
+              <w:top w:w="70" w:type="dxa"/>
+              <w:left w:w="80" w:type="dxa"/>
+              <w:bottom w:w="70" w:type="dxa"/>
+              <w:right w:w="80" w:type="dxa"/>
+            </w:tcMar>
+          </w:tcPr>
+          <w:p>
+            <w:pPr>
+              <w:spacing w:after="160"/>
+              <w:jc w:val="center"/>
+            </w:pPr>
+            <w:r>
+              <w:rPr>
+                <w:b/>
+                <w:bCs/>
+                <w:color w:val="FFFFFF"/>
+                <w:sz w:val="17"/>
+                <w:szCs w:val="17"/>
+              </w:rPr>
+              <w:t>Tr. Std</w:t>
+            </w:r>
+          </w:p>
+        </w:tc>
+        <w:tc>
+          <w:tcPr>
+            <w:tcW w:w="780" w:type="dxa"/>
+            <w:tcBorders>
+              <w:top w:val="single" w:sz="1" w:space="0" w:color="999999"/>
+              <w:left w:val="single" w:sz="1" w:space="0" w:color="999999"/>
+              <w:bottom w:val="single" w:sz="1" w:space="0" w:color="999999"/>
+              <w:right w:val="single" w:sz="1" w:space="0" w:color="999999"/>
+            </w:tcBorders>
+            <w:shd w:val="clear" w:color="auto" w:fill="2E5C8A"/>
+            <w:tcMar>
+              <w:top w:w="70" w:type="dxa"/>
+              <w:left w:w="80" w:type="dxa"/>
+              <w:bottom w:w="70" w:type="dxa"/>
+              <w:right w:w="80" w:type="dxa"/>
+            </w:tcMar>
+          </w:tcPr>
+          <w:p>
+            <w:pPr>
+              <w:spacing w:after="160"/>
+              <w:jc w:val="center"/>
+            </w:pPr>
+            <w:r>
+              <w:rPr>
+                <w:b/>
+                <w:bCs/>
+                <w:color w:val="FFFFFF"/>
+                <w:sz w:val="17"/>
+                <w:szCs w:val="17"/>
+              </w:rPr>
+              <w:t>Tr. Min</w:t>
+            </w:r>
+          </w:p>
+        </w:tc>
+        <w:tc>
+          <w:tcPr>
+            <w:tcW w:w="780" w:type="dxa"/>
+            <w:tcBorders>
+              <w:top w:val="single" w:sz="1" w:space="0" w:color="999999"/>
+              <w:left w:val="single" w:sz="1" w:space="0" w:color="999999"/>
+              <w:bottom w:val="single" w:sz="1" w:space="0" w:color="999999"/>
+              <w:right w:val="single" w:sz="1" w:space="0" w:color="999999"/>
+            </w:tcBorders>
+            <w:shd w:val="clear" w:color="auto" w:fill="2E5C8A"/>
+            <w:tcMar>
+              <w:top w:w="70" w:type="dxa"/>
+              <w:left w:w="80" w:type="dxa"/>
+              <w:bottom w:w="70" w:type="dxa"/>
+              <w:right w:w="80" w:type="dxa"/>
+            </w:tcMar>
+          </w:tcPr>
+          <w:p>
+            <w:pPr>
+              <w:spacing w:after="160"/>
+              <w:jc w:val="center"/>
+            </w:pPr>
+            <w:r>
+              <w:rPr>
+                <w:b/>
+                <w:bCs/>
+                <w:color w:val="FFFFFF"/>
+                <w:sz w:val="17"/>
+                <w:szCs w:val="17"/>
+              </w:rPr>
+              <w:t>Tr. Max</w:t>
+            </w:r>
+          </w:p>
+        </w:tc>
+        <w:tc>
+          <w:tcPr>
+            <w:tcW w:w="850" w:type="dxa"/>
+            <w:tcBorders>
+              <w:top w:val="single" w:sz="1" w:space="0" w:color="999999"/>
+              <w:left w:val="single" w:sz="1" w:space="0" w:color="999999"/>
+              <w:bottom w:val="single" w:sz="1" w:space="0" w:color="999999"/>
+              <w:right w:val="single" w:sz="1" w:space="0" w:color="999999"/>
+            </w:tcBorders>
+            <w:shd w:val="clear" w:color="auto" w:fill="2E5C8A"/>
+            <w:tcMar>
+              <w:top w:w="70" w:type="dxa"/>
+              <w:left w:w="80" w:type="dxa"/>
+              <w:bottom w:w="70" w:type="dxa"/>
+              <w:right w:w="80" w:type="dxa"/>
+            </w:tcMar>
+          </w:tcPr>
+          <w:p>
+            <w:pPr>
+              <w:spacing w:after="160"/>
+              <w:jc w:val="center"/>
+            </w:pPr>
+            <w:r>
+              <w:rPr>
+                <w:b/>
+                <w:bCs/>
+                <w:color w:val="FFFFFF"/>
+                <w:sz w:val="17"/>
+                <w:szCs w:val="17"/>
+              </w:rPr>
+              <w:t>Te. Mean</w:t>
+            </w:r>
+          </w:p>
+        </w:tc>
+        <w:tc>
+          <w:tcPr>
+            <w:tcW w:w="780" w:type="dxa"/>
+            <w:tcBorders>
+              <w:top w:val="single" w:sz="1" w:space="0" w:color="999999"/>
+              <w:left w:val="single" w:sz="1" w:space="0" w:color="999999"/>
+              <w:bottom w:val="single" w:sz="1" w:space="0" w:color="999999"/>
+              <w:right w:val="single" w:sz="1" w:space="0" w:color="999999"/>
+            </w:tcBorders>
+            <w:shd w:val="clear" w:color="auto" w:fill="2E5C8A"/>
+            <w:tcMar>
+              <w:top w:w="70" w:type="dxa"/>
+              <w:left w:w="80" w:type="dxa"/>
+              <w:bottom w:w="70" w:type="dxa"/>
+              <w:right w:w="80" w:type="dxa"/>
+            </w:tcMar>
+          </w:tcPr>
+          <w:p>
+            <w:pPr>
+              <w:spacing w:after="160"/>
+              <w:jc w:val="center"/>
+            </w:pPr>
+            <w:r>
+              <w:rPr>
+                <w:b/>
+                <w:bCs/>
+                <w:color w:val="FFFFFF"/>
+                <w:sz w:val="17"/>
+                <w:szCs w:val="17"/>
+              </w:rPr>
+              <w:t>Te. Std</w:t>
+            </w:r>
+          </w:p>
+        </w:tc>
+        <w:tc>
+          <w:tcPr>
+            <w:tcW w:w="780" w:type="dxa"/>
+            <w:tcBorders>
+              <w:top w:val="single" w:sz="1" w:space="0" w:color="999999"/>
+              <w:left w:val="single" w:sz="1" w:space="0" w:color="999999"/>
+              <w:bottom w:val="single" w:sz="1" w:space="0" w:color="999999"/>
+              <w:right w:val="single" w:sz="1" w:space="0" w:color="999999"/>
+            </w:tcBorders>
+            <w:shd w:val="clear" w:color="auto" w:fill="2E5C8A"/>
+            <w:tcMar>
+              <w:top w:w="70" w:type="dxa"/>
+              <w:left w:w="80" w:type="dxa"/>
+              <w:bottom w:w="70" w:type="dxa"/>
+              <w:right w:w="80" w:type="dxa"/>
+            </w:tcMar>
+          </w:tcPr>
+          <w:p>
+            <w:pPr>
+              <w:spacing w:after="160"/>
+              <w:jc w:val="center"/>
+            </w:pPr>
+            <w:r>
+              <w:rPr>
+                <w:b/>
+                <w:bCs/>
+                <w:color w:val="FFFFFF"/>
+                <w:sz w:val="17"/>
+                <w:szCs w:val="17"/>
+              </w:rPr>
+              <w:t>Te. Min</w:t>
+            </w:r>
+          </w:p>
+        </w:tc>
+        <w:tc>
+          <w:tcPr>
+            <w:tcW w:w="780" w:type="dxa"/>
+            <w:tcBorders>
+              <w:top w:val="single" w:sz="1" w:space="0" w:color="999999"/>
+              <w:left w:val="single" w:sz="1" w:space="0" w:color="999999"/>
+              <w:bottom w:val="single" w:sz="1" w:space="0" w:color="999999"/>
+              <w:right w:val="single" w:sz="1" w:space="0" w:color="999999"/>
+            </w:tcBorders>
+            <w:shd w:val="clear" w:color="auto" w:fill="2E5C8A"/>
+            <w:tcMar>
+              <w:top w:w="70" w:type="dxa"/>
+              <w:left w:w="80" w:type="dxa"/>
+              <w:bottom w:w="70" w:type="dxa"/>
+              <w:right w:w="80" w:type="dxa"/>
+            </w:tcMar>
+          </w:tcPr>
+          <w:p>
+            <w:pPr>
+              <w:spacing w:after="160"/>
+              <w:jc w:val="center"/>
+            </w:pPr>
+            <w:r>
+              <w:rPr>
+                <w:b/>
+                <w:bCs/>
+                <w:color w:val="FFFFFF"/>
+                <w:sz w:val="17"/>
+                <w:szCs w:val="17"/>
+              </w:rPr>
+              <w:t>Te. Max</w:t>
+            </w:r>
+          </w:p>
+        </w:tc>
+      </w:tr>
+      <w:tr>
+        <w:tc>
+          <w:tcPr>
+            <w:tcW w:w="1300" w:type="dxa"/>
+            <w:tcBorders>
+              <w:top w:val="single" w:sz="1" w:space="0" w:color="999999"/>
+              <w:left w:val="single" w:sz="1" w:space="0" w:color="999999"/>
+              <w:bottom w:val="single" w:sz="1" w:space="0" w:color="999999"/>
+              <w:right w:val="single" w:sz="1" w:space="0" w:color="999999"/>
+            </w:tcBorders>
+            <w:shd w:val="clear" w:color="auto" w:fill="EBF0F7"/>
+            <w:tcMar>
+              <w:top w:w="55" w:type="dxa"/>
+              <w:left w:w="80" w:type="dxa"/>
+              <w:bottom w:w="55" w:type="dxa"/>
+              <w:right w:w="80" w:type="dxa"/>
+            </w:tcMar>
+          </w:tcPr>
+          <w:p>
+            <w:pPr>
+              <w:spacing w:after="160"/>
+              <w:jc w:val="center"/>
+              <w:rPr>
+                <w:sz w:val="19"/>
+                <w:szCs w:val="19"/>
+              </w:rPr>
+            </w:pPr>
+            <w:r>
+              <w:rPr>
+                <w:sz w:val="19"/>
+                <w:szCs w:val="19"/>
+              </w:rPr>
+              <w:t>40</w:t>
+            </w:r>
+          </w:p>
+        </w:tc>
+        <w:tc>
+          <w:tcPr>
+            <w:tcW w:w="850" w:type="dxa"/>
+            <w:tcBorders>
+              <w:top w:val="single" w:sz="1" w:space="0" w:color="999999"/>
+              <w:left w:val="single" w:sz="1" w:space="0" w:color="999999"/>
+              <w:bottom w:val="single" w:sz="1" w:space="0" w:color="999999"/>
+              <w:right w:val="single" w:sz="1" w:space="0" w:color="999999"/>
+            </w:tcBorders>
+            <w:shd w:val="clear" w:color="auto" w:fill="EBF0F7"/>
+            <w:tcMar>
+              <w:top w:w="55" w:type="dxa"/>
+              <w:left w:w="80" w:type="dxa"/>
+              <w:bottom w:w="55" w:type="dxa"/>
+              <w:right w:w="80" w:type="dxa"/>
+            </w:tcMar>
+          </w:tcPr>
+          <w:p>
+            <w:pPr>
+              <w:spacing w:after="160"/>
+              <w:jc w:val="center"/>
+              <w:rPr>
+                <w:sz w:val="19"/>
+                <w:szCs w:val="19"/>
+              </w:rPr>
+            </w:pPr>
+            <w:r>
+              <w:rPr>
+                <w:sz w:val="19"/>
+                <w:szCs w:val="19"/>
+              </w:rPr>
+              <w:t>0.5695</w:t>
+            </w:r>
+          </w:p>
+        </w:tc>
+        <w:tc>
+          <w:tcPr>
+            <w:tcW w:w="780" w:type="dxa"/>
+            <w:tcBorders>
+              <w:top w:val="single" w:sz="1" w:space="0" w:color="999999"/>
+              <w:left w:val="single" w:sz="1" w:space="0" w:color="999999"/>
+              <w:bottom w:val="single" w:sz="1" w:space="0" w:color="999999"/>
+              <w:right w:val="single" w:sz="1" w:space="0" w:color="999999"/>
+            </w:tcBorders>
+            <w:shd w:val="clear" w:color="auto" w:fill="EBF0F7"/>
+            <w:tcMar>
+              <w:top w:w="55" w:type="dxa"/>
+              <w:left w:w="80" w:type="dxa"/>
+              <w:bottom w:w="55" w:type="dxa"/>
+              <w:right w:w="80" w:type="dxa"/>
+            </w:tcMar>
+          </w:tcPr>
+          <w:p>
+            <w:pPr>
+              <w:spacing w:after="160"/>
+              <w:jc w:val="center"/>
+              <w:rPr>
+                <w:sz w:val="19"/>
+                <w:szCs w:val="19"/>
+              </w:rPr>
+            </w:pPr>
+            <w:r>
+              <w:rPr>
+                <w:sz w:val="19"/>
+                <w:szCs w:val="19"/>
+              </w:rPr>
+              <w:t>0.00</w:t>
+            </w:r>
+            <w:r>
+              <w:rPr>
+                <w:sz w:val="19"/>
+                <w:szCs w:val="19"/>
+              </w:rPr>
+              <w:t>09</w:t>
+            </w:r>
+          </w:p>
+        </w:tc>
+        <w:tc>
+          <w:tcPr>
+            <w:tcW w:w="780" w:type="dxa"/>
+            <w:tcBorders>
+              <w:top w:val="single" w:sz="1" w:space="0" w:color="999999"/>
+              <w:left w:val="single" w:sz="1" w:space="0" w:color="999999"/>
+              <w:bottom w:val="single" w:sz="1" w:space="0" w:color="999999"/>
+              <w:right w:val="single" w:sz="1" w:space="0" w:color="999999"/>
+            </w:tcBorders>
+            <w:shd w:val="clear" w:color="auto" w:fill="EBF0F7"/>
+            <w:tcMar>
+              <w:top w:w="55" w:type="dxa"/>
+              <w:left w:w="80" w:type="dxa"/>
+              <w:bottom w:w="55" w:type="dxa"/>
+              <w:right w:w="80" w:type="dxa"/>
+            </w:tcMar>
+          </w:tcPr>
+          <w:p>
+            <w:pPr>
+              <w:spacing w:after="160"/>
+              <w:jc w:val="center"/>
+              <w:rPr>
+                <w:sz w:val="19"/>
+                <w:szCs w:val="19"/>
+              </w:rPr>
+            </w:pPr>
+            <w:r>
+              <w:rPr>
+                <w:sz w:val="19"/>
+                <w:szCs w:val="19"/>
+              </w:rPr>
+              <w:t>0.5</w:t>
+            </w:r>
+            <w:r>
+              <w:rPr>
+                <w:sz w:val="19"/>
+                <w:szCs w:val="19"/>
+              </w:rPr>
+              <w:t>685</w:t>
+            </w:r>
+          </w:p>
+        </w:tc>
+        <w:tc>
+          <w:tcPr>
+            <w:tcW w:w="780" w:type="dxa"/>
+            <w:tcBorders>
+              <w:top w:val="single" w:sz="1" w:space="0" w:color="999999"/>
+              <w:left w:val="single" w:sz="1" w:space="0" w:color="999999"/>
+              <w:bottom w:val="single" w:sz="1" w:space="0" w:color="999999"/>
+              <w:right w:val="single" w:sz="1" w:space="0" w:color="999999"/>
+            </w:tcBorders>
+            <w:shd w:val="clear" w:color="auto" w:fill="EBF0F7"/>
+            <w:tcMar>
+              <w:top w:w="55" w:type="dxa"/>
+              <w:left w:w="80" w:type="dxa"/>
+              <w:bottom w:w="55" w:type="dxa"/>
+              <w:right w:w="80" w:type="dxa"/>
+            </w:tcMar>
+          </w:tcPr>
+          <w:p>
+            <w:pPr>
+              <w:spacing w:after="160"/>
+              <w:jc w:val="center"/>
+              <w:rPr>
+                <w:sz w:val="19"/>
+                <w:szCs w:val="19"/>
+              </w:rPr>
+            </w:pPr>
+            <w:r>
+              <w:rPr>
+                <w:sz w:val="19"/>
+                <w:szCs w:val="19"/>
+              </w:rPr>
+              <w:t>0.5</w:t>
+            </w:r>
+            <w:r>
+              <w:rPr>
+                <w:sz w:val="19"/>
+                <w:szCs w:val="19"/>
+              </w:rPr>
+              <w:t>701</w:t>
+            </w:r>
+          </w:p>
+        </w:tc>
+        <w:tc>
+          <w:tcPr>
+            <w:tcW w:w="850" w:type="dxa"/>
+            <w:tcBorders>
+              <w:top w:val="single" w:sz="1" w:space="0" w:color="999999"/>
+              <w:left w:val="single" w:sz="1" w:space="0" w:color="999999"/>
+              <w:bottom w:val="single" w:sz="1" w:space="0" w:color="999999"/>
+              <w:right w:val="single" w:sz="1" w:space="0" w:color="999999"/>
+            </w:tcBorders>
+            <w:shd w:val="clear" w:color="auto" w:fill="EBF0F7"/>
+            <w:tcMar>
+              <w:top w:w="55" w:type="dxa"/>
+              <w:left w:w="80" w:type="dxa"/>
+              <w:bottom w:w="55" w:type="dxa"/>
+              <w:right w:w="80" w:type="dxa"/>
+            </w:tcMar>
+          </w:tcPr>
+          <w:p>
+            <w:pPr>
+              <w:spacing w:after="160"/>
+              <w:jc w:val="center"/>
+              <w:rPr>
+                <w:sz w:val="19"/>
+                <w:szCs w:val="19"/>
+              </w:rPr>
+            </w:pPr>
+            <w:r>
+              <w:rPr>
+                <w:sz w:val="19"/>
+                <w:szCs w:val="19"/>
+              </w:rPr>
+              <w:t>0.5</w:t>
+            </w:r>
+            <w:r>
+              <w:rPr>
+                <w:sz w:val="19"/>
+                <w:szCs w:val="19"/>
+              </w:rPr>
+              <w:t>782</w:t>
+            </w:r>
+          </w:p>
+        </w:tc>
+        <w:tc>
+          <w:tcPr>
+            <w:tcW w:w="780" w:type="dxa"/>
+            <w:tcBorders>
+              <w:top w:val="single" w:sz="1" w:space="0" w:color="999999"/>
+              <w:left w:val="single" w:sz="1" w:space="0" w:color="999999"/>
+              <w:bottom w:val="single" w:sz="1" w:space="0" w:color="999999"/>
+              <w:right w:val="single" w:sz="1" w:space="0" w:color="999999"/>
+            </w:tcBorders>
+            <w:shd w:val="clear" w:color="auto" w:fill="EBF0F7"/>
+            <w:tcMar>
+              <w:top w:w="55" w:type="dxa"/>
+              <w:left w:w="80" w:type="dxa"/>
+              <w:bottom w:w="55" w:type="dxa"/>
+              <w:right w:w="80" w:type="dxa"/>
+            </w:tcMar>
+          </w:tcPr>
+          <w:p>
+            <w:pPr>
+              <w:spacing w:after="160"/>
+              <w:jc w:val="center"/>
+              <w:rPr>
+                <w:sz w:val="19"/>
+                <w:szCs w:val="19"/>
+              </w:rPr>
+            </w:pPr>
+            <w:r>
+              <w:rPr>
+                <w:sz w:val="19"/>
+                <w:szCs w:val="19"/>
+              </w:rPr>
+              <w:t>0.001</w:t>
+            </w:r>
+            <w:r>
+              <w:rPr>
+                <w:sz w:val="19"/>
+                <w:szCs w:val="19"/>
+              </w:rPr>
+              <w:t>9</w:t>
+            </w:r>
+          </w:p>
+        </w:tc>
+        <w:tc>
+          <w:tcPr>
+            <w:tcW w:w="780" w:type="dxa"/>
+            <w:tcBorders>
+              <w:top w:val="single" w:sz="1" w:space="0" w:color="999999"/>
+              <w:left w:val="single" w:sz="1" w:space="0" w:color="999999"/>
+              <w:bottom w:val="single" w:sz="1" w:space="0" w:color="999999"/>
+              <w:right w:val="single" w:sz="1" w:space="0" w:color="999999"/>
+            </w:tcBorders>
+            <w:shd w:val="clear" w:color="auto" w:fill="EBF0F7"/>
+            <w:tcMar>
+              <w:top w:w="55" w:type="dxa"/>
+              <w:left w:w="80" w:type="dxa"/>
+              <w:bottom w:w="55" w:type="dxa"/>
+              <w:right w:w="80" w:type="dxa"/>
+            </w:tcMar>
+          </w:tcPr>
+          <w:p>
+            <w:pPr>
+              <w:spacing w:after="160"/>
+              <w:jc w:val="center"/>
+              <w:rPr>
+                <w:sz w:val="19"/>
+                <w:szCs w:val="19"/>
+              </w:rPr>
+            </w:pPr>
+            <w:r>
+              <w:rPr>
+                <w:sz w:val="19"/>
+                <w:szCs w:val="19"/>
+              </w:rPr>
+              <w:t>0.5</w:t>
+            </w:r>
+            <w:r>
+              <w:rPr>
+                <w:sz w:val="19"/>
+                <w:szCs w:val="19"/>
+              </w:rPr>
+              <w:t>760</w:t>
+            </w:r>
+          </w:p>
+        </w:tc>
+        <w:tc>
+          <w:tcPr>
+            <w:tcW w:w="780" w:type="dxa"/>
+            <w:tcBorders>
+              <w:top w:val="single" w:sz="1" w:space="0" w:color="999999"/>
+              <w:left w:val="single" w:sz="1" w:space="0" w:color="999999"/>
+              <w:bottom w:val="single" w:sz="1" w:space="0" w:color="999999"/>
+              <w:right w:val="single" w:sz="1" w:space="0" w:color="999999"/>
+            </w:tcBorders>
+            <w:shd w:val="clear" w:color="auto" w:fill="EBF0F7"/>
+            <w:tcMar>
+              <w:top w:w="55" w:type="dxa"/>
+              <w:left w:w="80" w:type="dxa"/>
+              <w:bottom w:w="55" w:type="dxa"/>
+              <w:right w:w="80" w:type="dxa"/>
+            </w:tcMar>
+          </w:tcPr>
+          <w:p>
+            <w:pPr>
+              <w:spacing w:after="160"/>
+              <w:jc w:val="center"/>
+              <w:rPr>
+                <w:sz w:val="19"/>
+                <w:szCs w:val="19"/>
+              </w:rPr>
+            </w:pPr>
+            <w:r>
+              <w:rPr>
+                <w:sz w:val="19"/>
+                <w:szCs w:val="19"/>
+              </w:rPr>
+              <w:t>0.57</w:t>
+            </w:r>
+            <w:r>
+              <w:rPr>
+                <w:sz w:val="19"/>
+                <w:szCs w:val="19"/>
+              </w:rPr>
+              <w:t>95</w:t>
+            </w:r>
+          </w:p>
+        </w:tc>
+      </w:tr>
+      <w:tr>
+        <w:tc>
+          <w:tcPr>
+            <w:tcW w:w="1300" w:type="dxa"/>
+            <w:tcBorders>
+              <w:top w:val="single" w:sz="1" w:space="0" w:color="999999"/>
+              <w:left w:val="single" w:sz="1" w:space="0" w:color="999999"/>
+              <w:bottom w:val="single" w:sz="1" w:space="0" w:color="999999"/>
+              <w:right w:val="single" w:sz="1" w:space="0" w:color="999999"/>
+            </w:tcBorders>
+            <w:shd w:val="clear" w:color="auto" w:fill="FFFFFF"/>
+            <w:tcMar>
+              <w:top w:w="55" w:type="dxa"/>
+              <w:left w:w="80" w:type="dxa"/>
+              <w:bottom w:w="55" w:type="dxa"/>
+              <w:right w:w="80" w:type="dxa"/>
+            </w:tcMar>
+          </w:tcPr>
+          <w:p>
+            <w:pPr>
+              <w:spacing w:after="160"/>
+              <w:jc w:val="center"/>
+              <w:rPr>
+                <w:sz w:val="19"/>
+                <w:szCs w:val="19"/>
+              </w:rPr>
+            </w:pPr>
+            <w:r>
+              <w:rPr>
+                <w:sz w:val="19"/>
+                <w:szCs w:val="19"/>
+              </w:rPr>
+              <w:t>80</w:t>
+            </w:r>
+          </w:p>
+        </w:tc>
+        <w:tc>
+          <w:tcPr>
+            <w:tcW w:w="850" w:type="dxa"/>
+            <w:tcBorders>
+              <w:top w:val="single" w:sz="1" w:space="0" w:color="999999"/>
+              <w:left w:val="single" w:sz="1" w:space="0" w:color="999999"/>
+              <w:bottom w:val="single" w:sz="1" w:space="0" w:color="999999"/>
+              <w:right w:val="single" w:sz="1" w:space="0" w:color="999999"/>
+            </w:tcBorders>
+            <w:shd w:val="clear" w:color="auto" w:fill="FFFFFF"/>
+            <w:tcMar>
+              <w:top w:w="55" w:type="dxa"/>
+              <w:left w:w="80" w:type="dxa"/>
+              <w:bottom w:w="55" w:type="dxa"/>
+              <w:right w:w="80" w:type="dxa"/>
+            </w:tcMar>
+          </w:tcPr>
+          <w:p>
+            <w:pPr>
+              <w:spacing w:after="160"/>
+              <w:jc w:val="center"/>
+              <w:rPr>
+                <w:sz w:val="19"/>
+                <w:szCs w:val="19"/>
+              </w:rPr>
+            </w:pPr>
+            <w:r>
+              <w:rPr>
+                <w:sz w:val="19"/>
+                <w:szCs w:val="19"/>
+              </w:rPr>
+              <w:t>0.5</w:t>
+            </w:r>
+            <w:r>
+              <w:rPr>
+                <w:sz w:val="19"/>
+                <w:szCs w:val="19"/>
+              </w:rPr>
+              <w:t>736</w:t>
+            </w:r>
+          </w:p>
+        </w:tc>
+        <w:tc>
+          <w:tcPr>
+            <w:tcW w:w="780" w:type="dxa"/>
+            <w:tcBorders>
+              <w:top w:val="single" w:sz="1" w:space="0" w:color="999999"/>
+              <w:left w:val="single" w:sz="1" w:space="0" w:color="999999"/>
+              <w:bottom w:val="single" w:sz="1" w:space="0" w:color="999999"/>
+              <w:right w:val="single" w:sz="1" w:space="0" w:color="999999"/>
+            </w:tcBorders>
+            <w:shd w:val="clear" w:color="auto" w:fill="FFFFFF"/>
+            <w:tcMar>
+              <w:top w:w="55" w:type="dxa"/>
+              <w:left w:w="80" w:type="dxa"/>
+              <w:bottom w:w="55" w:type="dxa"/>
+              <w:right w:w="80" w:type="dxa"/>
+            </w:tcMar>
+          </w:tcPr>
+          <w:p>
+            <w:pPr>
+              <w:spacing w:after="160"/>
+              <w:jc w:val="center"/>
+              <w:rPr>
+                <w:sz w:val="19"/>
+                <w:szCs w:val="19"/>
+              </w:rPr>
+            </w:pPr>
+            <w:r>
+              <w:rPr>
+                <w:sz w:val="19"/>
+                <w:szCs w:val="19"/>
+              </w:rPr>
+              <w:t>0.00</w:t>
+            </w:r>
+            <w:r>
+              <w:rPr>
+                <w:sz w:val="19"/>
+                <w:szCs w:val="19"/>
+              </w:rPr>
+              <w:t>54</w:t>
+            </w:r>
+          </w:p>
+        </w:tc>
+        <w:tc>
+          <w:tcPr>
+            <w:tcW w:w="780" w:type="dxa"/>
+            <w:tcBorders>
+              <w:top w:val="single" w:sz="1" w:space="0" w:color="999999"/>
+              <w:left w:val="single" w:sz="1" w:space="0" w:color="999999"/>
+              <w:bottom w:val="single" w:sz="1" w:space="0" w:color="999999"/>
+              <w:right w:val="single" w:sz="1" w:space="0" w:color="999999"/>
+            </w:tcBorders>
+            <w:shd w:val="clear" w:color="auto" w:fill="FFFFFF"/>
+            <w:tcMar>
+              <w:top w:w="55" w:type="dxa"/>
+              <w:left w:w="80" w:type="dxa"/>
+              <w:bottom w:w="55" w:type="dxa"/>
+              <w:right w:w="80" w:type="dxa"/>
+            </w:tcMar>
+          </w:tcPr>
+          <w:p>
+            <w:pPr>
+              <w:spacing w:after="160"/>
+              <w:jc w:val="center"/>
+              <w:rPr>
+                <w:sz w:val="19"/>
+                <w:szCs w:val="19"/>
+              </w:rPr>
+            </w:pPr>
+            <w:r>
+              <w:rPr>
+                <w:sz w:val="19"/>
+                <w:szCs w:val="19"/>
+              </w:rPr>
+              <w:t>0.5</w:t>
+            </w:r>
+            <w:r>
+              <w:rPr>
+                <w:sz w:val="19"/>
+                <w:szCs w:val="19"/>
+              </w:rPr>
+              <w:t>690</w:t>
+            </w:r>
+          </w:p>
+        </w:tc>
+        <w:tc>
+          <w:tcPr>
+            <w:tcW w:w="780" w:type="dxa"/>
+            <w:tcBorders>
+              <w:top w:val="single" w:sz="1" w:space="0" w:color="999999"/>
+              <w:left w:val="single" w:sz="1" w:space="0" w:color="999999"/>
+              <w:bottom w:val="single" w:sz="1" w:space="0" w:color="999999"/>
+              <w:right w:val="single" w:sz="1" w:space="0" w:color="999999"/>
+            </w:tcBorders>
+            <w:shd w:val="clear" w:color="auto" w:fill="FFFFFF"/>
+            <w:tcMar>
+              <w:top w:w="55" w:type="dxa"/>
+              <w:left w:w="80" w:type="dxa"/>
+              <w:bottom w:w="55" w:type="dxa"/>
+              <w:right w:w="80" w:type="dxa"/>
+            </w:tcMar>
+          </w:tcPr>
+          <w:p>
+            <w:pPr>
+              <w:spacing w:after="160"/>
+              <w:jc w:val="center"/>
+              <w:rPr>
+                <w:sz w:val="19"/>
+                <w:szCs w:val="19"/>
+              </w:rPr>
+            </w:pPr>
+            <w:r>
+              <w:rPr>
+                <w:sz w:val="19"/>
+                <w:szCs w:val="19"/>
+              </w:rPr>
+              <w:t>0.579</w:t>
+            </w:r>
+            <w:r>
+              <w:rPr>
+                <w:sz w:val="19"/>
+                <w:szCs w:val="19"/>
+              </w:rPr>
+              <w:t>5</w:t>
+            </w:r>
+          </w:p>
+        </w:tc>
+        <w:tc>
+          <w:tcPr>
+            <w:tcW w:w="850" w:type="dxa"/>
+            <w:tcBorders>
+              <w:top w:val="single" w:sz="1" w:space="0" w:color="999999"/>
+              <w:left w:val="single" w:sz="1" w:space="0" w:color="999999"/>
+              <w:bottom w:val="single" w:sz="1" w:space="0" w:color="999999"/>
+              <w:right w:val="single" w:sz="1" w:space="0" w:color="999999"/>
+            </w:tcBorders>
+            <w:shd w:val="clear" w:color="auto" w:fill="FFFFFF"/>
+            <w:tcMar>
+              <w:top w:w="55" w:type="dxa"/>
+              <w:left w:w="80" w:type="dxa"/>
+              <w:bottom w:w="55" w:type="dxa"/>
+              <w:right w:w="80" w:type="dxa"/>
+            </w:tcMar>
+          </w:tcPr>
+          <w:p>
+            <w:pPr>
+              <w:spacing w:after="160"/>
+              <w:jc w:val="center"/>
+              <w:rPr>
+                <w:sz w:val="19"/>
+                <w:szCs w:val="19"/>
+              </w:rPr>
+            </w:pPr>
+            <w:r>
+              <w:rPr>
+                <w:sz w:val="19"/>
+                <w:szCs w:val="19"/>
+              </w:rPr>
+              <w:t>0.5</w:t>
+            </w:r>
+            <w:r>
+              <w:rPr>
+                <w:sz w:val="19"/>
+                <w:szCs w:val="19"/>
+              </w:rPr>
+              <w:t>803</w:t>
+            </w:r>
+          </w:p>
+        </w:tc>
+        <w:tc>
+          <w:tcPr>
+            <w:tcW w:w="780" w:type="dxa"/>
+            <w:tcBorders>
+              <w:top w:val="single" w:sz="1" w:space="0" w:color="999999"/>
+              <w:left w:val="single" w:sz="1" w:space="0" w:color="999999"/>
+              <w:bottom w:val="single" w:sz="1" w:space="0" w:color="999999"/>
+              <w:right w:val="single" w:sz="1" w:space="0" w:color="999999"/>
+            </w:tcBorders>
+            <w:shd w:val="clear" w:color="auto" w:fill="FFFFFF"/>
+            <w:tcMar>
+              <w:top w:w="55" w:type="dxa"/>
+              <w:left w:w="80" w:type="dxa"/>
+              <w:bottom w:w="55" w:type="dxa"/>
+              <w:right w:w="80" w:type="dxa"/>
+            </w:tcMar>
+          </w:tcPr>
+          <w:p>
+            <w:pPr>
+              <w:spacing w:after="160"/>
+              <w:jc w:val="center"/>
+              <w:rPr>
+                <w:sz w:val="19"/>
+                <w:szCs w:val="19"/>
+              </w:rPr>
+            </w:pPr>
+            <w:r>
+              <w:rPr>
+                <w:sz w:val="19"/>
+                <w:szCs w:val="19"/>
+              </w:rPr>
+              <w:t>0.0042</w:t>
+            </w:r>
+          </w:p>
+        </w:tc>
+        <w:tc>
+          <w:tcPr>
+            <w:tcW w:w="780" w:type="dxa"/>
+            <w:tcBorders>
+              <w:top w:val="single" w:sz="1" w:space="0" w:color="999999"/>
+              <w:left w:val="single" w:sz="1" w:space="0" w:color="999999"/>
+              <w:bottom w:val="single" w:sz="1" w:space="0" w:color="999999"/>
+              <w:right w:val="single" w:sz="1" w:space="0" w:color="999999"/>
+            </w:tcBorders>
+            <w:shd w:val="clear" w:color="auto" w:fill="FFFFFF"/>
+            <w:tcMar>
+              <w:top w:w="55" w:type="dxa"/>
+              <w:left w:w="80" w:type="dxa"/>
+              <w:bottom w:w="55" w:type="dxa"/>
+              <w:right w:w="80" w:type="dxa"/>
+            </w:tcMar>
+          </w:tcPr>
+          <w:p>
+            <w:pPr>
+              <w:spacing w:after="160"/>
+              <w:jc w:val="center"/>
+              <w:rPr>
+                <w:sz w:val="19"/>
+                <w:szCs w:val="19"/>
+              </w:rPr>
+            </w:pPr>
+            <w:r>
+              <w:rPr>
+                <w:sz w:val="19"/>
+                <w:szCs w:val="19"/>
+              </w:rPr>
+              <w:t>0.5</w:t>
+            </w:r>
+            <w:r>
+              <w:rPr>
+                <w:sz w:val="19"/>
+                <w:szCs w:val="19"/>
+              </w:rPr>
+              <w:t>755</w:t>
+            </w:r>
+          </w:p>
+        </w:tc>
+        <w:tc>
+          <w:tcPr>
+            <w:tcW w:w="780" w:type="dxa"/>
+            <w:tcBorders>
+              <w:top w:val="single" w:sz="1" w:space="0" w:color="999999"/>
+              <w:left w:val="single" w:sz="1" w:space="0" w:color="999999"/>
+              <w:bottom w:val="single" w:sz="1" w:space="0" w:color="999999"/>
+              <w:right w:val="single" w:sz="1" w:space="0" w:color="999999"/>
+            </w:tcBorders>
+            <w:shd w:val="clear" w:color="auto" w:fill="FFFFFF"/>
+            <w:tcMar>
+              <w:top w:w="55" w:type="dxa"/>
+              <w:left w:w="80" w:type="dxa"/>
+              <w:bottom w:w="55" w:type="dxa"/>
+              <w:right w:w="80" w:type="dxa"/>
+            </w:tcMar>
+          </w:tcPr>
+          <w:p>
+            <w:pPr>
+              <w:spacing w:after="160"/>
+              <w:jc w:val="center"/>
+              <w:rPr>
+                <w:sz w:val="19"/>
+                <w:szCs w:val="19"/>
+              </w:rPr>
+            </w:pPr>
+            <w:r>
+              <w:rPr>
+                <w:sz w:val="19"/>
+                <w:szCs w:val="19"/>
+              </w:rPr>
+              <w:t>0.5</w:t>
+            </w:r>
+            <w:r>
+              <w:rPr>
+                <w:sz w:val="19"/>
+                <w:szCs w:val="19"/>
+              </w:rPr>
+              <w:t>830</w:t>
+            </w:r>
+          </w:p>
+        </w:tc>
+      </w:tr>
+      <w:tr>
+        <w:tc>
+          <w:tcPr>
+            <w:tcW w:w="1300" w:type="dxa"/>
+            <w:tcBorders>
+              <w:top w:val="single" w:sz="1" w:space="0" w:color="999999"/>
+              <w:left w:val="single" w:sz="1" w:space="0" w:color="999999"/>
+              <w:bottom w:val="single" w:sz="1" w:space="0" w:color="999999"/>
+              <w:right w:val="single" w:sz="1" w:space="0" w:color="999999"/>
+            </w:tcBorders>
+            <w:shd w:val="clear" w:color="auto" w:fill="EBF0F7"/>
+            <w:tcMar>
+              <w:top w:w="55" w:type="dxa"/>
+              <w:left w:w="80" w:type="dxa"/>
+              <w:bottom w:w="55" w:type="dxa"/>
+              <w:right w:w="80" w:type="dxa"/>
+            </w:tcMar>
+          </w:tcPr>
+          <w:p>
+            <w:pPr>
+              <w:spacing w:after="160"/>
+              <w:jc w:val="center"/>
+              <w:rPr>
+                <w:sz w:val="19"/>
+                <w:szCs w:val="19"/>
+              </w:rPr>
+            </w:pPr>
+            <w:r>
+              <w:rPr>
+                <w:sz w:val="19"/>
+                <w:szCs w:val="19"/>
+              </w:rPr>
+              <w:t>150</w:t>
+            </w:r>
+          </w:p>
+        </w:tc>
+        <w:tc>
+          <w:tcPr>
+            <w:tcW w:w="850" w:type="dxa"/>
+            <w:tcBorders>
+              <w:top w:val="single" w:sz="1" w:space="0" w:color="999999"/>
+              <w:left w:val="single" w:sz="1" w:space="0" w:color="999999"/>
+              <w:bottom w:val="single" w:sz="1" w:space="0" w:color="999999"/>
+              <w:right w:val="single" w:sz="1" w:space="0" w:color="999999"/>
+            </w:tcBorders>
+            <w:shd w:val="clear" w:color="auto" w:fill="EBF0F7"/>
+            <w:tcMar>
+              <w:top w:w="55" w:type="dxa"/>
+              <w:left w:w="80" w:type="dxa"/>
+              <w:bottom w:w="55" w:type="dxa"/>
+              <w:right w:w="80" w:type="dxa"/>
+            </w:tcMar>
+          </w:tcPr>
+          <w:p>
+            <w:pPr>
+              <w:spacing w:after="160"/>
+              <w:jc w:val="center"/>
+              <w:rPr>
+                <w:sz w:val="19"/>
+                <w:szCs w:val="19"/>
+              </w:rPr>
+            </w:pPr>
+            <w:r>
+              <w:rPr>
+                <w:sz w:val="19"/>
+                <w:szCs w:val="19"/>
+              </w:rPr>
+              <w:t>0.57</w:t>
+            </w:r>
+            <w:r>
+              <w:rPr>
+                <w:sz w:val="19"/>
+                <w:szCs w:val="19"/>
+              </w:rPr>
+              <w:t>72</w:t>
+            </w:r>
+          </w:p>
+        </w:tc>
+        <w:tc>
+          <w:tcPr>
+            <w:tcW w:w="780" w:type="dxa"/>
+            <w:tcBorders>
+              <w:top w:val="single" w:sz="1" w:space="0" w:color="999999"/>
+              <w:left w:val="single" w:sz="1" w:space="0" w:color="999999"/>
+              <w:bottom w:val="single" w:sz="1" w:space="0" w:color="999999"/>
+              <w:right w:val="single" w:sz="1" w:space="0" w:color="999999"/>
+            </w:tcBorders>
+            <w:shd w:val="clear" w:color="auto" w:fill="EBF0F7"/>
+            <w:tcMar>
+              <w:top w:w="55" w:type="dxa"/>
+              <w:left w:w="80" w:type="dxa"/>
+              <w:bottom w:w="55" w:type="dxa"/>
+              <w:right w:w="80" w:type="dxa"/>
+            </w:tcMar>
+          </w:tcPr>
+          <w:p>
+            <w:pPr>
+              <w:spacing w:after="160"/>
+              <w:jc w:val="center"/>
+              <w:rPr>
+                <w:sz w:val="19"/>
+                <w:szCs w:val="19"/>
+              </w:rPr>
+            </w:pPr>
+            <w:r>
+              <w:rPr>
+                <w:sz w:val="19"/>
+                <w:szCs w:val="19"/>
+              </w:rPr>
+              <w:t>0.00</w:t>
+            </w:r>
+            <w:r>
+              <w:rPr>
+                <w:sz w:val="19"/>
+                <w:szCs w:val="19"/>
+              </w:rPr>
+              <w:t>58</w:t>
+            </w:r>
+          </w:p>
+        </w:tc>
+        <w:tc>
+          <w:tcPr>
+            <w:tcW w:w="780" w:type="dxa"/>
+            <w:tcBorders>
+              <w:top w:val="single" w:sz="1" w:space="0" w:color="999999"/>
+              <w:left w:val="single" w:sz="1" w:space="0" w:color="999999"/>
+              <w:bottom w:val="single" w:sz="1" w:space="0" w:color="999999"/>
+              <w:right w:val="single" w:sz="1" w:space="0" w:color="999999"/>
+            </w:tcBorders>
+            <w:shd w:val="clear" w:color="auto" w:fill="EBF0F7"/>
+            <w:tcMar>
+              <w:top w:w="55" w:type="dxa"/>
+              <w:left w:w="80" w:type="dxa"/>
+              <w:bottom w:w="55" w:type="dxa"/>
+              <w:right w:w="80" w:type="dxa"/>
+            </w:tcMar>
+          </w:tcPr>
+          <w:p>
+            <w:pPr>
+              <w:spacing w:after="160"/>
+              <w:jc w:val="center"/>
+              <w:rPr>
+                <w:sz w:val="19"/>
+                <w:szCs w:val="19"/>
+              </w:rPr>
+            </w:pPr>
+            <w:r>
+              <w:rPr>
+                <w:sz w:val="19"/>
+                <w:szCs w:val="19"/>
+              </w:rPr>
+              <w:t>0.57</w:t>
+            </w:r>
+            <w:r>
+              <w:rPr>
+                <w:sz w:val="19"/>
+                <w:szCs w:val="19"/>
+              </w:rPr>
+              <w:t>37</w:t>
+            </w:r>
+          </w:p>
+        </w:tc>
+        <w:tc>
+          <w:tcPr>
+            <w:tcW w:w="780" w:type="dxa"/>
+            <w:tcBorders>
+              <w:top w:val="single" w:sz="1" w:space="0" w:color="999999"/>
+              <w:left w:val="single" w:sz="1" w:space="0" w:color="999999"/>
+              <w:bottom w:val="single" w:sz="1" w:space="0" w:color="999999"/>
+              <w:right w:val="single" w:sz="1" w:space="0" w:color="999999"/>
+            </w:tcBorders>
+            <w:shd w:val="clear" w:color="auto" w:fill="EBF0F7"/>
+            <w:tcMar>
+              <w:top w:w="55" w:type="dxa"/>
+              <w:left w:w="80" w:type="dxa"/>
+              <w:bottom w:w="55" w:type="dxa"/>
+              <w:right w:w="80" w:type="dxa"/>
+            </w:tcMar>
+          </w:tcPr>
+          <w:p>
+            <w:pPr>
+              <w:spacing w:after="160"/>
+              <w:jc w:val="center"/>
+              <w:rPr>
+                <w:sz w:val="19"/>
+                <w:szCs w:val="19"/>
+              </w:rPr>
+            </w:pPr>
+            <w:r>
+              <w:rPr>
+                <w:sz w:val="19"/>
+                <w:szCs w:val="19"/>
+              </w:rPr>
+              <w:t>0.583</w:t>
+            </w:r>
+            <w:r>
+              <w:rPr>
+                <w:sz w:val="19"/>
+                <w:szCs w:val="19"/>
+              </w:rPr>
+              <w:t>9</w:t>
+            </w:r>
+          </w:p>
+        </w:tc>
+        <w:tc>
+          <w:tcPr>
+            <w:tcW w:w="850" w:type="dxa"/>
+            <w:tcBorders>
+              <w:top w:val="single" w:sz="1" w:space="0" w:color="999999"/>
+              <w:left w:val="single" w:sz="1" w:space="0" w:color="999999"/>
+              <w:bottom w:val="single" w:sz="1" w:space="0" w:color="999999"/>
+              <w:right w:val="single" w:sz="1" w:space="0" w:color="999999"/>
+            </w:tcBorders>
+            <w:shd w:val="clear" w:color="auto" w:fill="EBF0F7"/>
+            <w:tcMar>
+              <w:top w:w="55" w:type="dxa"/>
+              <w:left w:w="80" w:type="dxa"/>
+              <w:bottom w:w="55" w:type="dxa"/>
+              <w:right w:w="80" w:type="dxa"/>
+            </w:tcMar>
+          </w:tcPr>
+          <w:p>
+            <w:pPr>
+              <w:spacing w:after="160"/>
+              <w:jc w:val="center"/>
+              <w:rPr>
+                <w:sz w:val="19"/>
+                <w:szCs w:val="19"/>
+              </w:rPr>
+            </w:pPr>
+            <w:r>
+              <w:rPr>
+                <w:sz w:val="19"/>
+                <w:szCs w:val="19"/>
+              </w:rPr>
+              <w:t>0.57</w:t>
+            </w:r>
+            <w:r>
+              <w:rPr>
+                <w:sz w:val="19"/>
+                <w:szCs w:val="19"/>
+              </w:rPr>
+              <w:t>88</w:t>
+            </w:r>
+          </w:p>
+        </w:tc>
+        <w:tc>
+          <w:tcPr>
+            <w:tcW w:w="780" w:type="dxa"/>
+            <w:tcBorders>
+              <w:top w:val="single" w:sz="1" w:space="0" w:color="999999"/>
+              <w:left w:val="single" w:sz="1" w:space="0" w:color="999999"/>
+              <w:bottom w:val="single" w:sz="1" w:space="0" w:color="999999"/>
+              <w:right w:val="single" w:sz="1" w:space="0" w:color="999999"/>
+            </w:tcBorders>
+            <w:shd w:val="clear" w:color="auto" w:fill="EBF0F7"/>
+            <w:tcMar>
+              <w:top w:w="55" w:type="dxa"/>
+              <w:left w:w="80" w:type="dxa"/>
+              <w:bottom w:w="55" w:type="dxa"/>
+              <w:right w:w="80" w:type="dxa"/>
+            </w:tcMar>
+          </w:tcPr>
+          <w:p>
+            <w:pPr>
+              <w:spacing w:after="160"/>
+              <w:jc w:val="center"/>
+              <w:rPr>
+                <w:sz w:val="19"/>
+                <w:szCs w:val="19"/>
+              </w:rPr>
+            </w:pPr>
+            <w:r>
+              <w:rPr>
+                <w:sz w:val="19"/>
+                <w:szCs w:val="19"/>
+              </w:rPr>
+              <w:t>0.00</w:t>
+            </w:r>
+            <w:r>
+              <w:rPr>
+                <w:sz w:val="19"/>
+                <w:szCs w:val="19"/>
+              </w:rPr>
+              <w:t>66</w:t>
+            </w:r>
+          </w:p>
+        </w:tc>
+        <w:tc>
+          <w:tcPr>
+            <w:tcW w:w="780" w:type="dxa"/>
+            <w:tcBorders>
+              <w:top w:val="single" w:sz="1" w:space="0" w:color="999999"/>
+              <w:left w:val="single" w:sz="1" w:space="0" w:color="999999"/>
+              <w:bottom w:val="single" w:sz="1" w:space="0" w:color="999999"/>
+              <w:right w:val="single" w:sz="1" w:space="0" w:color="999999"/>
+            </w:tcBorders>
+            <w:shd w:val="clear" w:color="auto" w:fill="EBF0F7"/>
+            <w:tcMar>
+              <w:top w:w="55" w:type="dxa"/>
+              <w:left w:w="80" w:type="dxa"/>
+              <w:bottom w:w="55" w:type="dxa"/>
+              <w:right w:w="80" w:type="dxa"/>
+            </w:tcMar>
+          </w:tcPr>
+          <w:p>
+            <w:pPr>
+              <w:spacing w:after="160"/>
+              <w:jc w:val="center"/>
+              <w:rPr>
+                <w:sz w:val="19"/>
+                <w:szCs w:val="19"/>
+              </w:rPr>
+            </w:pPr>
+            <w:r>
+              <w:rPr>
+                <w:sz w:val="19"/>
+                <w:szCs w:val="19"/>
+              </w:rPr>
+              <w:t>0.5</w:t>
+            </w:r>
+            <w:r>
+              <w:rPr>
+                <w:sz w:val="19"/>
+                <w:szCs w:val="19"/>
+              </w:rPr>
+              <w:t>750</w:t>
+            </w:r>
+          </w:p>
+        </w:tc>
+        <w:tc>
+          <w:tcPr>
+            <w:tcW w:w="780" w:type="dxa"/>
+            <w:tcBorders>
+              <w:top w:val="single" w:sz="1" w:space="0" w:color="999999"/>
+              <w:left w:val="single" w:sz="1" w:space="0" w:color="999999"/>
+              <w:bottom w:val="single" w:sz="1" w:space="0" w:color="999999"/>
+              <w:right w:val="single" w:sz="1" w:space="0" w:color="999999"/>
+            </w:tcBorders>
+            <w:shd w:val="clear" w:color="auto" w:fill="EBF0F7"/>
+            <w:tcMar>
+              <w:top w:w="55" w:type="dxa"/>
+              <w:left w:w="80" w:type="dxa"/>
+              <w:bottom w:w="55" w:type="dxa"/>
+              <w:right w:w="80" w:type="dxa"/>
+            </w:tcMar>
+          </w:tcPr>
+          <w:p>
+            <w:pPr>
+              <w:spacing w:after="160"/>
+              <w:jc w:val="center"/>
+              <w:rPr>
+                <w:sz w:val="19"/>
+                <w:szCs w:val="19"/>
+              </w:rPr>
+            </w:pPr>
+            <w:r>
+              <w:rPr>
+                <w:sz w:val="19"/>
+                <w:szCs w:val="19"/>
+              </w:rPr>
+              <w:t>0.5</w:t>
+            </w:r>
+            <w:r>
+              <w:rPr>
+                <w:sz w:val="19"/>
+                <w:szCs w:val="19"/>
+              </w:rPr>
+              <w:t>865</w:t>
+            </w:r>
+          </w:p>
+        </w:tc>
+      </w:tr>
+      <w:tr>
+        <w:tc>
+          <w:tcPr>
+            <w:tcW w:w="1300" w:type="dxa"/>
+            <w:tcBorders>
+              <w:top w:val="single" w:sz="1" w:space="0" w:color="999999"/>
+              <w:left w:val="single" w:sz="1" w:space="0" w:color="999999"/>
+              <w:bottom w:val="single" w:sz="1" w:space="0" w:color="999999"/>
+              <w:right w:val="single" w:sz="1" w:space="0" w:color="999999"/>
+            </w:tcBorders>
+            <w:shd w:val="clear" w:color="auto" w:fill="FFFFFF"/>
+            <w:tcMar>
+              <w:top w:w="55" w:type="dxa"/>
+              <w:left w:w="80" w:type="dxa"/>
+              <w:bottom w:w="55" w:type="dxa"/>
+              <w:right w:w="80" w:type="dxa"/>
+            </w:tcMar>
+          </w:tcPr>
+          <w:p>
+            <w:pPr>
+              <w:spacing w:after="160"/>
+              <w:jc w:val="center"/>
+              <w:rPr>
+                <w:sz w:val="19"/>
+                <w:szCs w:val="19"/>
+              </w:rPr>
+            </w:pPr>
+            <w:r>
+              <w:rPr>
+                <w:sz w:val="19"/>
+                <w:szCs w:val="19"/>
+              </w:rPr>
+              <w:t>200</w:t>
+            </w:r>
+          </w:p>
+        </w:tc>
+        <w:tc>
+          <w:tcPr>
+            <w:tcW w:w="850" w:type="dxa"/>
+            <w:tcBorders>
+              <w:top w:val="single" w:sz="1" w:space="0" w:color="999999"/>
+              <w:left w:val="single" w:sz="1" w:space="0" w:color="999999"/>
+              <w:bottom w:val="single" w:sz="1" w:space="0" w:color="999999"/>
+              <w:right w:val="single" w:sz="1" w:space="0" w:color="999999"/>
+            </w:tcBorders>
+            <w:shd w:val="clear" w:color="auto" w:fill="FFFFFF"/>
+            <w:tcMar>
+              <w:top w:w="55" w:type="dxa"/>
+              <w:left w:w="80" w:type="dxa"/>
+              <w:bottom w:w="55" w:type="dxa"/>
+              <w:right w:w="80" w:type="dxa"/>
+            </w:tcMar>
+          </w:tcPr>
+          <w:p>
+            <w:pPr>
+              <w:spacing w:after="160"/>
+              <w:jc w:val="center"/>
+              <w:rPr>
+                <w:sz w:val="19"/>
+                <w:szCs w:val="19"/>
+              </w:rPr>
+            </w:pPr>
+            <w:r>
+              <w:rPr>
+                <w:sz w:val="19"/>
+                <w:szCs w:val="19"/>
+              </w:rPr>
+              <w:t>0.57</w:t>
+            </w:r>
+            <w:r>
+              <w:rPr>
+                <w:sz w:val="19"/>
+                <w:szCs w:val="19"/>
+              </w:rPr>
+              <w:t>82</w:t>
+            </w:r>
+          </w:p>
+        </w:tc>
+        <w:tc>
+          <w:tcPr>
+            <w:tcW w:w="780" w:type="dxa"/>
+            <w:tcBorders>
+              <w:top w:val="single" w:sz="1" w:space="0" w:color="999999"/>
+              <w:left w:val="single" w:sz="1" w:space="0" w:color="999999"/>
+              <w:bottom w:val="single" w:sz="1" w:space="0" w:color="999999"/>
+              <w:right w:val="single" w:sz="1" w:space="0" w:color="999999"/>
+            </w:tcBorders>
+            <w:shd w:val="clear" w:color="auto" w:fill="FFFFFF"/>
+            <w:tcMar>
+              <w:top w:w="55" w:type="dxa"/>
+              <w:left w:w="80" w:type="dxa"/>
+              <w:bottom w:w="55" w:type="dxa"/>
+              <w:right w:w="80" w:type="dxa"/>
+            </w:tcMar>
+          </w:tcPr>
+          <w:p>
+            <w:pPr>
+              <w:spacing w:after="160"/>
+              <w:jc w:val="center"/>
+              <w:rPr>
+                <w:sz w:val="19"/>
+                <w:szCs w:val="19"/>
+              </w:rPr>
+            </w:pPr>
+            <w:r>
+              <w:rPr>
+                <w:sz w:val="19"/>
+                <w:szCs w:val="19"/>
+              </w:rPr>
+              <w:t>0.00</w:t>
+            </w:r>
+            <w:r>
+              <w:rPr>
+                <w:sz w:val="19"/>
+                <w:szCs w:val="19"/>
+              </w:rPr>
+              <w:t>47</w:t>
+            </w:r>
+          </w:p>
+        </w:tc>
+        <w:tc>
+          <w:tcPr>
+            <w:tcW w:w="780" w:type="dxa"/>
+            <w:tcBorders>
+              <w:top w:val="single" w:sz="1" w:space="0" w:color="999999"/>
+              <w:left w:val="single" w:sz="1" w:space="0" w:color="999999"/>
+              <w:bottom w:val="single" w:sz="1" w:space="0" w:color="999999"/>
+              <w:right w:val="single" w:sz="1" w:space="0" w:color="999999"/>
+            </w:tcBorders>
+            <w:shd w:val="clear" w:color="auto" w:fill="FFFFFF"/>
+            <w:tcMar>
+              <w:top w:w="55" w:type="dxa"/>
+              <w:left w:w="80" w:type="dxa"/>
+              <w:bottom w:w="55" w:type="dxa"/>
+              <w:right w:w="80" w:type="dxa"/>
+            </w:tcMar>
+          </w:tcPr>
+          <w:p>
+            <w:pPr>
+              <w:spacing w:after="160"/>
+              <w:jc w:val="center"/>
+              <w:rPr>
+                <w:sz w:val="19"/>
+                <w:szCs w:val="19"/>
+              </w:rPr>
+            </w:pPr>
+            <w:r>
+              <w:rPr>
+                <w:sz w:val="19"/>
+                <w:szCs w:val="19"/>
+              </w:rPr>
+              <w:t>0.57</w:t>
+            </w:r>
+            <w:r>
+              <w:rPr>
+                <w:sz w:val="19"/>
+                <w:szCs w:val="19"/>
+              </w:rPr>
+              <w:t>47</w:t>
+            </w:r>
+          </w:p>
+        </w:tc>
+        <w:tc>
+          <w:tcPr>
+            <w:tcW w:w="780" w:type="dxa"/>
+            <w:tcBorders>
+              <w:top w:val="single" w:sz="1" w:space="0" w:color="999999"/>
+              <w:left w:val="single" w:sz="1" w:space="0" w:color="999999"/>
+              <w:bottom w:val="single" w:sz="1" w:space="0" w:color="999999"/>
+              <w:right w:val="single" w:sz="1" w:space="0" w:color="999999"/>
+            </w:tcBorders>
+            <w:shd w:val="clear" w:color="auto" w:fill="FFFFFF"/>
+            <w:tcMar>
+              <w:top w:w="55" w:type="dxa"/>
+              <w:left w:w="80" w:type="dxa"/>
+              <w:bottom w:w="55" w:type="dxa"/>
+              <w:right w:w="80" w:type="dxa"/>
+            </w:tcMar>
+          </w:tcPr>
+          <w:p>
+            <w:pPr>
+              <w:spacing w:after="160"/>
+              <w:jc w:val="center"/>
+              <w:rPr>
+                <w:sz w:val="19"/>
+                <w:szCs w:val="19"/>
+              </w:rPr>
+            </w:pPr>
+            <w:r>
+              <w:rPr>
+                <w:sz w:val="19"/>
+                <w:szCs w:val="19"/>
+              </w:rPr>
+              <w:t>0.58</w:t>
+            </w:r>
+            <w:r>
+              <w:rPr>
+                <w:sz w:val="19"/>
+                <w:szCs w:val="19"/>
+              </w:rPr>
+              <w:t>35</w:t>
+            </w:r>
+          </w:p>
+        </w:tc>
+        <w:tc>
+          <w:tcPr>
+            <w:tcW w:w="850" w:type="dxa"/>
+            <w:tcBorders>
+              <w:top w:val="single" w:sz="1" w:space="0" w:color="999999"/>
+              <w:left w:val="single" w:sz="1" w:space="0" w:color="999999"/>
+              <w:bottom w:val="single" w:sz="1" w:space="0" w:color="999999"/>
+              <w:right w:val="single" w:sz="1" w:space="0" w:color="999999"/>
+            </w:tcBorders>
+            <w:shd w:val="clear" w:color="auto" w:fill="FFFFFF"/>
+            <w:tcMar>
+              <w:top w:w="55" w:type="dxa"/>
+              <w:left w:w="80" w:type="dxa"/>
+              <w:bottom w:w="55" w:type="dxa"/>
+              <w:right w:w="80" w:type="dxa"/>
+            </w:tcMar>
+          </w:tcPr>
+          <w:p>
+            <w:pPr>
+              <w:spacing w:after="160"/>
+              <w:jc w:val="center"/>
+              <w:rPr>
+                <w:sz w:val="19"/>
+                <w:szCs w:val="19"/>
+              </w:rPr>
+            </w:pPr>
+            <w:r>
+              <w:rPr>
+                <w:sz w:val="19"/>
+                <w:szCs w:val="19"/>
+              </w:rPr>
+              <w:t>0.5</w:t>
+            </w:r>
+            <w:r>
+              <w:rPr>
+                <w:sz w:val="19"/>
+                <w:szCs w:val="19"/>
+              </w:rPr>
+              <w:t>775</w:t>
+            </w:r>
+          </w:p>
+        </w:tc>
+        <w:tc>
+          <w:tcPr>
+            <w:tcW w:w="780" w:type="dxa"/>
+            <w:tcBorders>
+              <w:top w:val="single" w:sz="1" w:space="0" w:color="999999"/>
+              <w:left w:val="single" w:sz="1" w:space="0" w:color="999999"/>
+              <w:bottom w:val="single" w:sz="1" w:space="0" w:color="999999"/>
+              <w:right w:val="single" w:sz="1" w:space="0" w:color="999999"/>
+            </w:tcBorders>
+            <w:shd w:val="clear" w:color="auto" w:fill="FFFFFF"/>
+            <w:tcMar>
+              <w:top w:w="55" w:type="dxa"/>
+              <w:left w:w="80" w:type="dxa"/>
+              <w:bottom w:w="55" w:type="dxa"/>
+              <w:right w:w="80" w:type="dxa"/>
+            </w:tcMar>
+          </w:tcPr>
+          <w:p>
+            <w:pPr>
+              <w:spacing w:after="160"/>
+              <w:jc w:val="center"/>
+              <w:rPr>
+                <w:sz w:val="19"/>
+                <w:szCs w:val="19"/>
+              </w:rPr>
+            </w:pPr>
+            <w:r>
+              <w:rPr>
+                <w:sz w:val="19"/>
+                <w:szCs w:val="19"/>
+              </w:rPr>
+              <w:t>0.00</w:t>
+            </w:r>
+            <w:r>
+              <w:rPr>
+                <w:sz w:val="19"/>
+                <w:szCs w:val="19"/>
+              </w:rPr>
+              <w:t>85</w:t>
+            </w:r>
+          </w:p>
+        </w:tc>
+        <w:tc>
+          <w:tcPr>
+            <w:tcW w:w="780" w:type="dxa"/>
+            <w:tcBorders>
+              <w:top w:val="single" w:sz="1" w:space="0" w:color="999999"/>
+              <w:left w:val="single" w:sz="1" w:space="0" w:color="999999"/>
+              <w:bottom w:val="single" w:sz="1" w:space="0" w:color="999999"/>
+              <w:right w:val="single" w:sz="1" w:space="0" w:color="999999"/>
+            </w:tcBorders>
+            <w:shd w:val="clear" w:color="auto" w:fill="FFFFFF"/>
+            <w:tcMar>
+              <w:top w:w="55" w:type="dxa"/>
+              <w:left w:w="80" w:type="dxa"/>
+              <w:bottom w:w="55" w:type="dxa"/>
+              <w:right w:w="80" w:type="dxa"/>
+            </w:tcMar>
+          </w:tcPr>
+          <w:p>
+            <w:pPr>
+              <w:spacing w:after="160"/>
+              <w:jc w:val="center"/>
+              <w:rPr>
+                <w:sz w:val="19"/>
+                <w:szCs w:val="19"/>
+              </w:rPr>
+            </w:pPr>
+            <w:r>
+              <w:rPr>
+                <w:sz w:val="19"/>
+                <w:szCs w:val="19"/>
+              </w:rPr>
+              <w:t>0.5</w:t>
+            </w:r>
+            <w:r>
+              <w:rPr>
+                <w:sz w:val="19"/>
+                <w:szCs w:val="19"/>
+              </w:rPr>
+              <w:t>695</w:t>
+            </w:r>
+          </w:p>
+        </w:tc>
+        <w:tc>
+          <w:tcPr>
+            <w:tcW w:w="780" w:type="dxa"/>
+            <w:tcBorders>
+              <w:top w:val="single" w:sz="1" w:space="0" w:color="999999"/>
+              <w:left w:val="single" w:sz="1" w:space="0" w:color="999999"/>
+              <w:bottom w:val="single" w:sz="1" w:space="0" w:color="999999"/>
+              <w:right w:val="single" w:sz="1" w:space="0" w:color="999999"/>
+            </w:tcBorders>
+            <w:shd w:val="clear" w:color="auto" w:fill="FFFFFF"/>
+            <w:tcMar>
+              <w:top w:w="55" w:type="dxa"/>
+              <w:left w:w="80" w:type="dxa"/>
+              <w:bottom w:w="55" w:type="dxa"/>
+              <w:right w:w="80" w:type="dxa"/>
+            </w:tcMar>
+          </w:tcPr>
+          <w:p>
+            <w:pPr>
+              <w:spacing w:after="160"/>
+              <w:jc w:val="center"/>
+              <w:rPr>
+                <w:sz w:val="19"/>
+                <w:szCs w:val="19"/>
+              </w:rPr>
+            </w:pPr>
+            <w:r>
+              <w:rPr>
+                <w:sz w:val="19"/>
+                <w:szCs w:val="19"/>
+              </w:rPr>
+              <w:t>0.5</w:t>
+            </w:r>
+            <w:r>
+              <w:rPr>
+                <w:sz w:val="19"/>
+                <w:szCs w:val="19"/>
+              </w:rPr>
+              <w:t>865</w:t>
+            </w:r>
+          </w:p>
+        </w:tc>
+      </w:tr>
+    </w:tbl>
+    <w:p>
+      <w:pPr>
+        <w:spacing w:after="160"/>
+      </w:pPr>
+    </w:p>
+    <w:p>
+      <w:pPr>
+        <w:spacing w:after="160"/>
+      </w:pPr>
+      <w:r>
+        <w:rPr>
+          <w:b/>
+          <w:bCs/>
+        </w:rPr>
+        <w:t>Wniosek:</w:t>
+      </w:r>
+      <w:r>
+        <w:t> Najwyższą średnią dokładność na zbiorze testowym osiągnięto dla </w:t>
+      </w:r>
+      <w:r>
+        <w:rPr>
+          <w:b/>
+          <w:bCs/>
+        </w:rPr>
+        <w:t>80 epok</w:t>
+      </w:r>
+      <w:r>
+        <w:t> (te_mean = 0.5803). Zwiększenie liczby epok do 150 lub 200 nie przynosi poprawy – wręcz obserwujemy spadek średniej (0.5788 i 0.5775) oraz wzrost odchylenia standardowego, co sugeruje pojawianie się przeuczenia (overfitting) przy dłuższym treningu. Dla 40 epok model jest jeszcze niedouczony (niższa dokładność treningowa i testowa). Optymalna liczba epok w tym eksperymencie to 80</w:t>
+      </w:r>
+      <w:r>
+        <w:t>.</w:t>
+      </w:r>
+    </w:p>
+    <w:p>
+      <w:pPr>
+        <w:spacing w:after="160"/>
+      </w:pPr>
+    </w:p>
+    <w:p>
+      <w:pPr>
+        <w:spacing w:after="160"/>
+      </w:pPr>
+      <w:r>
+        <w:drawing>
+          <wp:inline distT="0" distB="0" distL="0" distR="0" wp14:anchorId="16B433FE" wp14:editId="0F158304">
+            <wp:extent cx="5617210" cy="3079750"/>
+            <wp:effectExtent l="0" t="0" r="2540" b="6350"/>
+            <wp:docPr id="1343157381" name="Obraz 1"/>
+            <wp:cNvGraphicFramePr>
+              <a:graphicFrameLocks xmlns:a="http://schemas.openxmlformats.org/drawingml/2006/main" noChangeAspect="1"/>
+            </wp:cNvGraphicFramePr>
+            <a:graphic xmlns:a="http://schemas.openxmlformats.org/drawingml/2006/main">
+              <a:graphicData uri="http://schemas.openxmlformats.org/drawingml/2006/picture">
+                <pic:pic xmlns:pic="http://schemas.openxmlformats.org/drawingml/2006/picture">
+                  <pic:nvPicPr>
+                    <pic:cNvPr id="1343157381" name=""/>
+                    <pic:cNvPicPr/>
+                  </pic:nvPicPr>
+                  <pic:blipFill>
+                    <a:blip r:embed="rId10"/>
+                    <a:stretch>
+                      <a:fillRect/>
+                    </a:stretch>
+                  </pic:blipFill>
+                  <pic:spPr>
+                    <a:xfrm>
+                      <a:off x="0" y="0"/>
+                      <a:ext cx="5617210" cy="3079750"/>
+                    </a:xfrm>
+                    <a:prstGeom prst="rect">
+                      <a:avLst/>
+                    </a:prstGeom>
+                  </pic:spPr>
+                </pic:pic>
+              </a:graphicData>
+            </a:graphic>
+          </wp:inline>
+        </w:drawing>
+      </w:r>
+    </w:p>
+    <w:p>
+      <w:pPr>
+        <w:spacing w:after="160"/>
+      </w:pPr>
+    </w:p>
+    <w:p>
+      <w:pPr>
+        <w:spacing w:after="160"/>
+      </w:pPr>
+    </w:p>
+    <w:p>
+      <w:pPr>
+        <w:spacing w:after="160"/>
+      </w:pPr>
+    </w:p>
+    <w:p>
+      <w:pPr>
+        <w:spacing w:after="160"/>
+      </w:pPr>
+    </w:p>
+    <w:p>
+      <w:pPr>
+        <w:spacing w:after="160"/>
+      </w:pPr>
+    </w:p>
+    <w:p>
+      <w:pPr>
+        <w:pStyle w:val="Nagwek2"/>
+      </w:pPr>
+      <w:r>
+        <w:lastRenderedPageBreak/>
+        <w:t>4.7 Parametr: Rozmiar batcha</w:t>
+      </w:r>
+    </w:p>
+    <w:p>
+      <w:pPr>
+        <w:spacing w:after="160"/>
+      </w:pPr>
+      <w:r>
+        <w:t>Testowane wartości: {</w:t>
+      </w:r>
+      <w:r>
+        <w:t>32</w:t>
+      </w:r>
+      <w:r>
+        <w:t xml:space="preserve">, </w:t>
+      </w:r>
+      <w:r>
+        <w:t>64</w:t>
+      </w:r>
+      <w:r>
+        <w:t>, 1</w:t>
+      </w:r>
+      <w:r>
+        <w:t>28</w:t>
+      </w:r>
+      <w:r>
+        <w:t>, 2</w:t>
+      </w:r>
+      <w:r>
+        <w:t>56</w:t>
+      </w:r>
+      <w:r>
+        <w:t xml:space="preserve">}. Architektura: [6→8→1], ReLU, lr=0.01, podział 80/20, </w:t>
+      </w:r>
+      <w:r>
+        <w:t>epoki = 80.</w:t>
+      </w:r>
+    </w:p>
+    <w:tbl>
+      <w:tblPr>
+        <w:tblW w:w="7680" w:type="dxa"/>
+        <w:tblBorders>
+          <w:top w:val="single" w:sz="4" w:space="0" w:color="auto"/>
+          <w:left w:val="single" w:sz="4" w:space="0" w:color="auto"/>
+          <w:bottom w:val="single" w:sz="4" w:space="0" w:color="auto"/>
+          <w:right w:val="single" w:sz="4" w:space="0" w:color="auto"/>
+          <w:insideH w:val="single" w:sz="4" w:space="0" w:color="auto"/>
+          <w:insideV w:val="single" w:sz="4" w:space="0" w:color="auto"/>
+        </w:tblBorders>
+        <w:tblCellMar>
+          <w:left w:w="10" w:type="dxa"/>
+          <w:right w:w="10" w:type="dxa"/>
+        </w:tblCellMar>
+        <w:tblLook w:val="04A0" w:firstRow="1" w:lastRow="0" w:firstColumn="1" w:lastColumn="0" w:noHBand="0" w:noVBand="1"/>
+      </w:tblPr>
+      <w:tblGrid>
+        <w:gridCol w:w="1300"/>
+        <w:gridCol w:w="850"/>
+        <w:gridCol w:w="780"/>
+        <w:gridCol w:w="780"/>
+        <w:gridCol w:w="780"/>
+        <w:gridCol w:w="850"/>
+        <w:gridCol w:w="780"/>
+        <w:gridCol w:w="780"/>
+        <w:gridCol w:w="780"/>
+      </w:tblGrid>
+      <w:tr>
+        <w:trPr>
+          <w:tblHeader/>
+        </w:trPr>
+        <w:tc>
+          <w:tcPr>
+            <w:tcW w:w="1300" w:type="dxa"/>
+            <w:tcBorders>
+              <w:top w:val="single" w:sz="1" w:space="0" w:color="999999"/>
+              <w:left w:val="single" w:sz="1" w:space="0" w:color="999999"/>
+              <w:bottom w:val="single" w:sz="1" w:space="0" w:color="999999"/>
+              <w:right w:val="single" w:sz="1" w:space="0" w:color="999999"/>
+            </w:tcBorders>
+            <w:shd w:val="clear" w:color="auto" w:fill="2E5C8A"/>
+            <w:tcMar>
+              <w:top w:w="70" w:type="dxa"/>
+              <w:left w:w="80" w:type="dxa"/>
+              <w:bottom w:w="70" w:type="dxa"/>
+              <w:right w:w="80" w:type="dxa"/>
+            </w:tcMar>
+          </w:tcPr>
+          <w:p>
+            <w:pPr>
+              <w:spacing w:after="160"/>
+              <w:jc w:val="center"/>
+            </w:pPr>
+            <w:r>
+              <w:rPr>
+                <w:b/>
+                <w:bCs/>
+                <w:color w:val="FFFFFF"/>
+                <w:sz w:val="17"/>
+                <w:szCs w:val="17"/>
+              </w:rPr>
+              <w:t>Wartość</w:t>
+            </w:r>
+          </w:p>
+        </w:tc>
+        <w:tc>
+          <w:tcPr>
+            <w:tcW w:w="850" w:type="dxa"/>
+            <w:tcBorders>
+              <w:top w:val="single" w:sz="1" w:space="0" w:color="999999"/>
+              <w:left w:val="single" w:sz="1" w:space="0" w:color="999999"/>
+              <w:bottom w:val="single" w:sz="1" w:space="0" w:color="999999"/>
+              <w:right w:val="single" w:sz="1" w:space="0" w:color="999999"/>
+            </w:tcBorders>
+            <w:shd w:val="clear" w:color="auto" w:fill="2E5C8A"/>
+            <w:tcMar>
+              <w:top w:w="70" w:type="dxa"/>
+              <w:left w:w="80" w:type="dxa"/>
+              <w:bottom w:w="70" w:type="dxa"/>
+              <w:right w:w="80" w:type="dxa"/>
+            </w:tcMar>
+          </w:tcPr>
+          <w:p>
+            <w:pPr>
+              <w:spacing w:after="160"/>
+              <w:jc w:val="center"/>
+            </w:pPr>
+            <w:r>
+              <w:rPr>
+                <w:b/>
+                <w:bCs/>
+                <w:color w:val="FFFFFF"/>
+                <w:sz w:val="17"/>
+                <w:szCs w:val="17"/>
+              </w:rPr>
+              <w:t>Tr. Mean</w:t>
+            </w:r>
+          </w:p>
+        </w:tc>
+        <w:tc>
+          <w:tcPr>
+            <w:tcW w:w="780" w:type="dxa"/>
+            <w:tcBorders>
+              <w:top w:val="single" w:sz="1" w:space="0" w:color="999999"/>
+              <w:left w:val="single" w:sz="1" w:space="0" w:color="999999"/>
+              <w:bottom w:val="single" w:sz="1" w:space="0" w:color="999999"/>
+              <w:right w:val="single" w:sz="1" w:space="0" w:color="999999"/>
+            </w:tcBorders>
+            <w:shd w:val="clear" w:color="auto" w:fill="2E5C8A"/>
+            <w:tcMar>
+              <w:top w:w="70" w:type="dxa"/>
+              <w:left w:w="80" w:type="dxa"/>
+              <w:bottom w:w="70" w:type="dxa"/>
+              <w:right w:w="80" w:type="dxa"/>
+            </w:tcMar>
+          </w:tcPr>
+          <w:p>
+            <w:pPr>
+              <w:spacing w:after="160"/>
+              <w:jc w:val="center"/>
+            </w:pPr>
+            <w:r>
+              <w:rPr>
+                <w:b/>
+                <w:bCs/>
+                <w:color w:val="FFFFFF"/>
+                <w:sz w:val="17"/>
+                <w:szCs w:val="17"/>
+              </w:rPr>
+              <w:t>Tr. Std</w:t>
+            </w:r>
+          </w:p>
+        </w:tc>
+        <w:tc>
+          <w:tcPr>
+            <w:tcW w:w="780" w:type="dxa"/>
+            <w:tcBorders>
+              <w:top w:val="single" w:sz="1" w:space="0" w:color="999999"/>
+              <w:left w:val="single" w:sz="1" w:space="0" w:color="999999"/>
+              <w:bottom w:val="single" w:sz="1" w:space="0" w:color="999999"/>
+              <w:right w:val="single" w:sz="1" w:space="0" w:color="999999"/>
+            </w:tcBorders>
+            <w:shd w:val="clear" w:color="auto" w:fill="2E5C8A"/>
+            <w:tcMar>
+              <w:top w:w="70" w:type="dxa"/>
+              <w:left w:w="80" w:type="dxa"/>
+              <w:bottom w:w="70" w:type="dxa"/>
+              <w:right w:w="80" w:type="dxa"/>
+            </w:tcMar>
+          </w:tcPr>
+          <w:p>
+            <w:pPr>
+              <w:spacing w:after="160"/>
+              <w:jc w:val="center"/>
+            </w:pPr>
+            <w:r>
+              <w:rPr>
+                <w:b/>
+                <w:bCs/>
+                <w:color w:val="FFFFFF"/>
+                <w:sz w:val="17"/>
+                <w:szCs w:val="17"/>
+              </w:rPr>
+              <w:t>Tr. Min</w:t>
+            </w:r>
+          </w:p>
+        </w:tc>
+        <w:tc>
+          <w:tcPr>
+            <w:tcW w:w="780" w:type="dxa"/>
+            <w:tcBorders>
+              <w:top w:val="single" w:sz="1" w:space="0" w:color="999999"/>
+              <w:left w:val="single" w:sz="1" w:space="0" w:color="999999"/>
+              <w:bottom w:val="single" w:sz="1" w:space="0" w:color="999999"/>
+              <w:right w:val="single" w:sz="1" w:space="0" w:color="999999"/>
+            </w:tcBorders>
+            <w:shd w:val="clear" w:color="auto" w:fill="2E5C8A"/>
+            <w:tcMar>
+              <w:top w:w="70" w:type="dxa"/>
+              <w:left w:w="80" w:type="dxa"/>
+              <w:bottom w:w="70" w:type="dxa"/>
+              <w:right w:w="80" w:type="dxa"/>
+            </w:tcMar>
+          </w:tcPr>
+          <w:p>
+            <w:pPr>
+              <w:spacing w:after="160"/>
+              <w:jc w:val="center"/>
+            </w:pPr>
+            <w:r>
+              <w:rPr>
+                <w:b/>
+                <w:bCs/>
+                <w:color w:val="FFFFFF"/>
+                <w:sz w:val="17"/>
+                <w:szCs w:val="17"/>
+              </w:rPr>
+              <w:t>Tr. Max</w:t>
+            </w:r>
+          </w:p>
+        </w:tc>
+        <w:tc>
+          <w:tcPr>
+            <w:tcW w:w="850" w:type="dxa"/>
+            <w:tcBorders>
+              <w:top w:val="single" w:sz="1" w:space="0" w:color="999999"/>
+              <w:left w:val="single" w:sz="1" w:space="0" w:color="999999"/>
+              <w:bottom w:val="single" w:sz="1" w:space="0" w:color="999999"/>
+              <w:right w:val="single" w:sz="1" w:space="0" w:color="999999"/>
+            </w:tcBorders>
+            <w:shd w:val="clear" w:color="auto" w:fill="2E5C8A"/>
+            <w:tcMar>
+              <w:top w:w="70" w:type="dxa"/>
+              <w:left w:w="80" w:type="dxa"/>
+              <w:bottom w:w="70" w:type="dxa"/>
+              <w:right w:w="80" w:type="dxa"/>
+            </w:tcMar>
+          </w:tcPr>
+          <w:p>
+            <w:pPr>
+              <w:spacing w:after="160"/>
+              <w:jc w:val="center"/>
+            </w:pPr>
+            <w:r>
+              <w:rPr>
+                <w:b/>
+                <w:bCs/>
+                <w:color w:val="FFFFFF"/>
+                <w:sz w:val="17"/>
+                <w:szCs w:val="17"/>
+              </w:rPr>
+              <w:t>Te. Mean</w:t>
+            </w:r>
+          </w:p>
+        </w:tc>
+        <w:tc>
+          <w:tcPr>
+            <w:tcW w:w="780" w:type="dxa"/>
+            <w:tcBorders>
+              <w:top w:val="single" w:sz="1" w:space="0" w:color="999999"/>
+              <w:left w:val="single" w:sz="1" w:space="0" w:color="999999"/>
+              <w:bottom w:val="single" w:sz="1" w:space="0" w:color="999999"/>
+              <w:right w:val="single" w:sz="1" w:space="0" w:color="999999"/>
+            </w:tcBorders>
+            <w:shd w:val="clear" w:color="auto" w:fill="2E5C8A"/>
+            <w:tcMar>
+              <w:top w:w="70" w:type="dxa"/>
+              <w:left w:w="80" w:type="dxa"/>
+              <w:bottom w:w="70" w:type="dxa"/>
+              <w:right w:w="80" w:type="dxa"/>
+            </w:tcMar>
+          </w:tcPr>
+          <w:p>
+            <w:pPr>
+              <w:spacing w:after="160"/>
+              <w:jc w:val="center"/>
+            </w:pPr>
+            <w:r>
+              <w:rPr>
+                <w:b/>
+                <w:bCs/>
+                <w:color w:val="FFFFFF"/>
+                <w:sz w:val="17"/>
+                <w:szCs w:val="17"/>
+              </w:rPr>
+              <w:t>Te. Std</w:t>
+            </w:r>
+          </w:p>
+        </w:tc>
+        <w:tc>
+          <w:tcPr>
+            <w:tcW w:w="780" w:type="dxa"/>
+            <w:tcBorders>
+              <w:top w:val="single" w:sz="1" w:space="0" w:color="999999"/>
+              <w:left w:val="single" w:sz="1" w:space="0" w:color="999999"/>
+              <w:bottom w:val="single" w:sz="1" w:space="0" w:color="999999"/>
+              <w:right w:val="single" w:sz="1" w:space="0" w:color="999999"/>
+            </w:tcBorders>
+            <w:shd w:val="clear" w:color="auto" w:fill="2E5C8A"/>
+            <w:tcMar>
+              <w:top w:w="70" w:type="dxa"/>
+              <w:left w:w="80" w:type="dxa"/>
+              <w:bottom w:w="70" w:type="dxa"/>
+              <w:right w:w="80" w:type="dxa"/>
+            </w:tcMar>
+          </w:tcPr>
+          <w:p>
+            <w:pPr>
+              <w:spacing w:after="160"/>
+              <w:jc w:val="center"/>
+            </w:pPr>
+            <w:r>
+              <w:rPr>
+                <w:b/>
+                <w:bCs/>
+                <w:color w:val="FFFFFF"/>
+                <w:sz w:val="17"/>
+                <w:szCs w:val="17"/>
+              </w:rPr>
+              <w:t>Te. Min</w:t>
+            </w:r>
+          </w:p>
+        </w:tc>
+        <w:tc>
+          <w:tcPr>
+            <w:tcW w:w="780" w:type="dxa"/>
+            <w:tcBorders>
+              <w:top w:val="single" w:sz="1" w:space="0" w:color="999999"/>
+              <w:left w:val="single" w:sz="1" w:space="0" w:color="999999"/>
+              <w:bottom w:val="single" w:sz="1" w:space="0" w:color="999999"/>
+              <w:right w:val="single" w:sz="1" w:space="0" w:color="999999"/>
+            </w:tcBorders>
+            <w:shd w:val="clear" w:color="auto" w:fill="2E5C8A"/>
+            <w:tcMar>
+              <w:top w:w="70" w:type="dxa"/>
+              <w:left w:w="80" w:type="dxa"/>
+              <w:bottom w:w="70" w:type="dxa"/>
+              <w:right w:w="80" w:type="dxa"/>
+            </w:tcMar>
+          </w:tcPr>
+          <w:p>
+            <w:pPr>
+              <w:spacing w:after="160"/>
+              <w:jc w:val="center"/>
+            </w:pPr>
+            <w:r>
+              <w:rPr>
+                <w:b/>
+                <w:bCs/>
+                <w:color w:val="FFFFFF"/>
+                <w:sz w:val="17"/>
+                <w:szCs w:val="17"/>
+              </w:rPr>
+              <w:t>Te. Max</w:t>
+            </w:r>
+          </w:p>
+        </w:tc>
+      </w:tr>
+      <w:tr>
+        <w:tc>
+          <w:tcPr>
+            <w:tcW w:w="1300" w:type="dxa"/>
+            <w:tcBorders>
+              <w:top w:val="single" w:sz="1" w:space="0" w:color="999999"/>
+              <w:left w:val="single" w:sz="1" w:space="0" w:color="999999"/>
+              <w:bottom w:val="single" w:sz="1" w:space="0" w:color="999999"/>
+              <w:right w:val="single" w:sz="1" w:space="0" w:color="999999"/>
+            </w:tcBorders>
+            <w:shd w:val="clear" w:color="auto" w:fill="EBF0F7"/>
+            <w:tcMar>
+              <w:top w:w="55" w:type="dxa"/>
+              <w:left w:w="80" w:type="dxa"/>
+              <w:bottom w:w="55" w:type="dxa"/>
+              <w:right w:w="80" w:type="dxa"/>
+            </w:tcMar>
+          </w:tcPr>
+          <w:p>
+            <w:pPr>
+              <w:spacing w:after="160"/>
+              <w:jc w:val="center"/>
+              <w:rPr>
+                <w:sz w:val="19"/>
+                <w:szCs w:val="19"/>
+              </w:rPr>
+            </w:pPr>
+            <w:r>
+              <w:rPr>
+                <w:sz w:val="19"/>
+                <w:szCs w:val="19"/>
+              </w:rPr>
+              <w:t>32</w:t>
+            </w:r>
+          </w:p>
+        </w:tc>
+        <w:tc>
+          <w:tcPr>
+            <w:tcW w:w="850" w:type="dxa"/>
+            <w:tcBorders>
+              <w:top w:val="single" w:sz="1" w:space="0" w:color="999999"/>
+              <w:left w:val="single" w:sz="1" w:space="0" w:color="999999"/>
+              <w:bottom w:val="single" w:sz="1" w:space="0" w:color="999999"/>
+              <w:right w:val="single" w:sz="1" w:space="0" w:color="999999"/>
+            </w:tcBorders>
+            <w:shd w:val="clear" w:color="auto" w:fill="EBF0F7"/>
+            <w:tcMar>
+              <w:top w:w="55" w:type="dxa"/>
+              <w:left w:w="80" w:type="dxa"/>
+              <w:bottom w:w="55" w:type="dxa"/>
+              <w:right w:w="80" w:type="dxa"/>
+            </w:tcMar>
+          </w:tcPr>
+          <w:p>
+            <w:pPr>
+              <w:spacing w:after="160"/>
+              <w:jc w:val="center"/>
+              <w:rPr>
+                <w:sz w:val="19"/>
+                <w:szCs w:val="19"/>
+              </w:rPr>
+            </w:pPr>
+            <w:r>
+              <w:rPr>
+                <w:sz w:val="19"/>
+                <w:szCs w:val="19"/>
+              </w:rPr>
+              <w:t>0.5</w:t>
+            </w:r>
+            <w:r>
+              <w:rPr>
+                <w:sz w:val="19"/>
+                <w:szCs w:val="19"/>
+              </w:rPr>
+              <w:t>773</w:t>
+            </w:r>
+          </w:p>
+        </w:tc>
+        <w:tc>
+          <w:tcPr>
+            <w:tcW w:w="780" w:type="dxa"/>
+            <w:tcBorders>
+              <w:top w:val="single" w:sz="1" w:space="0" w:color="999999"/>
+              <w:left w:val="single" w:sz="1" w:space="0" w:color="999999"/>
+              <w:bottom w:val="single" w:sz="1" w:space="0" w:color="999999"/>
+              <w:right w:val="single" w:sz="1" w:space="0" w:color="999999"/>
+            </w:tcBorders>
+            <w:shd w:val="clear" w:color="auto" w:fill="EBF0F7"/>
+            <w:tcMar>
+              <w:top w:w="55" w:type="dxa"/>
+              <w:left w:w="80" w:type="dxa"/>
+              <w:bottom w:w="55" w:type="dxa"/>
+              <w:right w:w="80" w:type="dxa"/>
+            </w:tcMar>
+          </w:tcPr>
+          <w:p>
+            <w:pPr>
+              <w:spacing w:after="160"/>
+              <w:jc w:val="center"/>
+              <w:rPr>
+                <w:sz w:val="19"/>
+                <w:szCs w:val="19"/>
+              </w:rPr>
+            </w:pPr>
+            <w:r>
+              <w:rPr>
+                <w:sz w:val="19"/>
+                <w:szCs w:val="19"/>
+              </w:rPr>
+              <w:t>0.00</w:t>
+            </w:r>
+            <w:r>
+              <w:rPr>
+                <w:sz w:val="19"/>
+                <w:szCs w:val="19"/>
+              </w:rPr>
+              <w:t>58</w:t>
+            </w:r>
+          </w:p>
+        </w:tc>
+        <w:tc>
+          <w:tcPr>
+            <w:tcW w:w="780" w:type="dxa"/>
+            <w:tcBorders>
+              <w:top w:val="single" w:sz="1" w:space="0" w:color="999999"/>
+              <w:left w:val="single" w:sz="1" w:space="0" w:color="999999"/>
+              <w:bottom w:val="single" w:sz="1" w:space="0" w:color="999999"/>
+              <w:right w:val="single" w:sz="1" w:space="0" w:color="999999"/>
+            </w:tcBorders>
+            <w:shd w:val="clear" w:color="auto" w:fill="EBF0F7"/>
+            <w:tcMar>
+              <w:top w:w="55" w:type="dxa"/>
+              <w:left w:w="80" w:type="dxa"/>
+              <w:bottom w:w="55" w:type="dxa"/>
+              <w:right w:w="80" w:type="dxa"/>
+            </w:tcMar>
+          </w:tcPr>
+          <w:p>
+            <w:pPr>
+              <w:spacing w:after="160"/>
+              <w:jc w:val="center"/>
+              <w:rPr>
+                <w:sz w:val="19"/>
+                <w:szCs w:val="19"/>
+              </w:rPr>
+            </w:pPr>
+            <w:r>
+              <w:rPr>
+                <w:sz w:val="19"/>
+                <w:szCs w:val="19"/>
+              </w:rPr>
+              <w:t>0.5</w:t>
+            </w:r>
+            <w:r>
+              <w:rPr>
+                <w:sz w:val="19"/>
+                <w:szCs w:val="19"/>
+              </w:rPr>
+              <w:t>734</w:t>
+            </w:r>
+          </w:p>
+        </w:tc>
+        <w:tc>
+          <w:tcPr>
+            <w:tcW w:w="780" w:type="dxa"/>
+            <w:tcBorders>
+              <w:top w:val="single" w:sz="1" w:space="0" w:color="999999"/>
+              <w:left w:val="single" w:sz="1" w:space="0" w:color="999999"/>
+              <w:bottom w:val="single" w:sz="1" w:space="0" w:color="999999"/>
+              <w:right w:val="single" w:sz="1" w:space="0" w:color="999999"/>
+            </w:tcBorders>
+            <w:shd w:val="clear" w:color="auto" w:fill="EBF0F7"/>
+            <w:tcMar>
+              <w:top w:w="55" w:type="dxa"/>
+              <w:left w:w="80" w:type="dxa"/>
+              <w:bottom w:w="55" w:type="dxa"/>
+              <w:right w:w="80" w:type="dxa"/>
+            </w:tcMar>
+          </w:tcPr>
+          <w:p>
+            <w:pPr>
+              <w:spacing w:after="160"/>
+              <w:jc w:val="center"/>
+              <w:rPr>
+                <w:sz w:val="19"/>
+                <w:szCs w:val="19"/>
+              </w:rPr>
+            </w:pPr>
+            <w:r>
+              <w:rPr>
+                <w:sz w:val="19"/>
+                <w:szCs w:val="19"/>
+              </w:rPr>
+              <w:t>0.5</w:t>
+            </w:r>
+            <w:r>
+              <w:rPr>
+                <w:sz w:val="19"/>
+                <w:szCs w:val="19"/>
+              </w:rPr>
+              <w:t>839</w:t>
+            </w:r>
+          </w:p>
+        </w:tc>
+        <w:tc>
+          <w:tcPr>
+            <w:tcW w:w="850" w:type="dxa"/>
+            <w:tcBorders>
+              <w:top w:val="single" w:sz="1" w:space="0" w:color="999999"/>
+              <w:left w:val="single" w:sz="1" w:space="0" w:color="999999"/>
+              <w:bottom w:val="single" w:sz="1" w:space="0" w:color="999999"/>
+              <w:right w:val="single" w:sz="1" w:space="0" w:color="999999"/>
+            </w:tcBorders>
+            <w:shd w:val="clear" w:color="auto" w:fill="EBF0F7"/>
+            <w:tcMar>
+              <w:top w:w="55" w:type="dxa"/>
+              <w:left w:w="80" w:type="dxa"/>
+              <w:bottom w:w="55" w:type="dxa"/>
+              <w:right w:w="80" w:type="dxa"/>
+            </w:tcMar>
+          </w:tcPr>
+          <w:p>
+            <w:pPr>
+              <w:spacing w:after="160"/>
+              <w:jc w:val="center"/>
+              <w:rPr>
+                <w:sz w:val="19"/>
+                <w:szCs w:val="19"/>
+              </w:rPr>
+            </w:pPr>
+            <w:r>
+              <w:rPr>
+                <w:sz w:val="19"/>
+                <w:szCs w:val="19"/>
+              </w:rPr>
+              <w:t>0.5</w:t>
+            </w:r>
+            <w:r>
+              <w:rPr>
+                <w:sz w:val="19"/>
+                <w:szCs w:val="19"/>
+              </w:rPr>
+              <w:t>800</w:t>
+            </w:r>
+          </w:p>
+        </w:tc>
+        <w:tc>
+          <w:tcPr>
+            <w:tcW w:w="780" w:type="dxa"/>
+            <w:tcBorders>
+              <w:top w:val="single" w:sz="1" w:space="0" w:color="999999"/>
+              <w:left w:val="single" w:sz="1" w:space="0" w:color="999999"/>
+              <w:bottom w:val="single" w:sz="1" w:space="0" w:color="999999"/>
+              <w:right w:val="single" w:sz="1" w:space="0" w:color="999999"/>
+            </w:tcBorders>
+            <w:shd w:val="clear" w:color="auto" w:fill="EBF0F7"/>
+            <w:tcMar>
+              <w:top w:w="55" w:type="dxa"/>
+              <w:left w:w="80" w:type="dxa"/>
+              <w:bottom w:w="55" w:type="dxa"/>
+              <w:right w:w="80" w:type="dxa"/>
+            </w:tcMar>
+          </w:tcPr>
+          <w:p>
+            <w:pPr>
+              <w:spacing w:after="160"/>
+              <w:jc w:val="center"/>
+              <w:rPr>
+                <w:sz w:val="19"/>
+                <w:szCs w:val="19"/>
+              </w:rPr>
+            </w:pPr>
+            <w:r>
+              <w:rPr>
+                <w:sz w:val="19"/>
+                <w:szCs w:val="19"/>
+              </w:rPr>
+              <w:t>0.00</w:t>
+            </w:r>
+            <w:r>
+              <w:rPr>
+                <w:sz w:val="19"/>
+                <w:szCs w:val="19"/>
+              </w:rPr>
+              <w:t>70</w:t>
+            </w:r>
+          </w:p>
+        </w:tc>
+        <w:tc>
+          <w:tcPr>
+            <w:tcW w:w="780" w:type="dxa"/>
+            <w:tcBorders>
+              <w:top w:val="single" w:sz="1" w:space="0" w:color="999999"/>
+              <w:left w:val="single" w:sz="1" w:space="0" w:color="999999"/>
+              <w:bottom w:val="single" w:sz="1" w:space="0" w:color="999999"/>
+              <w:right w:val="single" w:sz="1" w:space="0" w:color="999999"/>
+            </w:tcBorders>
+            <w:shd w:val="clear" w:color="auto" w:fill="EBF0F7"/>
+            <w:tcMar>
+              <w:top w:w="55" w:type="dxa"/>
+              <w:left w:w="80" w:type="dxa"/>
+              <w:bottom w:w="55" w:type="dxa"/>
+              <w:right w:w="80" w:type="dxa"/>
+            </w:tcMar>
+          </w:tcPr>
+          <w:p>
+            <w:pPr>
+              <w:spacing w:after="160"/>
+              <w:jc w:val="center"/>
+              <w:rPr>
+                <w:sz w:val="19"/>
+                <w:szCs w:val="19"/>
+              </w:rPr>
+            </w:pPr>
+            <w:r>
+              <w:rPr>
+                <w:sz w:val="19"/>
+                <w:szCs w:val="19"/>
+              </w:rPr>
+              <w:t>0.57</w:t>
+            </w:r>
+            <w:r>
+              <w:rPr>
+                <w:sz w:val="19"/>
+                <w:szCs w:val="19"/>
+              </w:rPr>
+              <w:t>55</w:t>
+            </w:r>
+          </w:p>
+        </w:tc>
+        <w:tc>
+          <w:tcPr>
+            <w:tcW w:w="780" w:type="dxa"/>
+            <w:tcBorders>
+              <w:top w:val="single" w:sz="1" w:space="0" w:color="999999"/>
+              <w:left w:val="single" w:sz="1" w:space="0" w:color="999999"/>
+              <w:bottom w:val="single" w:sz="1" w:space="0" w:color="999999"/>
+              <w:right w:val="single" w:sz="1" w:space="0" w:color="999999"/>
+            </w:tcBorders>
+            <w:shd w:val="clear" w:color="auto" w:fill="EBF0F7"/>
+            <w:tcMar>
+              <w:top w:w="55" w:type="dxa"/>
+              <w:left w:w="80" w:type="dxa"/>
+              <w:bottom w:w="55" w:type="dxa"/>
+              <w:right w:w="80" w:type="dxa"/>
+            </w:tcMar>
+          </w:tcPr>
+          <w:p>
+            <w:pPr>
+              <w:spacing w:after="160"/>
+              <w:jc w:val="center"/>
+              <w:rPr>
+                <w:sz w:val="19"/>
+                <w:szCs w:val="19"/>
+              </w:rPr>
+            </w:pPr>
+            <w:r>
+              <w:rPr>
+                <w:sz w:val="19"/>
+                <w:szCs w:val="19"/>
+              </w:rPr>
+              <w:t>0.5</w:t>
+            </w:r>
+            <w:r>
+              <w:rPr>
+                <w:sz w:val="19"/>
+                <w:szCs w:val="19"/>
+              </w:rPr>
+              <w:t>880</w:t>
+            </w:r>
+          </w:p>
+        </w:tc>
+      </w:tr>
+      <w:tr>
+        <w:tc>
+          <w:tcPr>
+            <w:tcW w:w="1300" w:type="dxa"/>
+            <w:tcBorders>
+              <w:top w:val="single" w:sz="1" w:space="0" w:color="999999"/>
+              <w:left w:val="single" w:sz="1" w:space="0" w:color="999999"/>
+              <w:bottom w:val="single" w:sz="1" w:space="0" w:color="999999"/>
+              <w:right w:val="single" w:sz="1" w:space="0" w:color="999999"/>
+            </w:tcBorders>
+            <w:shd w:val="clear" w:color="auto" w:fill="FFFFFF"/>
+            <w:tcMar>
+              <w:top w:w="55" w:type="dxa"/>
+              <w:left w:w="80" w:type="dxa"/>
+              <w:bottom w:w="55" w:type="dxa"/>
+              <w:right w:w="80" w:type="dxa"/>
+            </w:tcMar>
+          </w:tcPr>
+          <w:p>
+            <w:pPr>
+              <w:spacing w:after="160"/>
+              <w:jc w:val="center"/>
+              <w:rPr>
+                <w:sz w:val="19"/>
+                <w:szCs w:val="19"/>
+              </w:rPr>
+            </w:pPr>
+            <w:r>
+              <w:rPr>
+                <w:sz w:val="19"/>
+                <w:szCs w:val="19"/>
+              </w:rPr>
+              <w:t>64</w:t>
+            </w:r>
+          </w:p>
+        </w:tc>
+        <w:tc>
+          <w:tcPr>
+            <w:tcW w:w="850" w:type="dxa"/>
+            <w:tcBorders>
+              <w:top w:val="single" w:sz="1" w:space="0" w:color="999999"/>
+              <w:left w:val="single" w:sz="1" w:space="0" w:color="999999"/>
+              <w:bottom w:val="single" w:sz="1" w:space="0" w:color="999999"/>
+              <w:right w:val="single" w:sz="1" w:space="0" w:color="999999"/>
+            </w:tcBorders>
+            <w:shd w:val="clear" w:color="auto" w:fill="FFFFFF"/>
+            <w:tcMar>
+              <w:top w:w="55" w:type="dxa"/>
+              <w:left w:w="80" w:type="dxa"/>
+              <w:bottom w:w="55" w:type="dxa"/>
+              <w:right w:w="80" w:type="dxa"/>
+            </w:tcMar>
+          </w:tcPr>
+          <w:p>
+            <w:pPr>
+              <w:spacing w:after="160"/>
+              <w:jc w:val="center"/>
+              <w:rPr>
+                <w:sz w:val="19"/>
+                <w:szCs w:val="19"/>
+              </w:rPr>
+            </w:pPr>
+            <w:r>
+              <w:rPr>
+                <w:sz w:val="19"/>
+                <w:szCs w:val="19"/>
+              </w:rPr>
+              <w:t>0.5736</w:t>
+            </w:r>
+          </w:p>
+        </w:tc>
+        <w:tc>
+          <w:tcPr>
+            <w:tcW w:w="780" w:type="dxa"/>
+            <w:tcBorders>
+              <w:top w:val="single" w:sz="1" w:space="0" w:color="999999"/>
+              <w:left w:val="single" w:sz="1" w:space="0" w:color="999999"/>
+              <w:bottom w:val="single" w:sz="1" w:space="0" w:color="999999"/>
+              <w:right w:val="single" w:sz="1" w:space="0" w:color="999999"/>
+            </w:tcBorders>
+            <w:shd w:val="clear" w:color="auto" w:fill="FFFFFF"/>
+            <w:tcMar>
+              <w:top w:w="55" w:type="dxa"/>
+              <w:left w:w="80" w:type="dxa"/>
+              <w:bottom w:w="55" w:type="dxa"/>
+              <w:right w:w="80" w:type="dxa"/>
+            </w:tcMar>
+          </w:tcPr>
+          <w:p>
+            <w:pPr>
+              <w:spacing w:after="160"/>
+              <w:jc w:val="center"/>
+              <w:rPr>
+                <w:sz w:val="19"/>
+                <w:szCs w:val="19"/>
+              </w:rPr>
+            </w:pPr>
+            <w:r>
+              <w:rPr>
+                <w:sz w:val="19"/>
+                <w:szCs w:val="19"/>
+              </w:rPr>
+              <w:t>0.0054</w:t>
+            </w:r>
+          </w:p>
+        </w:tc>
+        <w:tc>
+          <w:tcPr>
+            <w:tcW w:w="780" w:type="dxa"/>
+            <w:tcBorders>
+              <w:top w:val="single" w:sz="1" w:space="0" w:color="999999"/>
+              <w:left w:val="single" w:sz="1" w:space="0" w:color="999999"/>
+              <w:bottom w:val="single" w:sz="1" w:space="0" w:color="999999"/>
+              <w:right w:val="single" w:sz="1" w:space="0" w:color="999999"/>
+            </w:tcBorders>
+            <w:shd w:val="clear" w:color="auto" w:fill="FFFFFF"/>
+            <w:tcMar>
+              <w:top w:w="55" w:type="dxa"/>
+              <w:left w:w="80" w:type="dxa"/>
+              <w:bottom w:w="55" w:type="dxa"/>
+              <w:right w:w="80" w:type="dxa"/>
+            </w:tcMar>
+          </w:tcPr>
+          <w:p>
+            <w:pPr>
+              <w:spacing w:after="160"/>
+              <w:jc w:val="center"/>
+              <w:rPr>
+                <w:sz w:val="19"/>
+                <w:szCs w:val="19"/>
+              </w:rPr>
+            </w:pPr>
+            <w:r>
+              <w:rPr>
+                <w:sz w:val="19"/>
+                <w:szCs w:val="19"/>
+              </w:rPr>
+              <w:t>0.569</w:t>
+            </w:r>
+            <w:r>
+              <w:rPr>
+                <w:sz w:val="19"/>
+                <w:szCs w:val="19"/>
+              </w:rPr>
+              <w:t>0</w:t>
+            </w:r>
+          </w:p>
+        </w:tc>
+        <w:tc>
+          <w:tcPr>
+            <w:tcW w:w="780" w:type="dxa"/>
+            <w:tcBorders>
+              <w:top w:val="single" w:sz="1" w:space="0" w:color="999999"/>
+              <w:left w:val="single" w:sz="1" w:space="0" w:color="999999"/>
+              <w:bottom w:val="single" w:sz="1" w:space="0" w:color="999999"/>
+              <w:right w:val="single" w:sz="1" w:space="0" w:color="999999"/>
+            </w:tcBorders>
+            <w:shd w:val="clear" w:color="auto" w:fill="FFFFFF"/>
+            <w:tcMar>
+              <w:top w:w="55" w:type="dxa"/>
+              <w:left w:w="80" w:type="dxa"/>
+              <w:bottom w:w="55" w:type="dxa"/>
+              <w:right w:w="80" w:type="dxa"/>
+            </w:tcMar>
+          </w:tcPr>
+          <w:p>
+            <w:pPr>
+              <w:spacing w:after="160"/>
+              <w:jc w:val="center"/>
+              <w:rPr>
+                <w:sz w:val="19"/>
+                <w:szCs w:val="19"/>
+              </w:rPr>
+            </w:pPr>
+            <w:r>
+              <w:rPr>
+                <w:sz w:val="19"/>
+                <w:szCs w:val="19"/>
+              </w:rPr>
+              <w:t>0.5795</w:t>
+            </w:r>
+          </w:p>
+        </w:tc>
+        <w:tc>
+          <w:tcPr>
+            <w:tcW w:w="850" w:type="dxa"/>
+            <w:tcBorders>
+              <w:top w:val="single" w:sz="1" w:space="0" w:color="999999"/>
+              <w:left w:val="single" w:sz="1" w:space="0" w:color="999999"/>
+              <w:bottom w:val="single" w:sz="1" w:space="0" w:color="999999"/>
+              <w:right w:val="single" w:sz="1" w:space="0" w:color="999999"/>
+            </w:tcBorders>
+            <w:shd w:val="clear" w:color="auto" w:fill="FFFFFF"/>
+            <w:tcMar>
+              <w:top w:w="55" w:type="dxa"/>
+              <w:left w:w="80" w:type="dxa"/>
+              <w:bottom w:w="55" w:type="dxa"/>
+              <w:right w:w="80" w:type="dxa"/>
+            </w:tcMar>
+          </w:tcPr>
+          <w:p>
+            <w:pPr>
+              <w:spacing w:after="160"/>
+              <w:jc w:val="center"/>
+              <w:rPr>
+                <w:sz w:val="19"/>
+                <w:szCs w:val="19"/>
+              </w:rPr>
+            </w:pPr>
+            <w:r>
+              <w:rPr>
+                <w:sz w:val="19"/>
+                <w:szCs w:val="19"/>
+              </w:rPr>
+              <w:t>0.5803</w:t>
+            </w:r>
+          </w:p>
+        </w:tc>
+        <w:tc>
+          <w:tcPr>
+            <w:tcW w:w="780" w:type="dxa"/>
+            <w:tcBorders>
+              <w:top w:val="single" w:sz="1" w:space="0" w:color="999999"/>
+              <w:left w:val="single" w:sz="1" w:space="0" w:color="999999"/>
+              <w:bottom w:val="single" w:sz="1" w:space="0" w:color="999999"/>
+              <w:right w:val="single" w:sz="1" w:space="0" w:color="999999"/>
+            </w:tcBorders>
+            <w:shd w:val="clear" w:color="auto" w:fill="FFFFFF"/>
+            <w:tcMar>
+              <w:top w:w="55" w:type="dxa"/>
+              <w:left w:w="80" w:type="dxa"/>
+              <w:bottom w:w="55" w:type="dxa"/>
+              <w:right w:w="80" w:type="dxa"/>
+            </w:tcMar>
+          </w:tcPr>
+          <w:p>
+            <w:pPr>
+              <w:spacing w:after="160"/>
+              <w:jc w:val="center"/>
+              <w:rPr>
+                <w:sz w:val="19"/>
+                <w:szCs w:val="19"/>
+              </w:rPr>
+            </w:pPr>
+            <w:r>
+              <w:rPr>
+                <w:sz w:val="19"/>
+                <w:szCs w:val="19"/>
+              </w:rPr>
+              <w:t>0.0042</w:t>
+            </w:r>
+          </w:p>
+        </w:tc>
+        <w:tc>
+          <w:tcPr>
+            <w:tcW w:w="780" w:type="dxa"/>
+            <w:tcBorders>
+              <w:top w:val="single" w:sz="1" w:space="0" w:color="999999"/>
+              <w:left w:val="single" w:sz="1" w:space="0" w:color="999999"/>
+              <w:bottom w:val="single" w:sz="1" w:space="0" w:color="999999"/>
+              <w:right w:val="single" w:sz="1" w:space="0" w:color="999999"/>
+            </w:tcBorders>
+            <w:shd w:val="clear" w:color="auto" w:fill="FFFFFF"/>
+            <w:tcMar>
+              <w:top w:w="55" w:type="dxa"/>
+              <w:left w:w="80" w:type="dxa"/>
+              <w:bottom w:w="55" w:type="dxa"/>
+              <w:right w:w="80" w:type="dxa"/>
+            </w:tcMar>
+          </w:tcPr>
+          <w:p>
+            <w:pPr>
+              <w:spacing w:after="160"/>
+              <w:jc w:val="center"/>
+              <w:rPr>
+                <w:sz w:val="19"/>
+                <w:szCs w:val="19"/>
+              </w:rPr>
+            </w:pPr>
+            <w:r>
+              <w:rPr>
+                <w:sz w:val="19"/>
+                <w:szCs w:val="19"/>
+              </w:rPr>
+              <w:t>0.5755</w:t>
+            </w:r>
+          </w:p>
+        </w:tc>
+        <w:tc>
+          <w:tcPr>
+            <w:tcW w:w="780" w:type="dxa"/>
+            <w:tcBorders>
+              <w:top w:val="single" w:sz="1" w:space="0" w:color="999999"/>
+              <w:left w:val="single" w:sz="1" w:space="0" w:color="999999"/>
+              <w:bottom w:val="single" w:sz="1" w:space="0" w:color="999999"/>
+              <w:right w:val="single" w:sz="1" w:space="0" w:color="999999"/>
+            </w:tcBorders>
+            <w:shd w:val="clear" w:color="auto" w:fill="FFFFFF"/>
+            <w:tcMar>
+              <w:top w:w="55" w:type="dxa"/>
+              <w:left w:w="80" w:type="dxa"/>
+              <w:bottom w:w="55" w:type="dxa"/>
+              <w:right w:w="80" w:type="dxa"/>
+            </w:tcMar>
+          </w:tcPr>
+          <w:p>
+            <w:pPr>
+              <w:spacing w:after="160"/>
+              <w:jc w:val="center"/>
+              <w:rPr>
+                <w:sz w:val="19"/>
+                <w:szCs w:val="19"/>
+              </w:rPr>
+            </w:pPr>
+            <w:r>
+              <w:rPr>
+                <w:sz w:val="19"/>
+                <w:szCs w:val="19"/>
+              </w:rPr>
+              <w:t>0.5830</w:t>
+            </w:r>
+          </w:p>
+        </w:tc>
+      </w:tr>
+      <w:tr>
+        <w:tc>
+          <w:tcPr>
+            <w:tcW w:w="1300" w:type="dxa"/>
+            <w:tcBorders>
+              <w:top w:val="single" w:sz="1" w:space="0" w:color="999999"/>
+              <w:left w:val="single" w:sz="1" w:space="0" w:color="999999"/>
+              <w:bottom w:val="single" w:sz="1" w:space="0" w:color="999999"/>
+              <w:right w:val="single" w:sz="1" w:space="0" w:color="999999"/>
+            </w:tcBorders>
+            <w:shd w:val="clear" w:color="auto" w:fill="EBF0F7"/>
+            <w:tcMar>
+              <w:top w:w="55" w:type="dxa"/>
+              <w:left w:w="80" w:type="dxa"/>
+              <w:bottom w:w="55" w:type="dxa"/>
+              <w:right w:w="80" w:type="dxa"/>
+            </w:tcMar>
+          </w:tcPr>
+          <w:p>
+            <w:pPr>
+              <w:spacing w:after="160"/>
+              <w:jc w:val="center"/>
+              <w:rPr>
+                <w:sz w:val="19"/>
+                <w:szCs w:val="19"/>
+              </w:rPr>
+            </w:pPr>
+            <w:r>
+              <w:rPr>
+                <w:sz w:val="19"/>
+                <w:szCs w:val="19"/>
+              </w:rPr>
+              <w:t>1</w:t>
+            </w:r>
+            <w:r>
+              <w:rPr>
+                <w:sz w:val="19"/>
+                <w:szCs w:val="19"/>
+              </w:rPr>
+              <w:t>28</w:t>
+            </w:r>
+          </w:p>
+        </w:tc>
+        <w:tc>
+          <w:tcPr>
+            <w:tcW w:w="850" w:type="dxa"/>
+            <w:tcBorders>
+              <w:top w:val="single" w:sz="1" w:space="0" w:color="999999"/>
+              <w:left w:val="single" w:sz="1" w:space="0" w:color="999999"/>
+              <w:bottom w:val="single" w:sz="1" w:space="0" w:color="999999"/>
+              <w:right w:val="single" w:sz="1" w:space="0" w:color="999999"/>
+            </w:tcBorders>
+            <w:shd w:val="clear" w:color="auto" w:fill="EBF0F7"/>
+            <w:tcMar>
+              <w:top w:w="55" w:type="dxa"/>
+              <w:left w:w="80" w:type="dxa"/>
+              <w:bottom w:w="55" w:type="dxa"/>
+              <w:right w:w="80" w:type="dxa"/>
+            </w:tcMar>
+          </w:tcPr>
+          <w:p>
+            <w:pPr>
+              <w:spacing w:after="160"/>
+              <w:jc w:val="center"/>
+              <w:rPr>
+                <w:sz w:val="19"/>
+                <w:szCs w:val="19"/>
+              </w:rPr>
+            </w:pPr>
+            <w:r>
+              <w:rPr>
+                <w:sz w:val="19"/>
+                <w:szCs w:val="19"/>
+              </w:rPr>
+              <w:t>0.57</w:t>
+            </w:r>
+            <w:r>
+              <w:rPr>
+                <w:sz w:val="19"/>
+                <w:szCs w:val="19"/>
+              </w:rPr>
+              <w:t>00</w:t>
+            </w:r>
+          </w:p>
+        </w:tc>
+        <w:tc>
+          <w:tcPr>
+            <w:tcW w:w="780" w:type="dxa"/>
+            <w:tcBorders>
+              <w:top w:val="single" w:sz="1" w:space="0" w:color="999999"/>
+              <w:left w:val="single" w:sz="1" w:space="0" w:color="999999"/>
+              <w:bottom w:val="single" w:sz="1" w:space="0" w:color="999999"/>
+              <w:right w:val="single" w:sz="1" w:space="0" w:color="999999"/>
+            </w:tcBorders>
+            <w:shd w:val="clear" w:color="auto" w:fill="EBF0F7"/>
+            <w:tcMar>
+              <w:top w:w="55" w:type="dxa"/>
+              <w:left w:w="80" w:type="dxa"/>
+              <w:bottom w:w="55" w:type="dxa"/>
+              <w:right w:w="80" w:type="dxa"/>
+            </w:tcMar>
+          </w:tcPr>
+          <w:p>
+            <w:pPr>
+              <w:spacing w:after="160"/>
+              <w:jc w:val="center"/>
+              <w:rPr>
+                <w:sz w:val="19"/>
+                <w:szCs w:val="19"/>
+              </w:rPr>
+            </w:pPr>
+            <w:r>
+              <w:rPr>
+                <w:sz w:val="19"/>
+                <w:szCs w:val="19"/>
+              </w:rPr>
+              <w:t>0.00</w:t>
+            </w:r>
+            <w:r>
+              <w:rPr>
+                <w:sz w:val="19"/>
+                <w:szCs w:val="19"/>
+              </w:rPr>
+              <w:t>15</w:t>
+            </w:r>
+          </w:p>
+        </w:tc>
+        <w:tc>
+          <w:tcPr>
+            <w:tcW w:w="780" w:type="dxa"/>
+            <w:tcBorders>
+              <w:top w:val="single" w:sz="1" w:space="0" w:color="999999"/>
+              <w:left w:val="single" w:sz="1" w:space="0" w:color="999999"/>
+              <w:bottom w:val="single" w:sz="1" w:space="0" w:color="999999"/>
+              <w:right w:val="single" w:sz="1" w:space="0" w:color="999999"/>
+            </w:tcBorders>
+            <w:shd w:val="clear" w:color="auto" w:fill="EBF0F7"/>
+            <w:tcMar>
+              <w:top w:w="55" w:type="dxa"/>
+              <w:left w:w="80" w:type="dxa"/>
+              <w:bottom w:w="55" w:type="dxa"/>
+              <w:right w:w="80" w:type="dxa"/>
+            </w:tcMar>
+          </w:tcPr>
+          <w:p>
+            <w:pPr>
+              <w:spacing w:after="160"/>
+              <w:jc w:val="center"/>
+              <w:rPr>
+                <w:sz w:val="19"/>
+                <w:szCs w:val="19"/>
+              </w:rPr>
+            </w:pPr>
+            <w:r>
+              <w:rPr>
+                <w:sz w:val="19"/>
+                <w:szCs w:val="19"/>
+              </w:rPr>
+              <w:t>0.5</w:t>
+            </w:r>
+            <w:r>
+              <w:rPr>
+                <w:sz w:val="19"/>
+                <w:szCs w:val="19"/>
+              </w:rPr>
+              <w:t>687</w:t>
+            </w:r>
+          </w:p>
+        </w:tc>
+        <w:tc>
+          <w:tcPr>
+            <w:tcW w:w="780" w:type="dxa"/>
+            <w:tcBorders>
+              <w:top w:val="single" w:sz="1" w:space="0" w:color="999999"/>
+              <w:left w:val="single" w:sz="1" w:space="0" w:color="999999"/>
+              <w:bottom w:val="single" w:sz="1" w:space="0" w:color="999999"/>
+              <w:right w:val="single" w:sz="1" w:space="0" w:color="999999"/>
+            </w:tcBorders>
+            <w:shd w:val="clear" w:color="auto" w:fill="EBF0F7"/>
+            <w:tcMar>
+              <w:top w:w="55" w:type="dxa"/>
+              <w:left w:w="80" w:type="dxa"/>
+              <w:bottom w:w="55" w:type="dxa"/>
+              <w:right w:w="80" w:type="dxa"/>
+            </w:tcMar>
+          </w:tcPr>
+          <w:p>
+            <w:pPr>
+              <w:spacing w:after="160"/>
+              <w:jc w:val="center"/>
+              <w:rPr>
+                <w:sz w:val="19"/>
+                <w:szCs w:val="19"/>
+              </w:rPr>
+            </w:pPr>
+            <w:r>
+              <w:rPr>
+                <w:sz w:val="19"/>
+                <w:szCs w:val="19"/>
+              </w:rPr>
+              <w:t>0.5</w:t>
+            </w:r>
+            <w:r>
+              <w:rPr>
+                <w:sz w:val="19"/>
+                <w:szCs w:val="19"/>
+              </w:rPr>
+              <w:t>716</w:t>
+            </w:r>
+          </w:p>
+        </w:tc>
+        <w:tc>
+          <w:tcPr>
+            <w:tcW w:w="850" w:type="dxa"/>
+            <w:tcBorders>
+              <w:top w:val="single" w:sz="1" w:space="0" w:color="999999"/>
+              <w:left w:val="single" w:sz="1" w:space="0" w:color="999999"/>
+              <w:bottom w:val="single" w:sz="1" w:space="0" w:color="999999"/>
+              <w:right w:val="single" w:sz="1" w:space="0" w:color="999999"/>
+            </w:tcBorders>
+            <w:shd w:val="clear" w:color="auto" w:fill="EBF0F7"/>
+            <w:tcMar>
+              <w:top w:w="55" w:type="dxa"/>
+              <w:left w:w="80" w:type="dxa"/>
+              <w:bottom w:w="55" w:type="dxa"/>
+              <w:right w:w="80" w:type="dxa"/>
+            </w:tcMar>
+          </w:tcPr>
+          <w:p>
+            <w:pPr>
+              <w:spacing w:after="160"/>
+              <w:jc w:val="center"/>
+              <w:rPr>
+                <w:sz w:val="19"/>
+                <w:szCs w:val="19"/>
+              </w:rPr>
+            </w:pPr>
+            <w:r>
+              <w:rPr>
+                <w:sz w:val="19"/>
+                <w:szCs w:val="19"/>
+              </w:rPr>
+              <w:t>0.57</w:t>
+            </w:r>
+            <w:r>
+              <w:rPr>
+                <w:sz w:val="19"/>
+                <w:szCs w:val="19"/>
+              </w:rPr>
+              <w:t>78</w:t>
+            </w:r>
+          </w:p>
+        </w:tc>
+        <w:tc>
+          <w:tcPr>
+            <w:tcW w:w="780" w:type="dxa"/>
+            <w:tcBorders>
+              <w:top w:val="single" w:sz="1" w:space="0" w:color="999999"/>
+              <w:left w:val="single" w:sz="1" w:space="0" w:color="999999"/>
+              <w:bottom w:val="single" w:sz="1" w:space="0" w:color="999999"/>
+              <w:right w:val="single" w:sz="1" w:space="0" w:color="999999"/>
+            </w:tcBorders>
+            <w:shd w:val="clear" w:color="auto" w:fill="EBF0F7"/>
+            <w:tcMar>
+              <w:top w:w="55" w:type="dxa"/>
+              <w:left w:w="80" w:type="dxa"/>
+              <w:bottom w:w="55" w:type="dxa"/>
+              <w:right w:w="80" w:type="dxa"/>
+            </w:tcMar>
+          </w:tcPr>
+          <w:p>
+            <w:pPr>
+              <w:spacing w:after="160"/>
+              <w:jc w:val="center"/>
+              <w:rPr>
+                <w:sz w:val="19"/>
+                <w:szCs w:val="19"/>
+              </w:rPr>
+            </w:pPr>
+            <w:r>
+              <w:rPr>
+                <w:sz w:val="19"/>
+                <w:szCs w:val="19"/>
+              </w:rPr>
+              <w:t>0.00</w:t>
+            </w:r>
+            <w:r>
+              <w:rPr>
+                <w:sz w:val="19"/>
+                <w:szCs w:val="19"/>
+              </w:rPr>
+              <w:t>15</w:t>
+            </w:r>
+          </w:p>
+        </w:tc>
+        <w:tc>
+          <w:tcPr>
+            <w:tcW w:w="780" w:type="dxa"/>
+            <w:tcBorders>
+              <w:top w:val="single" w:sz="1" w:space="0" w:color="999999"/>
+              <w:left w:val="single" w:sz="1" w:space="0" w:color="999999"/>
+              <w:bottom w:val="single" w:sz="1" w:space="0" w:color="999999"/>
+              <w:right w:val="single" w:sz="1" w:space="0" w:color="999999"/>
+            </w:tcBorders>
+            <w:shd w:val="clear" w:color="auto" w:fill="EBF0F7"/>
+            <w:tcMar>
+              <w:top w:w="55" w:type="dxa"/>
+              <w:left w:w="80" w:type="dxa"/>
+              <w:bottom w:w="55" w:type="dxa"/>
+              <w:right w:w="80" w:type="dxa"/>
+            </w:tcMar>
+          </w:tcPr>
+          <w:p>
+            <w:pPr>
+              <w:spacing w:after="160"/>
+              <w:jc w:val="center"/>
+              <w:rPr>
+                <w:sz w:val="19"/>
+                <w:szCs w:val="19"/>
+              </w:rPr>
+            </w:pPr>
+            <w:r>
+              <w:rPr>
+                <w:sz w:val="19"/>
+                <w:szCs w:val="19"/>
+              </w:rPr>
+              <w:t>0.57</w:t>
+            </w:r>
+            <w:r>
+              <w:rPr>
+                <w:sz w:val="19"/>
+                <w:szCs w:val="19"/>
+              </w:rPr>
+              <w:t>65</w:t>
+            </w:r>
+          </w:p>
+        </w:tc>
+        <w:tc>
+          <w:tcPr>
+            <w:tcW w:w="780" w:type="dxa"/>
+            <w:tcBorders>
+              <w:top w:val="single" w:sz="1" w:space="0" w:color="999999"/>
+              <w:left w:val="single" w:sz="1" w:space="0" w:color="999999"/>
+              <w:bottom w:val="single" w:sz="1" w:space="0" w:color="999999"/>
+              <w:right w:val="single" w:sz="1" w:space="0" w:color="999999"/>
+            </w:tcBorders>
+            <w:shd w:val="clear" w:color="auto" w:fill="EBF0F7"/>
+            <w:tcMar>
+              <w:top w:w="55" w:type="dxa"/>
+              <w:left w:w="80" w:type="dxa"/>
+              <w:bottom w:w="55" w:type="dxa"/>
+              <w:right w:w="80" w:type="dxa"/>
+            </w:tcMar>
+          </w:tcPr>
+          <w:p>
+            <w:pPr>
+              <w:spacing w:after="160"/>
+              <w:jc w:val="center"/>
+              <w:rPr>
+                <w:sz w:val="19"/>
+                <w:szCs w:val="19"/>
+              </w:rPr>
+            </w:pPr>
+            <w:r>
+              <w:rPr>
+                <w:sz w:val="19"/>
+                <w:szCs w:val="19"/>
+              </w:rPr>
+              <w:t>0.5</w:t>
+            </w:r>
+            <w:r>
+              <w:rPr>
+                <w:sz w:val="19"/>
+                <w:szCs w:val="19"/>
+              </w:rPr>
+              <w:t>79</w:t>
+            </w:r>
+            <w:r>
+              <w:rPr>
+                <w:sz w:val="19"/>
+                <w:szCs w:val="19"/>
+              </w:rPr>
+              <w:t>5</w:t>
+            </w:r>
+          </w:p>
+        </w:tc>
+      </w:tr>
+      <w:tr>
+        <w:tc>
+          <w:tcPr>
+            <w:tcW w:w="1300" w:type="dxa"/>
+            <w:tcBorders>
+              <w:top w:val="single" w:sz="1" w:space="0" w:color="999999"/>
+              <w:left w:val="single" w:sz="1" w:space="0" w:color="999999"/>
+              <w:bottom w:val="single" w:sz="1" w:space="0" w:color="999999"/>
+              <w:right w:val="single" w:sz="1" w:space="0" w:color="999999"/>
+            </w:tcBorders>
+            <w:shd w:val="clear" w:color="auto" w:fill="FFFFFF"/>
+            <w:tcMar>
+              <w:top w:w="55" w:type="dxa"/>
+              <w:left w:w="80" w:type="dxa"/>
+              <w:bottom w:w="55" w:type="dxa"/>
+              <w:right w:w="80" w:type="dxa"/>
+            </w:tcMar>
+          </w:tcPr>
+          <w:p>
+            <w:pPr>
+              <w:spacing w:after="160"/>
+              <w:jc w:val="center"/>
+              <w:rPr>
+                <w:sz w:val="19"/>
+                <w:szCs w:val="19"/>
+              </w:rPr>
+            </w:pPr>
+            <w:r>
+              <w:rPr>
+                <w:sz w:val="19"/>
+                <w:szCs w:val="19"/>
+              </w:rPr>
+              <w:t>2</w:t>
+            </w:r>
+            <w:r>
+              <w:rPr>
+                <w:sz w:val="19"/>
+                <w:szCs w:val="19"/>
+              </w:rPr>
+              <w:t>56</w:t>
+            </w:r>
+          </w:p>
+        </w:tc>
+        <w:tc>
+          <w:tcPr>
+            <w:tcW w:w="850" w:type="dxa"/>
+            <w:tcBorders>
+              <w:top w:val="single" w:sz="1" w:space="0" w:color="999999"/>
+              <w:left w:val="single" w:sz="1" w:space="0" w:color="999999"/>
+              <w:bottom w:val="single" w:sz="1" w:space="0" w:color="999999"/>
+              <w:right w:val="single" w:sz="1" w:space="0" w:color="999999"/>
+            </w:tcBorders>
+            <w:shd w:val="clear" w:color="auto" w:fill="FFFFFF"/>
+            <w:tcMar>
+              <w:top w:w="55" w:type="dxa"/>
+              <w:left w:w="80" w:type="dxa"/>
+              <w:bottom w:w="55" w:type="dxa"/>
+              <w:right w:w="80" w:type="dxa"/>
+            </w:tcMar>
+          </w:tcPr>
+          <w:p>
+            <w:pPr>
+              <w:spacing w:after="160"/>
+              <w:jc w:val="center"/>
+              <w:rPr>
+                <w:sz w:val="19"/>
+                <w:szCs w:val="19"/>
+              </w:rPr>
+            </w:pPr>
+            <w:r>
+              <w:rPr>
+                <w:sz w:val="19"/>
+                <w:szCs w:val="19"/>
+              </w:rPr>
+              <w:t>0.5</w:t>
+            </w:r>
+            <w:r>
+              <w:rPr>
+                <w:sz w:val="19"/>
+                <w:szCs w:val="19"/>
+              </w:rPr>
+              <w:t>651</w:t>
+            </w:r>
+          </w:p>
+        </w:tc>
+        <w:tc>
+          <w:tcPr>
+            <w:tcW w:w="780" w:type="dxa"/>
+            <w:tcBorders>
+              <w:top w:val="single" w:sz="1" w:space="0" w:color="999999"/>
+              <w:left w:val="single" w:sz="1" w:space="0" w:color="999999"/>
+              <w:bottom w:val="single" w:sz="1" w:space="0" w:color="999999"/>
+              <w:right w:val="single" w:sz="1" w:space="0" w:color="999999"/>
+            </w:tcBorders>
+            <w:shd w:val="clear" w:color="auto" w:fill="FFFFFF"/>
+            <w:tcMar>
+              <w:top w:w="55" w:type="dxa"/>
+              <w:left w:w="80" w:type="dxa"/>
+              <w:bottom w:w="55" w:type="dxa"/>
+              <w:right w:w="80" w:type="dxa"/>
+            </w:tcMar>
+          </w:tcPr>
+          <w:p>
+            <w:pPr>
+              <w:spacing w:after="160"/>
+              <w:jc w:val="center"/>
+              <w:rPr>
+                <w:sz w:val="19"/>
+                <w:szCs w:val="19"/>
+              </w:rPr>
+            </w:pPr>
+            <w:r>
+              <w:rPr>
+                <w:sz w:val="19"/>
+                <w:szCs w:val="19"/>
+              </w:rPr>
+              <w:t>0.004</w:t>
+            </w:r>
+            <w:r>
+              <w:rPr>
+                <w:sz w:val="19"/>
+                <w:szCs w:val="19"/>
+              </w:rPr>
+              <w:t>4</w:t>
+            </w:r>
+          </w:p>
+        </w:tc>
+        <w:tc>
+          <w:tcPr>
+            <w:tcW w:w="780" w:type="dxa"/>
+            <w:tcBorders>
+              <w:top w:val="single" w:sz="1" w:space="0" w:color="999999"/>
+              <w:left w:val="single" w:sz="1" w:space="0" w:color="999999"/>
+              <w:bottom w:val="single" w:sz="1" w:space="0" w:color="999999"/>
+              <w:right w:val="single" w:sz="1" w:space="0" w:color="999999"/>
+            </w:tcBorders>
+            <w:shd w:val="clear" w:color="auto" w:fill="FFFFFF"/>
+            <w:tcMar>
+              <w:top w:w="55" w:type="dxa"/>
+              <w:left w:w="80" w:type="dxa"/>
+              <w:bottom w:w="55" w:type="dxa"/>
+              <w:right w:w="80" w:type="dxa"/>
+            </w:tcMar>
+          </w:tcPr>
+          <w:p>
+            <w:pPr>
+              <w:spacing w:after="160"/>
+              <w:jc w:val="center"/>
+              <w:rPr>
+                <w:sz w:val="19"/>
+                <w:szCs w:val="19"/>
+              </w:rPr>
+            </w:pPr>
+            <w:r>
+              <w:rPr>
+                <w:sz w:val="19"/>
+                <w:szCs w:val="19"/>
+              </w:rPr>
+              <w:t>0.5</w:t>
+            </w:r>
+            <w:r>
+              <w:rPr>
+                <w:sz w:val="19"/>
+                <w:szCs w:val="19"/>
+              </w:rPr>
+              <w:t>600</w:t>
+            </w:r>
+          </w:p>
+        </w:tc>
+        <w:tc>
+          <w:tcPr>
+            <w:tcW w:w="780" w:type="dxa"/>
+            <w:tcBorders>
+              <w:top w:val="single" w:sz="1" w:space="0" w:color="999999"/>
+              <w:left w:val="single" w:sz="1" w:space="0" w:color="999999"/>
+              <w:bottom w:val="single" w:sz="1" w:space="0" w:color="999999"/>
+              <w:right w:val="single" w:sz="1" w:space="0" w:color="999999"/>
+            </w:tcBorders>
+            <w:shd w:val="clear" w:color="auto" w:fill="FFFFFF"/>
+            <w:tcMar>
+              <w:top w:w="55" w:type="dxa"/>
+              <w:left w:w="80" w:type="dxa"/>
+              <w:bottom w:w="55" w:type="dxa"/>
+              <w:right w:w="80" w:type="dxa"/>
+            </w:tcMar>
+          </w:tcPr>
+          <w:p>
+            <w:pPr>
+              <w:spacing w:after="160"/>
+              <w:jc w:val="center"/>
+              <w:rPr>
+                <w:sz w:val="19"/>
+                <w:szCs w:val="19"/>
+              </w:rPr>
+            </w:pPr>
+            <w:r>
+              <w:rPr>
+                <w:sz w:val="19"/>
+                <w:szCs w:val="19"/>
+              </w:rPr>
+              <w:t>0.5</w:t>
+            </w:r>
+            <w:r>
+              <w:rPr>
+                <w:sz w:val="19"/>
+                <w:szCs w:val="19"/>
+              </w:rPr>
+              <w:t>680</w:t>
+            </w:r>
+          </w:p>
+        </w:tc>
+        <w:tc>
+          <w:tcPr>
+            <w:tcW w:w="850" w:type="dxa"/>
+            <w:tcBorders>
+              <w:top w:val="single" w:sz="1" w:space="0" w:color="999999"/>
+              <w:left w:val="single" w:sz="1" w:space="0" w:color="999999"/>
+              <w:bottom w:val="single" w:sz="1" w:space="0" w:color="999999"/>
+              <w:right w:val="single" w:sz="1" w:space="0" w:color="999999"/>
+            </w:tcBorders>
+            <w:shd w:val="clear" w:color="auto" w:fill="FFFFFF"/>
+            <w:tcMar>
+              <w:top w:w="55" w:type="dxa"/>
+              <w:left w:w="80" w:type="dxa"/>
+              <w:bottom w:w="55" w:type="dxa"/>
+              <w:right w:w="80" w:type="dxa"/>
+            </w:tcMar>
+          </w:tcPr>
+          <w:p>
+            <w:pPr>
+              <w:spacing w:after="160"/>
+              <w:jc w:val="center"/>
+              <w:rPr>
+                <w:sz w:val="19"/>
+                <w:szCs w:val="19"/>
+              </w:rPr>
+            </w:pPr>
+            <w:r>
+              <w:rPr>
+                <w:sz w:val="19"/>
+                <w:szCs w:val="19"/>
+              </w:rPr>
+              <w:t>0.57</w:t>
+            </w:r>
+            <w:r>
+              <w:rPr>
+                <w:sz w:val="19"/>
+                <w:szCs w:val="19"/>
+              </w:rPr>
+              <w:t>15</w:t>
+            </w:r>
+          </w:p>
+        </w:tc>
+        <w:tc>
+          <w:tcPr>
+            <w:tcW w:w="780" w:type="dxa"/>
+            <w:tcBorders>
+              <w:top w:val="single" w:sz="1" w:space="0" w:color="999999"/>
+              <w:left w:val="single" w:sz="1" w:space="0" w:color="999999"/>
+              <w:bottom w:val="single" w:sz="1" w:space="0" w:color="999999"/>
+              <w:right w:val="single" w:sz="1" w:space="0" w:color="999999"/>
+            </w:tcBorders>
+            <w:shd w:val="clear" w:color="auto" w:fill="FFFFFF"/>
+            <w:tcMar>
+              <w:top w:w="55" w:type="dxa"/>
+              <w:left w:w="80" w:type="dxa"/>
+              <w:bottom w:w="55" w:type="dxa"/>
+              <w:right w:w="80" w:type="dxa"/>
+            </w:tcMar>
+          </w:tcPr>
+          <w:p>
+            <w:pPr>
+              <w:spacing w:after="160"/>
+              <w:jc w:val="center"/>
+              <w:rPr>
+                <w:sz w:val="19"/>
+                <w:szCs w:val="19"/>
+              </w:rPr>
+            </w:pPr>
+            <w:r>
+              <w:rPr>
+                <w:sz w:val="19"/>
+                <w:szCs w:val="19"/>
+              </w:rPr>
+              <w:t>0.00</w:t>
+            </w:r>
+            <w:r>
+              <w:rPr>
+                <w:sz w:val="19"/>
+                <w:szCs w:val="19"/>
+              </w:rPr>
+              <w:t>30</w:t>
+            </w:r>
+          </w:p>
+        </w:tc>
+        <w:tc>
+          <w:tcPr>
+            <w:tcW w:w="780" w:type="dxa"/>
+            <w:tcBorders>
+              <w:top w:val="single" w:sz="1" w:space="0" w:color="999999"/>
+              <w:left w:val="single" w:sz="1" w:space="0" w:color="999999"/>
+              <w:bottom w:val="single" w:sz="1" w:space="0" w:color="999999"/>
+              <w:right w:val="single" w:sz="1" w:space="0" w:color="999999"/>
+            </w:tcBorders>
+            <w:shd w:val="clear" w:color="auto" w:fill="FFFFFF"/>
+            <w:tcMar>
+              <w:top w:w="55" w:type="dxa"/>
+              <w:left w:w="80" w:type="dxa"/>
+              <w:bottom w:w="55" w:type="dxa"/>
+              <w:right w:w="80" w:type="dxa"/>
+            </w:tcMar>
+          </w:tcPr>
+          <w:p>
+            <w:pPr>
+              <w:spacing w:after="160"/>
+              <w:jc w:val="center"/>
+              <w:rPr>
+                <w:sz w:val="19"/>
+                <w:szCs w:val="19"/>
+              </w:rPr>
+            </w:pPr>
+            <w:r>
+              <w:rPr>
+                <w:sz w:val="19"/>
+                <w:szCs w:val="19"/>
+              </w:rPr>
+              <w:t>0.56</w:t>
+            </w:r>
+            <w:r>
+              <w:rPr>
+                <w:sz w:val="19"/>
+                <w:szCs w:val="19"/>
+              </w:rPr>
+              <w:t>80</w:t>
+            </w:r>
+          </w:p>
+        </w:tc>
+        <w:tc>
+          <w:tcPr>
+            <w:tcW w:w="780" w:type="dxa"/>
+            <w:tcBorders>
+              <w:top w:val="single" w:sz="1" w:space="0" w:color="999999"/>
+              <w:left w:val="single" w:sz="1" w:space="0" w:color="999999"/>
+              <w:bottom w:val="single" w:sz="1" w:space="0" w:color="999999"/>
+              <w:right w:val="single" w:sz="1" w:space="0" w:color="999999"/>
+            </w:tcBorders>
+            <w:shd w:val="clear" w:color="auto" w:fill="FFFFFF"/>
+            <w:tcMar>
+              <w:top w:w="55" w:type="dxa"/>
+              <w:left w:w="80" w:type="dxa"/>
+              <w:bottom w:w="55" w:type="dxa"/>
+              <w:right w:w="80" w:type="dxa"/>
+            </w:tcMar>
+          </w:tcPr>
+          <w:p>
+            <w:pPr>
+              <w:spacing w:after="160"/>
+              <w:jc w:val="center"/>
+              <w:rPr>
+                <w:sz w:val="19"/>
+                <w:szCs w:val="19"/>
+              </w:rPr>
+            </w:pPr>
+            <w:r>
+              <w:rPr>
+                <w:sz w:val="19"/>
+                <w:szCs w:val="19"/>
+              </w:rPr>
+              <w:t>0.5</w:t>
+            </w:r>
+            <w:r>
+              <w:rPr>
+                <w:sz w:val="19"/>
+                <w:szCs w:val="19"/>
+              </w:rPr>
+              <w:t>735</w:t>
+            </w:r>
+          </w:p>
+        </w:tc>
+      </w:tr>
+    </w:tbl>
+    <w:p>
+      <w:pPr>
+        <w:spacing w:after="160"/>
+      </w:pPr>
+    </w:p>
+    <w:p>
+      <w:pPr>
+        <w:spacing w:after="160"/>
+      </w:pPr>
+      <w:r>
+        <w:rPr>
+          <w:b/>
+          <w:bCs/>
+        </w:rPr>
+        <w:t>Wniosek:</w:t>
+      </w:r>
+      <w:r>
+        <w:t> Najlepszą średnią dokładność testową uzyskano dla batch=64 (0.5803) oraz batch=32 (0.5800). Większe batch (128, 256) prowadzą do wyraźnego spadku skuteczności (odpowiednio 0.5778 i 0.5715). Zbyt mały batch (32) zwiększa odchylenie standardowe (te_std=0.0070), co oznacza mniejszą stabilność uczenia. Batch=64 zapewnia najlepszy kompromis między wysoką dokładnością a niską wariancją (te_std=0.0042). Z kolei batch=128 daje najniższe odchylenie standardowe (0.0015), ale kosztem niższej średniej. Wartość 256 wyraźnie pogarsza wyniki, prawdopodobnie przez rzadsze aktualizacje wag i gorszą generalizację. </w:t>
+      </w:r>
+    </w:p>
+    <w:p>
+      <w:pPr>
+        <w:spacing w:after="160"/>
+      </w:pPr>
+      <w:r>
+        <w:drawing>
+          <wp:inline distT="0" distB="0" distL="0" distR="0" wp14:anchorId="2685C1F2" wp14:editId="1CCA65ED">
+            <wp:extent cx="5617210" cy="3079750"/>
+            <wp:effectExtent l="0" t="0" r="2540" b="6350"/>
+            <wp:docPr id="1895150781" name="Obraz 1"/>
+            <wp:cNvGraphicFramePr>
+              <a:graphicFrameLocks xmlns:a="http://schemas.openxmlformats.org/drawingml/2006/main" noChangeAspect="1"/>
+            </wp:cNvGraphicFramePr>
+            <a:graphic xmlns:a="http://schemas.openxmlformats.org/drawingml/2006/main">
+              <a:graphicData uri="http://schemas.openxmlformats.org/drawingml/2006/picture">
+                <pic:pic xmlns:pic="http://schemas.openxmlformats.org/drawingml/2006/picture">
+                  <pic:nvPicPr>
+                    <pic:cNvPr id="1895150781" name=""/>
+                    <pic:cNvPicPr/>
+                  </pic:nvPicPr>
+                  <pic:blipFill>
+                    <a:blip r:embed="rId11"/>
+                    <a:stretch>
+                      <a:fillRect/>
+                    </a:stretch>
+                  </pic:blipFill>
+                  <pic:spPr>
+                    <a:xfrm>
+                      <a:off x="0" y="0"/>
+                      <a:ext cx="5617210" cy="3079750"/>
+                    </a:xfrm>
+                    <a:prstGeom prst="rect">
+                      <a:avLst/>
+                    </a:prstGeom>
+                  </pic:spPr>
+                </pic:pic>
+              </a:graphicData>
+            </a:graphic>
+          </wp:inline>
+        </w:drawing>
+      </w:r>
+    </w:p>
+    <w:p>
+      <w:pPr>
+        <w:spacing w:after="160"/>
+      </w:pPr>
+    </w:p>
+    <w:p>
+      <w:pPr>
+        <w:spacing w:after="160"/>
+      </w:pPr>
+    </w:p>
+    <w:p>
+      <w:pPr>
+        <w:spacing w:after="160"/>
+      </w:pPr>
+    </w:p>
+    <w:p>
+      <w:pPr>
+        <w:spacing w:after="160"/>
+      </w:pPr>
+    </w:p>
+    <w:p>
+      <w:pPr>
+        <w:spacing w:after="160"/>
+      </w:pPr>
+    </w:p>
+    <w:p>
+      <w:pPr>
+        <w:spacing w:after="160"/>
+      </w:pPr>
+    </w:p>
+    <w:p>
+      <w:pPr>
+        <w:pStyle w:val="Nagwek2"/>
+      </w:pPr>
+      <w:r>
+        <w:lastRenderedPageBreak/>
+        <w:t>4.8 Parametr: Momentum</w:t>
+      </w:r>
+    </w:p>
+    <w:p>
+      <w:pPr>
+        <w:spacing w:after="160"/>
+      </w:pPr>
+      <w:r>
+        <w:t>Testowane wartości: {</w:t>
+      </w:r>
+      <w:r>
+        <w:t>0.0, 0.5, 0.9, 0.95</w:t>
+      </w:r>
+      <w:r>
+        <w:t>}. Architektura: [6→8→1], ReLU, lr=0.01, podział 80/20, epoki = 80</w:t>
+      </w:r>
+      <w:r>
+        <w:t>, batch = 64</w:t>
+      </w:r>
+    </w:p>
+    <w:tbl>
+      <w:tblPr>
+        <w:tblW w:w="7680" w:type="dxa"/>
+        <w:tblBorders>
+          <w:top w:val="single" w:sz="4" w:space="0" w:color="auto"/>
+          <w:left w:val="single" w:sz="4" w:space="0" w:color="auto"/>
+          <w:bottom w:val="single" w:sz="4" w:space="0" w:color="auto"/>
+          <w:right w:val="single" w:sz="4" w:space="0" w:color="auto"/>
+          <w:insideH w:val="single" w:sz="4" w:space="0" w:color="auto"/>
+          <w:insideV w:val="single" w:sz="4" w:space="0" w:color="auto"/>
+        </w:tblBorders>
+        <w:tblCellMar>
+          <w:left w:w="10" w:type="dxa"/>
+          <w:right w:w="10" w:type="dxa"/>
+        </w:tblCellMar>
+        <w:tblLook w:val="04A0" w:firstRow="1" w:lastRow="0" w:firstColumn="1" w:lastColumn="0" w:noHBand="0" w:noVBand="1"/>
+      </w:tblPr>
+      <w:tblGrid>
+        <w:gridCol w:w="1300"/>
+        <w:gridCol w:w="850"/>
+        <w:gridCol w:w="780"/>
+        <w:gridCol w:w="780"/>
+        <w:gridCol w:w="780"/>
+        <w:gridCol w:w="850"/>
+        <w:gridCol w:w="780"/>
+        <w:gridCol w:w="780"/>
+        <w:gridCol w:w="780"/>
+      </w:tblGrid>
+      <w:tr>
+        <w:trPr>
+          <w:tblHeader/>
+        </w:trPr>
+        <w:tc>
+          <w:tcPr>
+            <w:tcW w:w="1300" w:type="dxa"/>
+            <w:tcBorders>
+              <w:top w:val="single" w:sz="1" w:space="0" w:color="999999"/>
+              <w:left w:val="single" w:sz="1" w:space="0" w:color="999999"/>
+              <w:bottom w:val="single" w:sz="1" w:space="0" w:color="999999"/>
+              <w:right w:val="single" w:sz="1" w:space="0" w:color="999999"/>
+            </w:tcBorders>
+            <w:shd w:val="clear" w:color="auto" w:fill="2E5C8A"/>
+            <w:tcMar>
+              <w:top w:w="70" w:type="dxa"/>
+              <w:left w:w="80" w:type="dxa"/>
+              <w:bottom w:w="70" w:type="dxa"/>
+              <w:right w:w="80" w:type="dxa"/>
+            </w:tcMar>
+          </w:tcPr>
+          <w:p>
+            <w:pPr>
+              <w:spacing w:after="160"/>
+              <w:jc w:val="center"/>
+            </w:pPr>
+            <w:r>
+              <w:rPr>
+                <w:b/>
+                <w:bCs/>
+                <w:color w:val="FFFFFF"/>
+                <w:sz w:val="17"/>
+                <w:szCs w:val="17"/>
+              </w:rPr>
+              <w:t>Wartość</w:t>
+            </w:r>
+          </w:p>
+        </w:tc>
+        <w:tc>
+          <w:tcPr>
+            <w:tcW w:w="850" w:type="dxa"/>
+            <w:tcBorders>
+              <w:top w:val="single" w:sz="1" w:space="0" w:color="999999"/>
+              <w:left w:val="single" w:sz="1" w:space="0" w:color="999999"/>
+              <w:bottom w:val="single" w:sz="1" w:space="0" w:color="999999"/>
+              <w:right w:val="single" w:sz="1" w:space="0" w:color="999999"/>
+            </w:tcBorders>
+            <w:shd w:val="clear" w:color="auto" w:fill="2E5C8A"/>
+            <w:tcMar>
+              <w:top w:w="70" w:type="dxa"/>
+              <w:left w:w="80" w:type="dxa"/>
+              <w:bottom w:w="70" w:type="dxa"/>
+              <w:right w:w="80" w:type="dxa"/>
+            </w:tcMar>
+          </w:tcPr>
+          <w:p>
+            <w:pPr>
+              <w:spacing w:after="160"/>
+              <w:jc w:val="center"/>
+            </w:pPr>
+            <w:r>
+              <w:rPr>
+                <w:b/>
+                <w:bCs/>
+                <w:color w:val="FFFFFF"/>
+                <w:sz w:val="17"/>
+                <w:szCs w:val="17"/>
+              </w:rPr>
+              <w:t>Tr. Mean</w:t>
+            </w:r>
+          </w:p>
+        </w:tc>
+        <w:tc>
+          <w:tcPr>
+            <w:tcW w:w="780" w:type="dxa"/>
+            <w:tcBorders>
+              <w:top w:val="single" w:sz="1" w:space="0" w:color="999999"/>
+              <w:left w:val="single" w:sz="1" w:space="0" w:color="999999"/>
+              <w:bottom w:val="single" w:sz="1" w:space="0" w:color="999999"/>
+              <w:right w:val="single" w:sz="1" w:space="0" w:color="999999"/>
+            </w:tcBorders>
+            <w:shd w:val="clear" w:color="auto" w:fill="2E5C8A"/>
+            <w:tcMar>
+              <w:top w:w="70" w:type="dxa"/>
+              <w:left w:w="80" w:type="dxa"/>
+              <w:bottom w:w="70" w:type="dxa"/>
+              <w:right w:w="80" w:type="dxa"/>
+            </w:tcMar>
+          </w:tcPr>
+          <w:p>
+            <w:pPr>
+              <w:spacing w:after="160"/>
+              <w:jc w:val="center"/>
+            </w:pPr>
+            <w:r>
+              <w:rPr>
+                <w:b/>
+                <w:bCs/>
+                <w:color w:val="FFFFFF"/>
+                <w:sz w:val="17"/>
+                <w:szCs w:val="17"/>
+              </w:rPr>
+              <w:t>Tr. Std</w:t>
+            </w:r>
+          </w:p>
+        </w:tc>
+        <w:tc>
+          <w:tcPr>
+            <w:tcW w:w="780" w:type="dxa"/>
+            <w:tcBorders>
+              <w:top w:val="single" w:sz="1" w:space="0" w:color="999999"/>
+              <w:left w:val="single" w:sz="1" w:space="0" w:color="999999"/>
+              <w:bottom w:val="single" w:sz="1" w:space="0" w:color="999999"/>
+              <w:right w:val="single" w:sz="1" w:space="0" w:color="999999"/>
+            </w:tcBorders>
+            <w:shd w:val="clear" w:color="auto" w:fill="2E5C8A"/>
+            <w:tcMar>
+              <w:top w:w="70" w:type="dxa"/>
+              <w:left w:w="80" w:type="dxa"/>
+              <w:bottom w:w="70" w:type="dxa"/>
+              <w:right w:w="80" w:type="dxa"/>
+            </w:tcMar>
+          </w:tcPr>
+          <w:p>
+            <w:pPr>
+              <w:spacing w:after="160"/>
+              <w:jc w:val="center"/>
+            </w:pPr>
+            <w:r>
+              <w:rPr>
+                <w:b/>
+                <w:bCs/>
+                <w:color w:val="FFFFFF"/>
+                <w:sz w:val="17"/>
+                <w:szCs w:val="17"/>
+              </w:rPr>
+              <w:t>Tr. Min</w:t>
+            </w:r>
+          </w:p>
+        </w:tc>
+        <w:tc>
+          <w:tcPr>
+            <w:tcW w:w="780" w:type="dxa"/>
+            <w:tcBorders>
+              <w:top w:val="single" w:sz="1" w:space="0" w:color="999999"/>
+              <w:left w:val="single" w:sz="1" w:space="0" w:color="999999"/>
+              <w:bottom w:val="single" w:sz="1" w:space="0" w:color="999999"/>
+              <w:right w:val="single" w:sz="1" w:space="0" w:color="999999"/>
+            </w:tcBorders>
+            <w:shd w:val="clear" w:color="auto" w:fill="2E5C8A"/>
+            <w:tcMar>
+              <w:top w:w="70" w:type="dxa"/>
+              <w:left w:w="80" w:type="dxa"/>
+              <w:bottom w:w="70" w:type="dxa"/>
+              <w:right w:w="80" w:type="dxa"/>
+            </w:tcMar>
+          </w:tcPr>
+          <w:p>
+            <w:pPr>
+              <w:spacing w:after="160"/>
+              <w:jc w:val="center"/>
+            </w:pPr>
+            <w:r>
+              <w:rPr>
+                <w:b/>
+                <w:bCs/>
+                <w:color w:val="FFFFFF"/>
+                <w:sz w:val="17"/>
+                <w:szCs w:val="17"/>
+              </w:rPr>
+              <w:t>Tr. Max</w:t>
+            </w:r>
+          </w:p>
+        </w:tc>
+        <w:tc>
+          <w:tcPr>
+            <w:tcW w:w="850" w:type="dxa"/>
+            <w:tcBorders>
+              <w:top w:val="single" w:sz="1" w:space="0" w:color="999999"/>
+              <w:left w:val="single" w:sz="1" w:space="0" w:color="999999"/>
+              <w:bottom w:val="single" w:sz="1" w:space="0" w:color="999999"/>
+              <w:right w:val="single" w:sz="1" w:space="0" w:color="999999"/>
+            </w:tcBorders>
+            <w:shd w:val="clear" w:color="auto" w:fill="2E5C8A"/>
+            <w:tcMar>
+              <w:top w:w="70" w:type="dxa"/>
+              <w:left w:w="80" w:type="dxa"/>
+              <w:bottom w:w="70" w:type="dxa"/>
+              <w:right w:w="80" w:type="dxa"/>
+            </w:tcMar>
+          </w:tcPr>
+          <w:p>
+            <w:pPr>
+              <w:spacing w:after="160"/>
+              <w:jc w:val="center"/>
+            </w:pPr>
+            <w:r>
+              <w:rPr>
+                <w:b/>
+                <w:bCs/>
+                <w:color w:val="FFFFFF"/>
+                <w:sz w:val="17"/>
+                <w:szCs w:val="17"/>
+              </w:rPr>
+              <w:t>Te. Mean</w:t>
+            </w:r>
+          </w:p>
+        </w:tc>
+        <w:tc>
+          <w:tcPr>
+            <w:tcW w:w="780" w:type="dxa"/>
+            <w:tcBorders>
+              <w:top w:val="single" w:sz="1" w:space="0" w:color="999999"/>
+              <w:left w:val="single" w:sz="1" w:space="0" w:color="999999"/>
+              <w:bottom w:val="single" w:sz="1" w:space="0" w:color="999999"/>
+              <w:right w:val="single" w:sz="1" w:space="0" w:color="999999"/>
+            </w:tcBorders>
+            <w:shd w:val="clear" w:color="auto" w:fill="2E5C8A"/>
+            <w:tcMar>
+              <w:top w:w="70" w:type="dxa"/>
+              <w:left w:w="80" w:type="dxa"/>
+              <w:bottom w:w="70" w:type="dxa"/>
+              <w:right w:w="80" w:type="dxa"/>
+            </w:tcMar>
+          </w:tcPr>
+          <w:p>
+            <w:pPr>
+              <w:spacing w:after="160"/>
+              <w:jc w:val="center"/>
+            </w:pPr>
+            <w:r>
+              <w:rPr>
+                <w:b/>
+                <w:bCs/>
+                <w:color w:val="FFFFFF"/>
+                <w:sz w:val="17"/>
+                <w:szCs w:val="17"/>
+              </w:rPr>
+              <w:t>Te. Std</w:t>
+            </w:r>
+          </w:p>
+        </w:tc>
+        <w:tc>
+          <w:tcPr>
+            <w:tcW w:w="780" w:type="dxa"/>
+            <w:tcBorders>
+              <w:top w:val="single" w:sz="1" w:space="0" w:color="999999"/>
+              <w:left w:val="single" w:sz="1" w:space="0" w:color="999999"/>
+              <w:bottom w:val="single" w:sz="1" w:space="0" w:color="999999"/>
+              <w:right w:val="single" w:sz="1" w:space="0" w:color="999999"/>
+            </w:tcBorders>
+            <w:shd w:val="clear" w:color="auto" w:fill="2E5C8A"/>
+            <w:tcMar>
+              <w:top w:w="70" w:type="dxa"/>
+              <w:left w:w="80" w:type="dxa"/>
+              <w:bottom w:w="70" w:type="dxa"/>
+              <w:right w:w="80" w:type="dxa"/>
+            </w:tcMar>
+          </w:tcPr>
+          <w:p>
+            <w:pPr>
+              <w:spacing w:after="160"/>
+              <w:jc w:val="center"/>
+            </w:pPr>
+            <w:r>
+              <w:rPr>
+                <w:b/>
+                <w:bCs/>
+                <w:color w:val="FFFFFF"/>
+                <w:sz w:val="17"/>
+                <w:szCs w:val="17"/>
+              </w:rPr>
+              <w:t>Te. Min</w:t>
+            </w:r>
+          </w:p>
+        </w:tc>
+        <w:tc>
+          <w:tcPr>
+            <w:tcW w:w="780" w:type="dxa"/>
+            <w:tcBorders>
+              <w:top w:val="single" w:sz="1" w:space="0" w:color="999999"/>
+              <w:left w:val="single" w:sz="1" w:space="0" w:color="999999"/>
+              <w:bottom w:val="single" w:sz="1" w:space="0" w:color="999999"/>
+              <w:right w:val="single" w:sz="1" w:space="0" w:color="999999"/>
+            </w:tcBorders>
+            <w:shd w:val="clear" w:color="auto" w:fill="2E5C8A"/>
+            <w:tcMar>
+              <w:top w:w="70" w:type="dxa"/>
+              <w:left w:w="80" w:type="dxa"/>
+              <w:bottom w:w="70" w:type="dxa"/>
+              <w:right w:w="80" w:type="dxa"/>
+            </w:tcMar>
+          </w:tcPr>
+          <w:p>
+            <w:pPr>
+              <w:spacing w:after="160"/>
+              <w:jc w:val="center"/>
+            </w:pPr>
+            <w:r>
+              <w:rPr>
+                <w:b/>
+                <w:bCs/>
+                <w:color w:val="FFFFFF"/>
+                <w:sz w:val="17"/>
+                <w:szCs w:val="17"/>
+              </w:rPr>
+              <w:t>Te. Max</w:t>
+            </w:r>
+          </w:p>
+        </w:tc>
+      </w:tr>
+      <w:tr>
+        <w:tc>
+          <w:tcPr>
+            <w:tcW w:w="1300" w:type="dxa"/>
+            <w:tcBorders>
+              <w:top w:val="single" w:sz="1" w:space="0" w:color="999999"/>
+              <w:left w:val="single" w:sz="1" w:space="0" w:color="999999"/>
+              <w:bottom w:val="single" w:sz="1" w:space="0" w:color="999999"/>
+              <w:right w:val="single" w:sz="1" w:space="0" w:color="999999"/>
+            </w:tcBorders>
+            <w:shd w:val="clear" w:color="auto" w:fill="EBF0F7"/>
+            <w:tcMar>
+              <w:top w:w="55" w:type="dxa"/>
+              <w:left w:w="80" w:type="dxa"/>
+              <w:bottom w:w="55" w:type="dxa"/>
+              <w:right w:w="80" w:type="dxa"/>
+            </w:tcMar>
+          </w:tcPr>
+          <w:p>
+            <w:pPr>
+              <w:spacing w:after="160"/>
+              <w:jc w:val="center"/>
+              <w:rPr>
+                <w:sz w:val="19"/>
+                <w:szCs w:val="19"/>
+              </w:rPr>
+            </w:pPr>
+            <w:r>
+              <w:rPr>
+                <w:sz w:val="19"/>
+                <w:szCs w:val="19"/>
+              </w:rPr>
+              <w:t>0.0</w:t>
+            </w:r>
+          </w:p>
+        </w:tc>
+        <w:tc>
+          <w:tcPr>
+            <w:tcW w:w="850" w:type="dxa"/>
+            <w:tcBorders>
+              <w:top w:val="single" w:sz="1" w:space="0" w:color="999999"/>
+              <w:left w:val="single" w:sz="1" w:space="0" w:color="999999"/>
+              <w:bottom w:val="single" w:sz="1" w:space="0" w:color="999999"/>
+              <w:right w:val="single" w:sz="1" w:space="0" w:color="999999"/>
+            </w:tcBorders>
+            <w:shd w:val="clear" w:color="auto" w:fill="EBF0F7"/>
+            <w:tcMar>
+              <w:top w:w="55" w:type="dxa"/>
+              <w:left w:w="80" w:type="dxa"/>
+              <w:bottom w:w="55" w:type="dxa"/>
+              <w:right w:w="80" w:type="dxa"/>
+            </w:tcMar>
+          </w:tcPr>
+          <w:p>
+            <w:pPr>
+              <w:spacing w:after="160"/>
+              <w:jc w:val="center"/>
+              <w:rPr>
+                <w:sz w:val="19"/>
+                <w:szCs w:val="19"/>
+              </w:rPr>
+            </w:pPr>
+            <w:r>
+              <w:rPr>
+                <w:sz w:val="19"/>
+                <w:szCs w:val="19"/>
+              </w:rPr>
+              <w:t>0.5</w:t>
+            </w:r>
+            <w:r>
+              <w:rPr>
+                <w:sz w:val="19"/>
+                <w:szCs w:val="19"/>
+              </w:rPr>
+              <w:t>7</w:t>
+            </w:r>
+            <w:r>
+              <w:rPr>
+                <w:sz w:val="19"/>
+                <w:szCs w:val="19"/>
+              </w:rPr>
+              <w:t>36</w:t>
+            </w:r>
+          </w:p>
+        </w:tc>
+        <w:tc>
+          <w:tcPr>
+            <w:tcW w:w="780" w:type="dxa"/>
+            <w:tcBorders>
+              <w:top w:val="single" w:sz="1" w:space="0" w:color="999999"/>
+              <w:left w:val="single" w:sz="1" w:space="0" w:color="999999"/>
+              <w:bottom w:val="single" w:sz="1" w:space="0" w:color="999999"/>
+              <w:right w:val="single" w:sz="1" w:space="0" w:color="999999"/>
+            </w:tcBorders>
+            <w:shd w:val="clear" w:color="auto" w:fill="EBF0F7"/>
+            <w:tcMar>
+              <w:top w:w="55" w:type="dxa"/>
+              <w:left w:w="80" w:type="dxa"/>
+              <w:bottom w:w="55" w:type="dxa"/>
+              <w:right w:w="80" w:type="dxa"/>
+            </w:tcMar>
+          </w:tcPr>
+          <w:p>
+            <w:pPr>
+              <w:spacing w:after="160"/>
+              <w:jc w:val="center"/>
+              <w:rPr>
+                <w:sz w:val="19"/>
+                <w:szCs w:val="19"/>
+              </w:rPr>
+            </w:pPr>
+            <w:r>
+              <w:rPr>
+                <w:sz w:val="19"/>
+                <w:szCs w:val="19"/>
+              </w:rPr>
+              <w:t>0.00</w:t>
+            </w:r>
+            <w:r>
+              <w:rPr>
+                <w:sz w:val="19"/>
+                <w:szCs w:val="19"/>
+              </w:rPr>
+              <w:t>5</w:t>
+            </w:r>
+            <w:r>
+              <w:rPr>
+                <w:sz w:val="19"/>
+                <w:szCs w:val="19"/>
+              </w:rPr>
+              <w:t>4</w:t>
+            </w:r>
+          </w:p>
+        </w:tc>
+        <w:tc>
+          <w:tcPr>
+            <w:tcW w:w="780" w:type="dxa"/>
+            <w:tcBorders>
+              <w:top w:val="single" w:sz="1" w:space="0" w:color="999999"/>
+              <w:left w:val="single" w:sz="1" w:space="0" w:color="999999"/>
+              <w:bottom w:val="single" w:sz="1" w:space="0" w:color="999999"/>
+              <w:right w:val="single" w:sz="1" w:space="0" w:color="999999"/>
+            </w:tcBorders>
+            <w:shd w:val="clear" w:color="auto" w:fill="EBF0F7"/>
+            <w:tcMar>
+              <w:top w:w="55" w:type="dxa"/>
+              <w:left w:w="80" w:type="dxa"/>
+              <w:bottom w:w="55" w:type="dxa"/>
+              <w:right w:w="80" w:type="dxa"/>
+            </w:tcMar>
+          </w:tcPr>
+          <w:p>
+            <w:pPr>
+              <w:spacing w:after="160"/>
+              <w:jc w:val="center"/>
+              <w:rPr>
+                <w:sz w:val="19"/>
+                <w:szCs w:val="19"/>
+              </w:rPr>
+            </w:pPr>
+            <w:r>
+              <w:rPr>
+                <w:sz w:val="19"/>
+                <w:szCs w:val="19"/>
+              </w:rPr>
+              <w:t>0.5</w:t>
+            </w:r>
+            <w:r>
+              <w:rPr>
+                <w:sz w:val="19"/>
+                <w:szCs w:val="19"/>
+              </w:rPr>
+              <w:t>690</w:t>
+            </w:r>
+          </w:p>
+        </w:tc>
+        <w:tc>
+          <w:tcPr>
+            <w:tcW w:w="780" w:type="dxa"/>
+            <w:tcBorders>
+              <w:top w:val="single" w:sz="1" w:space="0" w:color="999999"/>
+              <w:left w:val="single" w:sz="1" w:space="0" w:color="999999"/>
+              <w:bottom w:val="single" w:sz="1" w:space="0" w:color="999999"/>
+              <w:right w:val="single" w:sz="1" w:space="0" w:color="999999"/>
+            </w:tcBorders>
+            <w:shd w:val="clear" w:color="auto" w:fill="EBF0F7"/>
+            <w:tcMar>
+              <w:top w:w="55" w:type="dxa"/>
+              <w:left w:w="80" w:type="dxa"/>
+              <w:bottom w:w="55" w:type="dxa"/>
+              <w:right w:w="80" w:type="dxa"/>
+            </w:tcMar>
+          </w:tcPr>
+          <w:p>
+            <w:pPr>
+              <w:spacing w:after="160"/>
+              <w:jc w:val="center"/>
+              <w:rPr>
+                <w:sz w:val="19"/>
+                <w:szCs w:val="19"/>
+              </w:rPr>
+            </w:pPr>
+            <w:r>
+              <w:rPr>
+                <w:sz w:val="19"/>
+                <w:szCs w:val="19"/>
+              </w:rPr>
+              <w:t>0.5</w:t>
+            </w:r>
+            <w:r>
+              <w:rPr>
+                <w:sz w:val="19"/>
+                <w:szCs w:val="19"/>
+              </w:rPr>
+              <w:t>795</w:t>
+            </w:r>
+          </w:p>
+        </w:tc>
+        <w:tc>
+          <w:tcPr>
+            <w:tcW w:w="850" w:type="dxa"/>
+            <w:tcBorders>
+              <w:top w:val="single" w:sz="1" w:space="0" w:color="999999"/>
+              <w:left w:val="single" w:sz="1" w:space="0" w:color="999999"/>
+              <w:bottom w:val="single" w:sz="1" w:space="0" w:color="999999"/>
+              <w:right w:val="single" w:sz="1" w:space="0" w:color="999999"/>
+            </w:tcBorders>
+            <w:shd w:val="clear" w:color="auto" w:fill="EBF0F7"/>
+            <w:tcMar>
+              <w:top w:w="55" w:type="dxa"/>
+              <w:left w:w="80" w:type="dxa"/>
+              <w:bottom w:w="55" w:type="dxa"/>
+              <w:right w:w="80" w:type="dxa"/>
+            </w:tcMar>
+          </w:tcPr>
+          <w:p>
+            <w:pPr>
+              <w:spacing w:after="160"/>
+              <w:jc w:val="center"/>
+              <w:rPr>
+                <w:sz w:val="19"/>
+                <w:szCs w:val="19"/>
+              </w:rPr>
+            </w:pPr>
+            <w:r>
+              <w:rPr>
+                <w:sz w:val="19"/>
+                <w:szCs w:val="19"/>
+              </w:rPr>
+              <w:t>0.5</w:t>
+            </w:r>
+            <w:r>
+              <w:rPr>
+                <w:sz w:val="19"/>
+                <w:szCs w:val="19"/>
+              </w:rPr>
+              <w:t>80</w:t>
+            </w:r>
+            <w:r>
+              <w:rPr>
+                <w:sz w:val="19"/>
+                <w:szCs w:val="19"/>
+              </w:rPr>
+              <w:t>3</w:t>
+            </w:r>
+          </w:p>
+        </w:tc>
+        <w:tc>
+          <w:tcPr>
+            <w:tcW w:w="780" w:type="dxa"/>
+            <w:tcBorders>
+              <w:top w:val="single" w:sz="1" w:space="0" w:color="999999"/>
+              <w:left w:val="single" w:sz="1" w:space="0" w:color="999999"/>
+              <w:bottom w:val="single" w:sz="1" w:space="0" w:color="999999"/>
+              <w:right w:val="single" w:sz="1" w:space="0" w:color="999999"/>
+            </w:tcBorders>
+            <w:shd w:val="clear" w:color="auto" w:fill="EBF0F7"/>
+            <w:tcMar>
+              <w:top w:w="55" w:type="dxa"/>
+              <w:left w:w="80" w:type="dxa"/>
+              <w:bottom w:w="55" w:type="dxa"/>
+              <w:right w:w="80" w:type="dxa"/>
+            </w:tcMar>
+          </w:tcPr>
+          <w:p>
+            <w:pPr>
+              <w:spacing w:after="160"/>
+              <w:jc w:val="center"/>
+              <w:rPr>
+                <w:sz w:val="19"/>
+                <w:szCs w:val="19"/>
+              </w:rPr>
+            </w:pPr>
+            <w:r>
+              <w:rPr>
+                <w:sz w:val="19"/>
+                <w:szCs w:val="19"/>
+              </w:rPr>
+              <w:t>0.00</w:t>
+            </w:r>
+            <w:r>
+              <w:rPr>
+                <w:sz w:val="19"/>
+                <w:szCs w:val="19"/>
+              </w:rPr>
+              <w:t>42</w:t>
+            </w:r>
+          </w:p>
+        </w:tc>
+        <w:tc>
+          <w:tcPr>
+            <w:tcW w:w="780" w:type="dxa"/>
+            <w:tcBorders>
+              <w:top w:val="single" w:sz="1" w:space="0" w:color="999999"/>
+              <w:left w:val="single" w:sz="1" w:space="0" w:color="999999"/>
+              <w:bottom w:val="single" w:sz="1" w:space="0" w:color="999999"/>
+              <w:right w:val="single" w:sz="1" w:space="0" w:color="999999"/>
+            </w:tcBorders>
+            <w:shd w:val="clear" w:color="auto" w:fill="EBF0F7"/>
+            <w:tcMar>
+              <w:top w:w="55" w:type="dxa"/>
+              <w:left w:w="80" w:type="dxa"/>
+              <w:bottom w:w="55" w:type="dxa"/>
+              <w:right w:w="80" w:type="dxa"/>
+            </w:tcMar>
+          </w:tcPr>
+          <w:p>
+            <w:pPr>
+              <w:spacing w:after="160"/>
+              <w:jc w:val="center"/>
+              <w:rPr>
+                <w:sz w:val="19"/>
+                <w:szCs w:val="19"/>
+              </w:rPr>
+            </w:pPr>
+            <w:r>
+              <w:rPr>
+                <w:sz w:val="19"/>
+                <w:szCs w:val="19"/>
+              </w:rPr>
+              <w:t>0.57</w:t>
+            </w:r>
+            <w:r>
+              <w:rPr>
+                <w:sz w:val="19"/>
+                <w:szCs w:val="19"/>
+              </w:rPr>
+              <w:t>55</w:t>
+            </w:r>
+          </w:p>
+        </w:tc>
+        <w:tc>
+          <w:tcPr>
+            <w:tcW w:w="780" w:type="dxa"/>
+            <w:tcBorders>
+              <w:top w:val="single" w:sz="1" w:space="0" w:color="999999"/>
+              <w:left w:val="single" w:sz="1" w:space="0" w:color="999999"/>
+              <w:bottom w:val="single" w:sz="1" w:space="0" w:color="999999"/>
+              <w:right w:val="single" w:sz="1" w:space="0" w:color="999999"/>
+            </w:tcBorders>
+            <w:shd w:val="clear" w:color="auto" w:fill="EBF0F7"/>
+            <w:tcMar>
+              <w:top w:w="55" w:type="dxa"/>
+              <w:left w:w="80" w:type="dxa"/>
+              <w:bottom w:w="55" w:type="dxa"/>
+              <w:right w:w="80" w:type="dxa"/>
+            </w:tcMar>
+          </w:tcPr>
+          <w:p>
+            <w:pPr>
+              <w:spacing w:after="160"/>
+              <w:jc w:val="center"/>
+              <w:rPr>
+                <w:sz w:val="19"/>
+                <w:szCs w:val="19"/>
+              </w:rPr>
+            </w:pPr>
+            <w:r>
+              <w:rPr>
+                <w:sz w:val="19"/>
+                <w:szCs w:val="19"/>
+              </w:rPr>
+              <w:t>0.5</w:t>
+            </w:r>
+            <w:r>
+              <w:rPr>
+                <w:sz w:val="19"/>
+                <w:szCs w:val="19"/>
+              </w:rPr>
+              <w:t>8</w:t>
+            </w:r>
+            <w:r>
+              <w:rPr>
+                <w:sz w:val="19"/>
+                <w:szCs w:val="19"/>
+              </w:rPr>
+              <w:t>30</w:t>
+            </w:r>
+          </w:p>
+        </w:tc>
+      </w:tr>
+      <w:tr>
+        <w:tc>
+          <w:tcPr>
+            <w:tcW w:w="1300" w:type="dxa"/>
+            <w:tcBorders>
+              <w:top w:val="single" w:sz="1" w:space="0" w:color="999999"/>
+              <w:left w:val="single" w:sz="1" w:space="0" w:color="999999"/>
+              <w:bottom w:val="single" w:sz="1" w:space="0" w:color="999999"/>
+              <w:right w:val="single" w:sz="1" w:space="0" w:color="999999"/>
+            </w:tcBorders>
+            <w:shd w:val="clear" w:color="auto" w:fill="FFFFFF"/>
+            <w:tcMar>
+              <w:top w:w="55" w:type="dxa"/>
+              <w:left w:w="80" w:type="dxa"/>
+              <w:bottom w:w="55" w:type="dxa"/>
+              <w:right w:w="80" w:type="dxa"/>
+            </w:tcMar>
+          </w:tcPr>
+          <w:p>
+            <w:pPr>
+              <w:spacing w:after="160"/>
+              <w:jc w:val="center"/>
+              <w:rPr>
+                <w:sz w:val="19"/>
+                <w:szCs w:val="19"/>
+              </w:rPr>
+            </w:pPr>
+            <w:r>
+              <w:rPr>
+                <w:sz w:val="19"/>
+                <w:szCs w:val="19"/>
+              </w:rPr>
+              <w:t>0.5</w:t>
+            </w:r>
+          </w:p>
+        </w:tc>
+        <w:tc>
+          <w:tcPr>
+            <w:tcW w:w="850" w:type="dxa"/>
+            <w:tcBorders>
+              <w:top w:val="single" w:sz="1" w:space="0" w:color="999999"/>
+              <w:left w:val="single" w:sz="1" w:space="0" w:color="999999"/>
+              <w:bottom w:val="single" w:sz="1" w:space="0" w:color="999999"/>
+              <w:right w:val="single" w:sz="1" w:space="0" w:color="999999"/>
+            </w:tcBorders>
+            <w:shd w:val="clear" w:color="auto" w:fill="FFFFFF"/>
+            <w:tcMar>
+              <w:top w:w="55" w:type="dxa"/>
+              <w:left w:w="80" w:type="dxa"/>
+              <w:bottom w:w="55" w:type="dxa"/>
+              <w:right w:w="80" w:type="dxa"/>
+            </w:tcMar>
+          </w:tcPr>
+          <w:p>
+            <w:pPr>
+              <w:spacing w:after="160"/>
+              <w:jc w:val="center"/>
+              <w:rPr>
+                <w:sz w:val="19"/>
+                <w:szCs w:val="19"/>
+              </w:rPr>
+            </w:pPr>
+            <w:r>
+              <w:rPr>
+                <w:sz w:val="19"/>
+                <w:szCs w:val="19"/>
+              </w:rPr>
+              <w:t>0.57</w:t>
+            </w:r>
+            <w:r>
+              <w:rPr>
+                <w:sz w:val="19"/>
+                <w:szCs w:val="19"/>
+              </w:rPr>
+              <w:t>78</w:t>
+            </w:r>
+          </w:p>
+        </w:tc>
+        <w:tc>
+          <w:tcPr>
+            <w:tcW w:w="780" w:type="dxa"/>
+            <w:tcBorders>
+              <w:top w:val="single" w:sz="1" w:space="0" w:color="999999"/>
+              <w:left w:val="single" w:sz="1" w:space="0" w:color="999999"/>
+              <w:bottom w:val="single" w:sz="1" w:space="0" w:color="999999"/>
+              <w:right w:val="single" w:sz="1" w:space="0" w:color="999999"/>
+            </w:tcBorders>
+            <w:shd w:val="clear" w:color="auto" w:fill="FFFFFF"/>
+            <w:tcMar>
+              <w:top w:w="55" w:type="dxa"/>
+              <w:left w:w="80" w:type="dxa"/>
+              <w:bottom w:w="55" w:type="dxa"/>
+              <w:right w:w="80" w:type="dxa"/>
+            </w:tcMar>
+          </w:tcPr>
+          <w:p>
+            <w:pPr>
+              <w:spacing w:after="160"/>
+              <w:jc w:val="center"/>
+              <w:rPr>
+                <w:sz w:val="19"/>
+                <w:szCs w:val="19"/>
+              </w:rPr>
+            </w:pPr>
+            <w:r>
+              <w:rPr>
+                <w:sz w:val="19"/>
+                <w:szCs w:val="19"/>
+              </w:rPr>
+              <w:t>0.00</w:t>
+            </w:r>
+            <w:r>
+              <w:rPr>
+                <w:sz w:val="19"/>
+                <w:szCs w:val="19"/>
+              </w:rPr>
+              <w:t>51</w:t>
+            </w:r>
+          </w:p>
+        </w:tc>
+        <w:tc>
+          <w:tcPr>
+            <w:tcW w:w="780" w:type="dxa"/>
+            <w:tcBorders>
+              <w:top w:val="single" w:sz="1" w:space="0" w:color="999999"/>
+              <w:left w:val="single" w:sz="1" w:space="0" w:color="999999"/>
+              <w:bottom w:val="single" w:sz="1" w:space="0" w:color="999999"/>
+              <w:right w:val="single" w:sz="1" w:space="0" w:color="999999"/>
+            </w:tcBorders>
+            <w:shd w:val="clear" w:color="auto" w:fill="FFFFFF"/>
+            <w:tcMar>
+              <w:top w:w="55" w:type="dxa"/>
+              <w:left w:w="80" w:type="dxa"/>
+              <w:bottom w:w="55" w:type="dxa"/>
+              <w:right w:w="80" w:type="dxa"/>
+            </w:tcMar>
+          </w:tcPr>
+          <w:p>
+            <w:pPr>
+              <w:spacing w:after="160"/>
+              <w:jc w:val="center"/>
+              <w:rPr>
+                <w:sz w:val="19"/>
+                <w:szCs w:val="19"/>
+              </w:rPr>
+            </w:pPr>
+            <w:r>
+              <w:rPr>
+                <w:sz w:val="19"/>
+                <w:szCs w:val="19"/>
+              </w:rPr>
+              <w:t>0.5</w:t>
+            </w:r>
+            <w:r>
+              <w:rPr>
+                <w:sz w:val="19"/>
+                <w:szCs w:val="19"/>
+              </w:rPr>
+              <w:t>746</w:t>
+            </w:r>
+          </w:p>
+        </w:tc>
+        <w:tc>
+          <w:tcPr>
+            <w:tcW w:w="780" w:type="dxa"/>
+            <w:tcBorders>
+              <w:top w:val="single" w:sz="1" w:space="0" w:color="999999"/>
+              <w:left w:val="single" w:sz="1" w:space="0" w:color="999999"/>
+              <w:bottom w:val="single" w:sz="1" w:space="0" w:color="999999"/>
+              <w:right w:val="single" w:sz="1" w:space="0" w:color="999999"/>
+            </w:tcBorders>
+            <w:shd w:val="clear" w:color="auto" w:fill="FFFFFF"/>
+            <w:tcMar>
+              <w:top w:w="55" w:type="dxa"/>
+              <w:left w:w="80" w:type="dxa"/>
+              <w:bottom w:w="55" w:type="dxa"/>
+              <w:right w:w="80" w:type="dxa"/>
+            </w:tcMar>
+          </w:tcPr>
+          <w:p>
+            <w:pPr>
+              <w:spacing w:after="160"/>
+              <w:jc w:val="center"/>
+              <w:rPr>
+                <w:sz w:val="19"/>
+                <w:szCs w:val="19"/>
+              </w:rPr>
+            </w:pPr>
+            <w:r>
+              <w:rPr>
+                <w:sz w:val="19"/>
+                <w:szCs w:val="19"/>
+              </w:rPr>
+              <w:t>0.5</w:t>
+            </w:r>
+            <w:r>
+              <w:rPr>
+                <w:sz w:val="19"/>
+                <w:szCs w:val="19"/>
+              </w:rPr>
+              <w:t>836</w:t>
+            </w:r>
+          </w:p>
+        </w:tc>
+        <w:tc>
+          <w:tcPr>
+            <w:tcW w:w="850" w:type="dxa"/>
+            <w:tcBorders>
+              <w:top w:val="single" w:sz="1" w:space="0" w:color="999999"/>
+              <w:left w:val="single" w:sz="1" w:space="0" w:color="999999"/>
+              <w:bottom w:val="single" w:sz="1" w:space="0" w:color="999999"/>
+              <w:right w:val="single" w:sz="1" w:space="0" w:color="999999"/>
+            </w:tcBorders>
+            <w:shd w:val="clear" w:color="auto" w:fill="FFFFFF"/>
+            <w:tcMar>
+              <w:top w:w="55" w:type="dxa"/>
+              <w:left w:w="80" w:type="dxa"/>
+              <w:bottom w:w="55" w:type="dxa"/>
+              <w:right w:w="80" w:type="dxa"/>
+            </w:tcMar>
+          </w:tcPr>
+          <w:p>
+            <w:pPr>
+              <w:spacing w:after="160"/>
+              <w:jc w:val="center"/>
+              <w:rPr>
+                <w:sz w:val="19"/>
+                <w:szCs w:val="19"/>
+              </w:rPr>
+            </w:pPr>
+            <w:r>
+              <w:rPr>
+                <w:sz w:val="19"/>
+                <w:szCs w:val="19"/>
+              </w:rPr>
+              <w:t>0.5</w:t>
+            </w:r>
+            <w:r>
+              <w:rPr>
+                <w:sz w:val="19"/>
+                <w:szCs w:val="19"/>
+              </w:rPr>
+              <w:t>797</w:t>
+            </w:r>
+          </w:p>
+        </w:tc>
+        <w:tc>
+          <w:tcPr>
+            <w:tcW w:w="780" w:type="dxa"/>
+            <w:tcBorders>
+              <w:top w:val="single" w:sz="1" w:space="0" w:color="999999"/>
+              <w:left w:val="single" w:sz="1" w:space="0" w:color="999999"/>
+              <w:bottom w:val="single" w:sz="1" w:space="0" w:color="999999"/>
+              <w:right w:val="single" w:sz="1" w:space="0" w:color="999999"/>
+            </w:tcBorders>
+            <w:shd w:val="clear" w:color="auto" w:fill="FFFFFF"/>
+            <w:tcMar>
+              <w:top w:w="55" w:type="dxa"/>
+              <w:left w:w="80" w:type="dxa"/>
+              <w:bottom w:w="55" w:type="dxa"/>
+              <w:right w:w="80" w:type="dxa"/>
+            </w:tcMar>
+          </w:tcPr>
+          <w:p>
+            <w:pPr>
+              <w:spacing w:after="160"/>
+              <w:jc w:val="center"/>
+              <w:rPr>
+                <w:sz w:val="19"/>
+                <w:szCs w:val="19"/>
+              </w:rPr>
+            </w:pPr>
+            <w:r>
+              <w:rPr>
+                <w:sz w:val="19"/>
+                <w:szCs w:val="19"/>
+              </w:rPr>
+              <w:t>0.00</w:t>
+            </w:r>
+            <w:r>
+              <w:rPr>
+                <w:sz w:val="19"/>
+                <w:szCs w:val="19"/>
+              </w:rPr>
+              <w:t>72</w:t>
+            </w:r>
+          </w:p>
+        </w:tc>
+        <w:tc>
+          <w:tcPr>
+            <w:tcW w:w="780" w:type="dxa"/>
+            <w:tcBorders>
+              <w:top w:val="single" w:sz="1" w:space="0" w:color="999999"/>
+              <w:left w:val="single" w:sz="1" w:space="0" w:color="999999"/>
+              <w:bottom w:val="single" w:sz="1" w:space="0" w:color="999999"/>
+              <w:right w:val="single" w:sz="1" w:space="0" w:color="999999"/>
+            </w:tcBorders>
+            <w:shd w:val="clear" w:color="auto" w:fill="FFFFFF"/>
+            <w:tcMar>
+              <w:top w:w="55" w:type="dxa"/>
+              <w:left w:w="80" w:type="dxa"/>
+              <w:bottom w:w="55" w:type="dxa"/>
+              <w:right w:w="80" w:type="dxa"/>
+            </w:tcMar>
+          </w:tcPr>
+          <w:p>
+            <w:pPr>
+              <w:spacing w:after="160"/>
+              <w:jc w:val="center"/>
+              <w:rPr>
+                <w:sz w:val="19"/>
+                <w:szCs w:val="19"/>
+              </w:rPr>
+            </w:pPr>
+            <w:r>
+              <w:rPr>
+                <w:sz w:val="19"/>
+                <w:szCs w:val="19"/>
+              </w:rPr>
+              <w:t>0.575</w:t>
+            </w:r>
+            <w:r>
+              <w:rPr>
+                <w:sz w:val="19"/>
+                <w:szCs w:val="19"/>
+              </w:rPr>
+              <w:t>0</w:t>
+            </w:r>
+          </w:p>
+        </w:tc>
+        <w:tc>
+          <w:tcPr>
+            <w:tcW w:w="780" w:type="dxa"/>
+            <w:tcBorders>
+              <w:top w:val="single" w:sz="1" w:space="0" w:color="999999"/>
+              <w:left w:val="single" w:sz="1" w:space="0" w:color="999999"/>
+              <w:bottom w:val="single" w:sz="1" w:space="0" w:color="999999"/>
+              <w:right w:val="single" w:sz="1" w:space="0" w:color="999999"/>
+            </w:tcBorders>
+            <w:shd w:val="clear" w:color="auto" w:fill="FFFFFF"/>
+            <w:tcMar>
+              <w:top w:w="55" w:type="dxa"/>
+              <w:left w:w="80" w:type="dxa"/>
+              <w:bottom w:w="55" w:type="dxa"/>
+              <w:right w:w="80" w:type="dxa"/>
+            </w:tcMar>
+          </w:tcPr>
+          <w:p>
+            <w:pPr>
+              <w:spacing w:after="160"/>
+              <w:jc w:val="center"/>
+              <w:rPr>
+                <w:sz w:val="19"/>
+                <w:szCs w:val="19"/>
+              </w:rPr>
+            </w:pPr>
+            <w:r>
+              <w:rPr>
+                <w:sz w:val="19"/>
+                <w:szCs w:val="19"/>
+              </w:rPr>
+              <w:t>0.58</w:t>
+            </w:r>
+            <w:r>
+              <w:rPr>
+                <w:sz w:val="19"/>
+                <w:szCs w:val="19"/>
+              </w:rPr>
+              <w:t>8</w:t>
+            </w:r>
+            <w:r>
+              <w:rPr>
+                <w:sz w:val="19"/>
+                <w:szCs w:val="19"/>
+              </w:rPr>
+              <w:t>0</w:t>
+            </w:r>
+          </w:p>
+        </w:tc>
+      </w:tr>
+      <w:tr>
+        <w:tc>
+          <w:tcPr>
+            <w:tcW w:w="1300" w:type="dxa"/>
+            <w:tcBorders>
+              <w:top w:val="single" w:sz="1" w:space="0" w:color="999999"/>
+              <w:left w:val="single" w:sz="1" w:space="0" w:color="999999"/>
+              <w:bottom w:val="single" w:sz="1" w:space="0" w:color="999999"/>
+              <w:right w:val="single" w:sz="1" w:space="0" w:color="999999"/>
+            </w:tcBorders>
+            <w:shd w:val="clear" w:color="auto" w:fill="EBF0F7"/>
+            <w:tcMar>
+              <w:top w:w="55" w:type="dxa"/>
+              <w:left w:w="80" w:type="dxa"/>
+              <w:bottom w:w="55" w:type="dxa"/>
+              <w:right w:w="80" w:type="dxa"/>
+            </w:tcMar>
+          </w:tcPr>
+          <w:p>
+            <w:pPr>
+              <w:spacing w:after="160"/>
+              <w:jc w:val="center"/>
+              <w:rPr>
+                <w:sz w:val="19"/>
+                <w:szCs w:val="19"/>
+              </w:rPr>
+            </w:pPr>
+            <w:r>
+              <w:rPr>
+                <w:sz w:val="19"/>
+                <w:szCs w:val="19"/>
+              </w:rPr>
+              <w:t>0.9</w:t>
+            </w:r>
+          </w:p>
+        </w:tc>
+        <w:tc>
+          <w:tcPr>
+            <w:tcW w:w="850" w:type="dxa"/>
+            <w:tcBorders>
+              <w:top w:val="single" w:sz="1" w:space="0" w:color="999999"/>
+              <w:left w:val="single" w:sz="1" w:space="0" w:color="999999"/>
+              <w:bottom w:val="single" w:sz="1" w:space="0" w:color="999999"/>
+              <w:right w:val="single" w:sz="1" w:space="0" w:color="999999"/>
+            </w:tcBorders>
+            <w:shd w:val="clear" w:color="auto" w:fill="EBF0F7"/>
+            <w:tcMar>
+              <w:top w:w="55" w:type="dxa"/>
+              <w:left w:w="80" w:type="dxa"/>
+              <w:bottom w:w="55" w:type="dxa"/>
+              <w:right w:w="80" w:type="dxa"/>
+            </w:tcMar>
+          </w:tcPr>
+          <w:p>
+            <w:pPr>
+              <w:spacing w:after="160"/>
+              <w:jc w:val="center"/>
+              <w:rPr>
+                <w:sz w:val="19"/>
+                <w:szCs w:val="19"/>
+              </w:rPr>
+            </w:pPr>
+            <w:r>
+              <w:rPr>
+                <w:sz w:val="19"/>
+                <w:szCs w:val="19"/>
+              </w:rPr>
+              <w:t>0.5</w:t>
+            </w:r>
+            <w:r>
+              <w:rPr>
+                <w:sz w:val="19"/>
+                <w:szCs w:val="19"/>
+              </w:rPr>
+              <w:t>832</w:t>
+            </w:r>
+          </w:p>
+        </w:tc>
+        <w:tc>
+          <w:tcPr>
+            <w:tcW w:w="780" w:type="dxa"/>
+            <w:tcBorders>
+              <w:top w:val="single" w:sz="1" w:space="0" w:color="999999"/>
+              <w:left w:val="single" w:sz="1" w:space="0" w:color="999999"/>
+              <w:bottom w:val="single" w:sz="1" w:space="0" w:color="999999"/>
+              <w:right w:val="single" w:sz="1" w:space="0" w:color="999999"/>
+            </w:tcBorders>
+            <w:shd w:val="clear" w:color="auto" w:fill="EBF0F7"/>
+            <w:tcMar>
+              <w:top w:w="55" w:type="dxa"/>
+              <w:left w:w="80" w:type="dxa"/>
+              <w:bottom w:w="55" w:type="dxa"/>
+              <w:right w:w="80" w:type="dxa"/>
+            </w:tcMar>
+          </w:tcPr>
+          <w:p>
+            <w:pPr>
+              <w:spacing w:after="160"/>
+              <w:jc w:val="center"/>
+              <w:rPr>
+                <w:sz w:val="19"/>
+                <w:szCs w:val="19"/>
+              </w:rPr>
+            </w:pPr>
+            <w:r>
+              <w:rPr>
+                <w:sz w:val="19"/>
+                <w:szCs w:val="19"/>
+              </w:rPr>
+              <w:t>0.00</w:t>
+            </w:r>
+            <w:r>
+              <w:rPr>
+                <w:sz w:val="19"/>
+                <w:szCs w:val="19"/>
+              </w:rPr>
+              <w:t>60</w:t>
+            </w:r>
+          </w:p>
+        </w:tc>
+        <w:tc>
+          <w:tcPr>
+            <w:tcW w:w="780" w:type="dxa"/>
+            <w:tcBorders>
+              <w:top w:val="single" w:sz="1" w:space="0" w:color="999999"/>
+              <w:left w:val="single" w:sz="1" w:space="0" w:color="999999"/>
+              <w:bottom w:val="single" w:sz="1" w:space="0" w:color="999999"/>
+              <w:right w:val="single" w:sz="1" w:space="0" w:color="999999"/>
+            </w:tcBorders>
+            <w:shd w:val="clear" w:color="auto" w:fill="EBF0F7"/>
+            <w:tcMar>
+              <w:top w:w="55" w:type="dxa"/>
+              <w:left w:w="80" w:type="dxa"/>
+              <w:bottom w:w="55" w:type="dxa"/>
+              <w:right w:w="80" w:type="dxa"/>
+            </w:tcMar>
+          </w:tcPr>
+          <w:p>
+            <w:pPr>
+              <w:spacing w:after="160"/>
+              <w:jc w:val="center"/>
+              <w:rPr>
+                <w:sz w:val="19"/>
+                <w:szCs w:val="19"/>
+              </w:rPr>
+            </w:pPr>
+            <w:r>
+              <w:rPr>
+                <w:sz w:val="19"/>
+                <w:szCs w:val="19"/>
+              </w:rPr>
+              <w:t>0.5</w:t>
+            </w:r>
+            <w:r>
+              <w:rPr>
+                <w:sz w:val="19"/>
+                <w:szCs w:val="19"/>
+              </w:rPr>
+              <w:t>794</w:t>
+            </w:r>
+          </w:p>
+        </w:tc>
+        <w:tc>
+          <w:tcPr>
+            <w:tcW w:w="780" w:type="dxa"/>
+            <w:tcBorders>
+              <w:top w:val="single" w:sz="1" w:space="0" w:color="999999"/>
+              <w:left w:val="single" w:sz="1" w:space="0" w:color="999999"/>
+              <w:bottom w:val="single" w:sz="1" w:space="0" w:color="999999"/>
+              <w:right w:val="single" w:sz="1" w:space="0" w:color="999999"/>
+            </w:tcBorders>
+            <w:shd w:val="clear" w:color="auto" w:fill="EBF0F7"/>
+            <w:tcMar>
+              <w:top w:w="55" w:type="dxa"/>
+              <w:left w:w="80" w:type="dxa"/>
+              <w:bottom w:w="55" w:type="dxa"/>
+              <w:right w:w="80" w:type="dxa"/>
+            </w:tcMar>
+          </w:tcPr>
+          <w:p>
+            <w:pPr>
+              <w:spacing w:after="160"/>
+              <w:jc w:val="center"/>
+              <w:rPr>
+                <w:sz w:val="19"/>
+                <w:szCs w:val="19"/>
+              </w:rPr>
+            </w:pPr>
+            <w:r>
+              <w:rPr>
+                <w:sz w:val="19"/>
+                <w:szCs w:val="19"/>
+              </w:rPr>
+              <w:t>0.5</w:t>
+            </w:r>
+            <w:r>
+              <w:rPr>
+                <w:sz w:val="19"/>
+                <w:szCs w:val="19"/>
+              </w:rPr>
+              <w:t>901</w:t>
+            </w:r>
+          </w:p>
+        </w:tc>
+        <w:tc>
+          <w:tcPr>
+            <w:tcW w:w="850" w:type="dxa"/>
+            <w:tcBorders>
+              <w:top w:val="single" w:sz="1" w:space="0" w:color="999999"/>
+              <w:left w:val="single" w:sz="1" w:space="0" w:color="999999"/>
+              <w:bottom w:val="single" w:sz="1" w:space="0" w:color="999999"/>
+              <w:right w:val="single" w:sz="1" w:space="0" w:color="999999"/>
+            </w:tcBorders>
+            <w:shd w:val="clear" w:color="auto" w:fill="EBF0F7"/>
+            <w:tcMar>
+              <w:top w:w="55" w:type="dxa"/>
+              <w:left w:w="80" w:type="dxa"/>
+              <w:bottom w:w="55" w:type="dxa"/>
+              <w:right w:w="80" w:type="dxa"/>
+            </w:tcMar>
+          </w:tcPr>
+          <w:p>
+            <w:pPr>
+              <w:spacing w:after="160"/>
+              <w:jc w:val="center"/>
+              <w:rPr>
+                <w:sz w:val="19"/>
+                <w:szCs w:val="19"/>
+              </w:rPr>
+            </w:pPr>
+            <w:r>
+              <w:rPr>
+                <w:sz w:val="19"/>
+                <w:szCs w:val="19"/>
+              </w:rPr>
+              <w:t>0.57</w:t>
+            </w:r>
+            <w:r>
+              <w:rPr>
+                <w:sz w:val="19"/>
+                <w:szCs w:val="19"/>
+              </w:rPr>
+              <w:t>85</w:t>
+            </w:r>
+          </w:p>
+        </w:tc>
+        <w:tc>
+          <w:tcPr>
+            <w:tcW w:w="780" w:type="dxa"/>
+            <w:tcBorders>
+              <w:top w:val="single" w:sz="1" w:space="0" w:color="999999"/>
+              <w:left w:val="single" w:sz="1" w:space="0" w:color="999999"/>
+              <w:bottom w:val="single" w:sz="1" w:space="0" w:color="999999"/>
+              <w:right w:val="single" w:sz="1" w:space="0" w:color="999999"/>
+            </w:tcBorders>
+            <w:shd w:val="clear" w:color="auto" w:fill="EBF0F7"/>
+            <w:tcMar>
+              <w:top w:w="55" w:type="dxa"/>
+              <w:left w:w="80" w:type="dxa"/>
+              <w:bottom w:w="55" w:type="dxa"/>
+              <w:right w:w="80" w:type="dxa"/>
+            </w:tcMar>
+          </w:tcPr>
+          <w:p>
+            <w:pPr>
+              <w:spacing w:after="160"/>
+              <w:jc w:val="center"/>
+              <w:rPr>
+                <w:sz w:val="19"/>
+                <w:szCs w:val="19"/>
+              </w:rPr>
+            </w:pPr>
+            <w:r>
+              <w:rPr>
+                <w:sz w:val="19"/>
+                <w:szCs w:val="19"/>
+              </w:rPr>
+              <w:t>0.00</w:t>
+            </w:r>
+            <w:r>
+              <w:rPr>
+                <w:sz w:val="19"/>
+                <w:szCs w:val="19"/>
+              </w:rPr>
+              <w:t>52</w:t>
+            </w:r>
+          </w:p>
+        </w:tc>
+        <w:tc>
+          <w:tcPr>
+            <w:tcW w:w="780" w:type="dxa"/>
+            <w:tcBorders>
+              <w:top w:val="single" w:sz="1" w:space="0" w:color="999999"/>
+              <w:left w:val="single" w:sz="1" w:space="0" w:color="999999"/>
+              <w:bottom w:val="single" w:sz="1" w:space="0" w:color="999999"/>
+              <w:right w:val="single" w:sz="1" w:space="0" w:color="999999"/>
+            </w:tcBorders>
+            <w:shd w:val="clear" w:color="auto" w:fill="EBF0F7"/>
+            <w:tcMar>
+              <w:top w:w="55" w:type="dxa"/>
+              <w:left w:w="80" w:type="dxa"/>
+              <w:bottom w:w="55" w:type="dxa"/>
+              <w:right w:w="80" w:type="dxa"/>
+            </w:tcMar>
+          </w:tcPr>
+          <w:p>
+            <w:pPr>
+              <w:spacing w:after="160"/>
+              <w:jc w:val="center"/>
+              <w:rPr>
+                <w:sz w:val="19"/>
+                <w:szCs w:val="19"/>
+              </w:rPr>
+            </w:pPr>
+            <w:r>
+              <w:rPr>
+                <w:sz w:val="19"/>
+                <w:szCs w:val="19"/>
+              </w:rPr>
+              <w:t>0.57</w:t>
+            </w:r>
+            <w:r>
+              <w:rPr>
+                <w:sz w:val="19"/>
+                <w:szCs w:val="19"/>
+              </w:rPr>
+              <w:t>50</w:t>
+            </w:r>
+          </w:p>
+        </w:tc>
+        <w:tc>
+          <w:tcPr>
+            <w:tcW w:w="780" w:type="dxa"/>
+            <w:tcBorders>
+              <w:top w:val="single" w:sz="1" w:space="0" w:color="999999"/>
+              <w:left w:val="single" w:sz="1" w:space="0" w:color="999999"/>
+              <w:bottom w:val="single" w:sz="1" w:space="0" w:color="999999"/>
+              <w:right w:val="single" w:sz="1" w:space="0" w:color="999999"/>
+            </w:tcBorders>
+            <w:shd w:val="clear" w:color="auto" w:fill="EBF0F7"/>
+            <w:tcMar>
+              <w:top w:w="55" w:type="dxa"/>
+              <w:left w:w="80" w:type="dxa"/>
+              <w:bottom w:w="55" w:type="dxa"/>
+              <w:right w:w="80" w:type="dxa"/>
+            </w:tcMar>
+          </w:tcPr>
+          <w:p>
+            <w:pPr>
+              <w:spacing w:after="160"/>
+              <w:jc w:val="center"/>
+              <w:rPr>
+                <w:sz w:val="19"/>
+                <w:szCs w:val="19"/>
+              </w:rPr>
+            </w:pPr>
+            <w:r>
+              <w:rPr>
+                <w:sz w:val="19"/>
+                <w:szCs w:val="19"/>
+              </w:rPr>
+              <w:t>0.5</w:t>
+            </w:r>
+            <w:r>
+              <w:rPr>
+                <w:sz w:val="19"/>
+                <w:szCs w:val="19"/>
+              </w:rPr>
+              <w:t>845</w:t>
+            </w:r>
+          </w:p>
+        </w:tc>
+      </w:tr>
+      <w:tr>
+        <w:tc>
+          <w:tcPr>
+            <w:tcW w:w="1300" w:type="dxa"/>
+            <w:tcBorders>
+              <w:top w:val="single" w:sz="1" w:space="0" w:color="999999"/>
+              <w:left w:val="single" w:sz="1" w:space="0" w:color="999999"/>
+              <w:bottom w:val="single" w:sz="1" w:space="0" w:color="999999"/>
+              <w:right w:val="single" w:sz="1" w:space="0" w:color="999999"/>
+            </w:tcBorders>
+            <w:shd w:val="clear" w:color="auto" w:fill="FFFFFF"/>
+            <w:tcMar>
+              <w:top w:w="55" w:type="dxa"/>
+              <w:left w:w="80" w:type="dxa"/>
+              <w:bottom w:w="55" w:type="dxa"/>
+              <w:right w:w="80" w:type="dxa"/>
+            </w:tcMar>
+          </w:tcPr>
+          <w:p>
+            <w:pPr>
+              <w:spacing w:after="160"/>
+              <w:jc w:val="center"/>
+              <w:rPr>
+                <w:sz w:val="19"/>
+                <w:szCs w:val="19"/>
+              </w:rPr>
+            </w:pPr>
+            <w:r>
+              <w:rPr>
+                <w:sz w:val="19"/>
+                <w:szCs w:val="19"/>
+              </w:rPr>
+              <w:t>0.95</w:t>
+            </w:r>
+          </w:p>
+        </w:tc>
+        <w:tc>
+          <w:tcPr>
+            <w:tcW w:w="850" w:type="dxa"/>
+            <w:tcBorders>
+              <w:top w:val="single" w:sz="1" w:space="0" w:color="999999"/>
+              <w:left w:val="single" w:sz="1" w:space="0" w:color="999999"/>
+              <w:bottom w:val="single" w:sz="1" w:space="0" w:color="999999"/>
+              <w:right w:val="single" w:sz="1" w:space="0" w:color="999999"/>
+            </w:tcBorders>
+            <w:shd w:val="clear" w:color="auto" w:fill="FFFFFF"/>
+            <w:tcMar>
+              <w:top w:w="55" w:type="dxa"/>
+              <w:left w:w="80" w:type="dxa"/>
+              <w:bottom w:w="55" w:type="dxa"/>
+              <w:right w:w="80" w:type="dxa"/>
+            </w:tcMar>
+          </w:tcPr>
+          <w:p>
+            <w:pPr>
+              <w:spacing w:after="160"/>
+              <w:jc w:val="center"/>
+              <w:rPr>
+                <w:sz w:val="19"/>
+                <w:szCs w:val="19"/>
+              </w:rPr>
+            </w:pPr>
+            <w:r>
+              <w:rPr>
+                <w:sz w:val="19"/>
+                <w:szCs w:val="19"/>
+              </w:rPr>
+              <w:t>0.5</w:t>
+            </w:r>
+            <w:r>
+              <w:rPr>
+                <w:sz w:val="19"/>
+                <w:szCs w:val="19"/>
+              </w:rPr>
+              <w:t>842</w:t>
+            </w:r>
+          </w:p>
+        </w:tc>
+        <w:tc>
+          <w:tcPr>
+            <w:tcW w:w="780" w:type="dxa"/>
+            <w:tcBorders>
+              <w:top w:val="single" w:sz="1" w:space="0" w:color="999999"/>
+              <w:left w:val="single" w:sz="1" w:space="0" w:color="999999"/>
+              <w:bottom w:val="single" w:sz="1" w:space="0" w:color="999999"/>
+              <w:right w:val="single" w:sz="1" w:space="0" w:color="999999"/>
+            </w:tcBorders>
+            <w:shd w:val="clear" w:color="auto" w:fill="FFFFFF"/>
+            <w:tcMar>
+              <w:top w:w="55" w:type="dxa"/>
+              <w:left w:w="80" w:type="dxa"/>
+              <w:bottom w:w="55" w:type="dxa"/>
+              <w:right w:w="80" w:type="dxa"/>
+            </w:tcMar>
+          </w:tcPr>
+          <w:p>
+            <w:pPr>
+              <w:spacing w:after="160"/>
+              <w:jc w:val="center"/>
+              <w:rPr>
+                <w:sz w:val="19"/>
+                <w:szCs w:val="19"/>
+              </w:rPr>
+            </w:pPr>
+            <w:r>
+              <w:rPr>
+                <w:sz w:val="19"/>
+                <w:szCs w:val="19"/>
+              </w:rPr>
+              <w:t>0.00</w:t>
+            </w:r>
+            <w:r>
+              <w:rPr>
+                <w:sz w:val="19"/>
+                <w:szCs w:val="19"/>
+              </w:rPr>
+              <w:t>61</w:t>
+            </w:r>
+          </w:p>
+        </w:tc>
+        <w:tc>
+          <w:tcPr>
+            <w:tcW w:w="780" w:type="dxa"/>
+            <w:tcBorders>
+              <w:top w:val="single" w:sz="1" w:space="0" w:color="999999"/>
+              <w:left w:val="single" w:sz="1" w:space="0" w:color="999999"/>
+              <w:bottom w:val="single" w:sz="1" w:space="0" w:color="999999"/>
+              <w:right w:val="single" w:sz="1" w:space="0" w:color="999999"/>
+            </w:tcBorders>
+            <w:shd w:val="clear" w:color="auto" w:fill="FFFFFF"/>
+            <w:tcMar>
+              <w:top w:w="55" w:type="dxa"/>
+              <w:left w:w="80" w:type="dxa"/>
+              <w:bottom w:w="55" w:type="dxa"/>
+              <w:right w:w="80" w:type="dxa"/>
+            </w:tcMar>
+          </w:tcPr>
+          <w:p>
+            <w:pPr>
+              <w:spacing w:after="160"/>
+              <w:jc w:val="center"/>
+              <w:rPr>
+                <w:sz w:val="19"/>
+                <w:szCs w:val="19"/>
+              </w:rPr>
+            </w:pPr>
+            <w:r>
+              <w:rPr>
+                <w:sz w:val="19"/>
+                <w:szCs w:val="19"/>
+              </w:rPr>
+              <w:t>0.5</w:t>
+            </w:r>
+            <w:r>
+              <w:rPr>
+                <w:sz w:val="19"/>
+                <w:szCs w:val="19"/>
+              </w:rPr>
+              <w:t>780</w:t>
+            </w:r>
+          </w:p>
+        </w:tc>
+        <w:tc>
+          <w:tcPr>
+            <w:tcW w:w="780" w:type="dxa"/>
+            <w:tcBorders>
+              <w:top w:val="single" w:sz="1" w:space="0" w:color="999999"/>
+              <w:left w:val="single" w:sz="1" w:space="0" w:color="999999"/>
+              <w:bottom w:val="single" w:sz="1" w:space="0" w:color="999999"/>
+              <w:right w:val="single" w:sz="1" w:space="0" w:color="999999"/>
+            </w:tcBorders>
+            <w:shd w:val="clear" w:color="auto" w:fill="FFFFFF"/>
+            <w:tcMar>
+              <w:top w:w="55" w:type="dxa"/>
+              <w:left w:w="80" w:type="dxa"/>
+              <w:bottom w:w="55" w:type="dxa"/>
+              <w:right w:w="80" w:type="dxa"/>
+            </w:tcMar>
+          </w:tcPr>
+          <w:p>
+            <w:pPr>
+              <w:spacing w:after="160"/>
+              <w:jc w:val="center"/>
+              <w:rPr>
+                <w:sz w:val="19"/>
+                <w:szCs w:val="19"/>
+              </w:rPr>
+            </w:pPr>
+            <w:r>
+              <w:rPr>
+                <w:sz w:val="19"/>
+                <w:szCs w:val="19"/>
+              </w:rPr>
+              <w:t>0.5</w:t>
+            </w:r>
+            <w:r>
+              <w:rPr>
+                <w:sz w:val="19"/>
+                <w:szCs w:val="19"/>
+              </w:rPr>
+              <w:t>901</w:t>
+            </w:r>
+          </w:p>
+        </w:tc>
+        <w:tc>
+          <w:tcPr>
+            <w:tcW w:w="850" w:type="dxa"/>
+            <w:tcBorders>
+              <w:top w:val="single" w:sz="1" w:space="0" w:color="999999"/>
+              <w:left w:val="single" w:sz="1" w:space="0" w:color="999999"/>
+              <w:bottom w:val="single" w:sz="1" w:space="0" w:color="999999"/>
+              <w:right w:val="single" w:sz="1" w:space="0" w:color="999999"/>
+            </w:tcBorders>
+            <w:shd w:val="clear" w:color="auto" w:fill="FFFFFF"/>
+            <w:tcMar>
+              <w:top w:w="55" w:type="dxa"/>
+              <w:left w:w="80" w:type="dxa"/>
+              <w:bottom w:w="55" w:type="dxa"/>
+              <w:right w:w="80" w:type="dxa"/>
+            </w:tcMar>
+          </w:tcPr>
+          <w:p>
+            <w:pPr>
+              <w:spacing w:after="160"/>
+              <w:jc w:val="center"/>
+              <w:rPr>
+                <w:sz w:val="19"/>
+                <w:szCs w:val="19"/>
+              </w:rPr>
+            </w:pPr>
+            <w:r>
+              <w:rPr>
+                <w:sz w:val="19"/>
+                <w:szCs w:val="19"/>
+              </w:rPr>
+              <w:t>0.57</w:t>
+            </w:r>
+            <w:r>
+              <w:rPr>
+                <w:sz w:val="19"/>
+                <w:szCs w:val="19"/>
+              </w:rPr>
+              <w:t>18</w:t>
+            </w:r>
+          </w:p>
+        </w:tc>
+        <w:tc>
+          <w:tcPr>
+            <w:tcW w:w="780" w:type="dxa"/>
+            <w:tcBorders>
+              <w:top w:val="single" w:sz="1" w:space="0" w:color="999999"/>
+              <w:left w:val="single" w:sz="1" w:space="0" w:color="999999"/>
+              <w:bottom w:val="single" w:sz="1" w:space="0" w:color="999999"/>
+              <w:right w:val="single" w:sz="1" w:space="0" w:color="999999"/>
+            </w:tcBorders>
+            <w:shd w:val="clear" w:color="auto" w:fill="FFFFFF"/>
+            <w:tcMar>
+              <w:top w:w="55" w:type="dxa"/>
+              <w:left w:w="80" w:type="dxa"/>
+              <w:bottom w:w="55" w:type="dxa"/>
+              <w:right w:w="80" w:type="dxa"/>
+            </w:tcMar>
+          </w:tcPr>
+          <w:p>
+            <w:pPr>
+              <w:spacing w:after="160"/>
+              <w:jc w:val="center"/>
+              <w:rPr>
+                <w:sz w:val="19"/>
+                <w:szCs w:val="19"/>
+              </w:rPr>
+            </w:pPr>
+            <w:r>
+              <w:rPr>
+                <w:sz w:val="19"/>
+                <w:szCs w:val="19"/>
+              </w:rPr>
+              <w:t>0.00</w:t>
+            </w:r>
+            <w:r>
+              <w:rPr>
+                <w:sz w:val="19"/>
+                <w:szCs w:val="19"/>
+              </w:rPr>
+              <w:t>64</w:t>
+            </w:r>
+          </w:p>
+        </w:tc>
+        <w:tc>
+          <w:tcPr>
+            <w:tcW w:w="780" w:type="dxa"/>
+            <w:tcBorders>
+              <w:top w:val="single" w:sz="1" w:space="0" w:color="999999"/>
+              <w:left w:val="single" w:sz="1" w:space="0" w:color="999999"/>
+              <w:bottom w:val="single" w:sz="1" w:space="0" w:color="999999"/>
+              <w:right w:val="single" w:sz="1" w:space="0" w:color="999999"/>
+            </w:tcBorders>
+            <w:shd w:val="clear" w:color="auto" w:fill="FFFFFF"/>
+            <w:tcMar>
+              <w:top w:w="55" w:type="dxa"/>
+              <w:left w:w="80" w:type="dxa"/>
+              <w:bottom w:w="55" w:type="dxa"/>
+              <w:right w:w="80" w:type="dxa"/>
+            </w:tcMar>
+          </w:tcPr>
+          <w:p>
+            <w:pPr>
+              <w:spacing w:after="160"/>
+              <w:jc w:val="center"/>
+              <w:rPr>
+                <w:sz w:val="19"/>
+                <w:szCs w:val="19"/>
+              </w:rPr>
+            </w:pPr>
+            <w:r>
+              <w:rPr>
+                <w:sz w:val="19"/>
+                <w:szCs w:val="19"/>
+              </w:rPr>
+              <w:t>0.56</w:t>
+            </w:r>
+            <w:r>
+              <w:rPr>
+                <w:sz w:val="19"/>
+                <w:szCs w:val="19"/>
+              </w:rPr>
+              <w:t>45</w:t>
+            </w:r>
+          </w:p>
+        </w:tc>
+        <w:tc>
+          <w:tcPr>
+            <w:tcW w:w="780" w:type="dxa"/>
+            <w:tcBorders>
+              <w:top w:val="single" w:sz="1" w:space="0" w:color="999999"/>
+              <w:left w:val="single" w:sz="1" w:space="0" w:color="999999"/>
+              <w:bottom w:val="single" w:sz="1" w:space="0" w:color="999999"/>
+              <w:right w:val="single" w:sz="1" w:space="0" w:color="999999"/>
+            </w:tcBorders>
+            <w:shd w:val="clear" w:color="auto" w:fill="FFFFFF"/>
+            <w:tcMar>
+              <w:top w:w="55" w:type="dxa"/>
+              <w:left w:w="80" w:type="dxa"/>
+              <w:bottom w:w="55" w:type="dxa"/>
+              <w:right w:w="80" w:type="dxa"/>
+            </w:tcMar>
+          </w:tcPr>
+          <w:p>
+            <w:pPr>
+              <w:spacing w:after="160"/>
+              <w:jc w:val="center"/>
+              <w:rPr>
+                <w:sz w:val="19"/>
+                <w:szCs w:val="19"/>
+              </w:rPr>
+            </w:pPr>
+            <w:r>
+              <w:rPr>
+                <w:sz w:val="19"/>
+                <w:szCs w:val="19"/>
+              </w:rPr>
+              <w:t>0.5</w:t>
+            </w:r>
+            <w:r>
+              <w:rPr>
+                <w:sz w:val="19"/>
+                <w:szCs w:val="19"/>
+              </w:rPr>
+              <w:t>7</w:t>
+            </w:r>
+            <w:r>
+              <w:rPr>
+                <w:sz w:val="19"/>
+                <w:szCs w:val="19"/>
+              </w:rPr>
+              <w:t>60</w:t>
+            </w:r>
+          </w:p>
+        </w:tc>
+      </w:tr>
+    </w:tbl>
+    <w:p>
+      <w:r>
+        <w:t>Wniosek:</w:t>
+      </w:r>
+      <w:r>
+        <w:br/>
+        <w:t>Momentum = 0.0 (brak momentum) osiągnęło najwyższą średnią dokładność testową (0.5803) przy stosunkowo niskim odchyleniu (0.0042). Wartości 0.5 i 0.9 nie przyniosły poprawy – średnia testowa spadła do odpowiednio 0.5797 i 0.5785, a przy 0.9 wzrosło odchylenie standardowe. Momentum = 0.95 wyraźnie pogorszyło wyniki (te_mean = 0.5718), a dodatkowo pojawiło się bardzo niskie minimum (0.5645), co świadczy o niestabilności uczenia.</w:t>
+      </w:r>
+      <w:r>
+        <w:br/>
+        <w:t>Co ciekawe, wraz ze wzrostem momentum rośnie średnia dokładność treningowa (od 0.5736 dla 0.0 do 0.5842 dla 0.95), co wskazuje na coraz lepsze dopasowanie do zbioru uczącego, jednak kosztem generalizacji – efekt przeuczenia..</w:t>
+      </w:r>
+    </w:p>
+    <w:p/>
+    <w:p>
+      <w:r>
+        <w:drawing>
+          <wp:inline distT="0" distB="0" distL="0" distR="0" wp14:anchorId="5980FCB1" wp14:editId="5D32F708">
+            <wp:extent cx="5617210" cy="3079750"/>
+            <wp:effectExtent l="0" t="0" r="2540" b="6350"/>
+            <wp:docPr id="2127765487" name="Obraz 1"/>
+            <wp:cNvGraphicFramePr>
+              <a:graphicFrameLocks xmlns:a="http://schemas.openxmlformats.org/drawingml/2006/main" noChangeAspect="1"/>
+            </wp:cNvGraphicFramePr>
+            <a:graphic xmlns:a="http://schemas.openxmlformats.org/drawingml/2006/main">
+              <a:graphicData uri="http://schemas.openxmlformats.org/drawingml/2006/picture">
+                <pic:pic xmlns:pic="http://schemas.openxmlformats.org/drawingml/2006/picture">
+                  <pic:nvPicPr>
+                    <pic:cNvPr id="2127765487" name=""/>
+                    <pic:cNvPicPr/>
+                  </pic:nvPicPr>
+                  <pic:blipFill>
+                    <a:blip r:embed="rId12"/>
+                    <a:stretch>
+                      <a:fillRect/>
+                    </a:stretch>
+                  </pic:blipFill>
+                  <pic:spPr>
+                    <a:xfrm>
+                      <a:off x="0" y="0"/>
+                      <a:ext cx="5617210" cy="3079750"/>
+                    </a:xfrm>
+                    <a:prstGeom prst="rect">
+                      <a:avLst/>
+                    </a:prstGeom>
+                  </pic:spPr>
+                </pic:pic>
+              </a:graphicData>
+            </a:graphic>
+          </wp:inline>
+        </w:drawing>
+      </w:r>
+    </w:p>
+    <w:p/>
+    <w:p/>
+    <w:p/>
+    <w:p/>
+    <w:p/>
+    <w:p>
+      <w:pPr>
+        <w:pStyle w:val="Nagwek1"/>
+      </w:pPr>
     </w:p>
     <w:p>
       <w:pPr>
@@ -8070,37 +14004,16 @@
         <w:spacing w:after="160"/>
       </w:pPr>
       <w:r>
-        <w:t xml:space="preserve">Na podstawie analizy parametrów wybrano konfigurację: architektura </w:t>
-      </w:r>
-      <w:r>
-        <w:rPr>
-          <w:b/>
-          <w:bCs/>
-        </w:rPr>
-        <w:t>[6→16→8→1]</w:t>
-      </w:r>
-      <w:r>
-        <w:t xml:space="preserve">, funkcja aktywacji </w:t>
-      </w:r>
-      <w:r>
-        <w:rPr>
-          <w:b/>
-          <w:bCs/>
-        </w:rPr>
-        <w:t>ReLU</w:t>
-      </w:r>
-      <w:r>
-        <w:t xml:space="preserve">, współczynnik uczenia </w:t>
-      </w:r>
-      <w:r>
-        <w:rPr>
-          <w:b/>
-          <w:bCs/>
-        </w:rPr>
-        <w:t>lr=0.01</w:t>
-      </w:r>
-      <w:r>
-        <w:t>, podział 80/20, 150 epok, batch=64. Model trenowano 3-krotnie i wybrano najlepsze powtórzenie.</w:t>
+        <w:t xml:space="preserve">Na podstawie analizy parametrów wybrano konfigurację: </w:t>
+      </w:r>
+      <w:r>
+        <w:t>architektura [6→16→8→1], funkcja aktywacji ReLU, współczynnik uczenia lr=0.01, podział 80/20, 150 epok, batch=64</w:t>
+      </w:r>
+      <w:r>
+        <w:t>, brak momentum</w:t>
+      </w:r>
+      <w:r>
+        <w:t>. Model trenowano 3-krotnie i wybrano najlepsze powtórzenie.</w:t>
       </w:r>
     </w:p>
     <w:tbl>
@@ -8126,12 +14039,6 @@
         <w:gridCol w:w="2478"/>
       </w:tblGrid>
       <w:tr>
-        <w:tblPrEx>
-          <w:tblCellMar>
-            <w:top w:w="0" w:type="dxa"/>
-            <w:bottom w:w="0" w:type="dxa"/>
-          </w:tblCellMar>
-        </w:tblPrEx>
         <w:trPr>
           <w:tblHeader/>
         </w:trPr>
@@ -8239,12 +14146,6 @@
         </w:tc>
       </w:tr>
       <w:tr>
-        <w:tblPrEx>
-          <w:tblCellMar>
-            <w:top w:w="0" w:type="dxa"/>
-            <w:bottom w:w="0" w:type="dxa"/>
-          </w:tblCellMar>
-        </w:tblPrEx>
         <w:tc>
           <w:tcPr>
             <w:tcW w:w="3353" w:type="dxa"/>
@@ -8339,12 +14240,6 @@
         </w:tc>
       </w:tr>
       <w:tr>
-        <w:tblPrEx>
-          <w:tblCellMar>
-            <w:top w:w="0" w:type="dxa"/>
-            <w:bottom w:w="0" w:type="dxa"/>
-          </w:tblCellMar>
-        </w:tblPrEx>
         <w:tc>
           <w:tcPr>
             <w:tcW w:w="3353" w:type="dxa"/>
@@ -8409,577 +14304,6 @@
         <w:tc>
           <w:tcPr>
             <w:tcW w:w="2478" w:type="dxa"/>
-            <w:tcBorders>
-              <w:top w:val="single" w:sz="1" w:space="0" w:color="999999"/>
-              <w:left w:val="single" w:sz="1" w:space="0" w:color="999999"/>
-              <w:bottom w:val="single" w:sz="1" w:space="0" w:color="999999"/>
-              <w:right w:val="single" w:sz="1" w:space="0" w:color="999999"/>
-            </w:tcBorders>
-            <w:shd w:val="clear" w:color="auto" w:fill="FFFFFF"/>
-            <w:tcMar>
-              <w:top w:w="60" w:type="dxa"/>
-              <w:left w:w="80" w:type="dxa"/>
-              <w:bottom w:w="60" w:type="dxa"/>
-              <w:right w:w="80" w:type="dxa"/>
-            </w:tcMar>
-          </w:tcPr>
-          <w:p>
-            <w:pPr>
-              <w:spacing w:after="160"/>
-              <w:jc w:val="center"/>
-            </w:pPr>
-            <w:r>
-              <w:rPr>
-                <w:sz w:val="20"/>
-                <w:szCs w:val="20"/>
-              </w:rPr>
-              <w:t>57.85%</w:t>
-            </w:r>
-          </w:p>
-        </w:tc>
-      </w:tr>
-      <w:tr>
-        <w:tblPrEx>
-          <w:tblCellMar>
-            <w:top w:w="0" w:type="dxa"/>
-            <w:bottom w:w="0" w:type="dxa"/>
-          </w:tblCellMar>
-        </w:tblPrEx>
-        <w:tc>
-          <w:tcPr>
-            <w:tcW w:w="3353" w:type="dxa"/>
-            <w:tcBorders>
-              <w:top w:val="single" w:sz="1" w:space="0" w:color="999999"/>
-              <w:left w:val="single" w:sz="1" w:space="0" w:color="999999"/>
-              <w:bottom w:val="single" w:sz="1" w:space="0" w:color="999999"/>
-              <w:right w:val="single" w:sz="1" w:space="0" w:color="999999"/>
-            </w:tcBorders>
-            <w:shd w:val="clear" w:color="auto" w:fill="EBF0F7"/>
-            <w:tcMar>
-              <w:top w:w="60" w:type="dxa"/>
-              <w:left w:w="80" w:type="dxa"/>
-              <w:bottom w:w="60" w:type="dxa"/>
-              <w:right w:w="80" w:type="dxa"/>
-            </w:tcMar>
-          </w:tcPr>
-          <w:p>
-            <w:pPr>
-              <w:spacing w:after="160"/>
-            </w:pPr>
-            <w:r>
-              <w:rPr>
-                <w:sz w:val="20"/>
-                <w:szCs w:val="20"/>
-              </w:rPr>
-              <w:t>Precyzja (Precision)</w:t>
-            </w:r>
-          </w:p>
-        </w:tc>
-        <w:tc>
-          <w:tcPr>
-            <w:tcW w:w="1681" w:type="dxa"/>
-            <w:tcBorders>
-              <w:top w:val="single" w:sz="1" w:space="0" w:color="999999"/>
-              <w:left w:val="single" w:sz="1" w:space="0" w:color="999999"/>
-              <w:bottom w:val="single" w:sz="1" w:space="0" w:color="999999"/>
-              <w:right w:val="single" w:sz="1" w:space="0" w:color="999999"/>
-            </w:tcBorders>
-            <w:shd w:val="clear" w:color="auto" w:fill="EBF0F7"/>
-            <w:tcMar>
-              <w:top w:w="60" w:type="dxa"/>
-              <w:left w:w="80" w:type="dxa"/>
-              <w:bottom w:w="60" w:type="dxa"/>
-              <w:right w:w="80" w:type="dxa"/>
-            </w:tcMar>
-          </w:tcPr>
-          <w:p>
-            <w:pPr>
-              <w:spacing w:after="160"/>
-              <w:jc w:val="center"/>
-            </w:pPr>
-            <w:r>
-              <w:rPr>
-                <w:sz w:val="20"/>
-                <w:szCs w:val="20"/>
-              </w:rPr>
-              <w:t>—</w:t>
-            </w:r>
-          </w:p>
-        </w:tc>
-        <w:tc>
-          <w:tcPr>
-            <w:tcW w:w="2478" w:type="dxa"/>
-            <w:tcBorders>
-              <w:top w:val="single" w:sz="1" w:space="0" w:color="999999"/>
-              <w:left w:val="single" w:sz="1" w:space="0" w:color="999999"/>
-              <w:bottom w:val="single" w:sz="1" w:space="0" w:color="999999"/>
-              <w:right w:val="single" w:sz="1" w:space="0" w:color="999999"/>
-            </w:tcBorders>
-            <w:shd w:val="clear" w:color="auto" w:fill="EBF0F7"/>
-            <w:tcMar>
-              <w:top w:w="60" w:type="dxa"/>
-              <w:left w:w="80" w:type="dxa"/>
-              <w:bottom w:w="60" w:type="dxa"/>
-              <w:right w:w="80" w:type="dxa"/>
-            </w:tcMar>
-          </w:tcPr>
-          <w:p>
-            <w:pPr>
-              <w:spacing w:after="160"/>
-              <w:jc w:val="center"/>
-              <w:rPr>
-                <w:sz w:val="20"/>
-                <w:szCs w:val="20"/>
-              </w:rPr>
-            </w:pPr>
-            <w:r>
-              <w:rPr>
-                <w:sz w:val="20"/>
-                <w:szCs w:val="20"/>
-              </w:rPr>
-              <w:t>55.1%</w:t>
-            </w:r>
-          </w:p>
-        </w:tc>
-      </w:tr>
-      <w:tr>
-        <w:tblPrEx>
-          <w:tblCellMar>
-            <w:top w:w="0" w:type="dxa"/>
-            <w:bottom w:w="0" w:type="dxa"/>
-          </w:tblCellMar>
-        </w:tblPrEx>
-        <w:tc>
-          <w:tcPr>
-            <w:tcW w:w="3353" w:type="dxa"/>
-            <w:tcBorders>
-              <w:top w:val="single" w:sz="1" w:space="0" w:color="999999"/>
-              <w:left w:val="single" w:sz="1" w:space="0" w:color="999999"/>
-              <w:bottom w:val="single" w:sz="1" w:space="0" w:color="999999"/>
-              <w:right w:val="single" w:sz="1" w:space="0" w:color="999999"/>
-            </w:tcBorders>
-            <w:shd w:val="clear" w:color="auto" w:fill="FFFFFF"/>
-            <w:tcMar>
-              <w:top w:w="60" w:type="dxa"/>
-              <w:left w:w="80" w:type="dxa"/>
-              <w:bottom w:w="60" w:type="dxa"/>
-              <w:right w:w="80" w:type="dxa"/>
-            </w:tcMar>
-          </w:tcPr>
-          <w:p>
-            <w:pPr>
-              <w:spacing w:after="160"/>
-            </w:pPr>
-            <w:r>
-              <w:rPr>
-                <w:sz w:val="20"/>
-                <w:szCs w:val="20"/>
-              </w:rPr>
-              <w:t>Czułość (Recall)</w:t>
-            </w:r>
-          </w:p>
-        </w:tc>
-        <w:tc>
-          <w:tcPr>
-            <w:tcW w:w="1681" w:type="dxa"/>
-            <w:tcBorders>
-              <w:top w:val="single" w:sz="1" w:space="0" w:color="999999"/>
-              <w:left w:val="single" w:sz="1" w:space="0" w:color="999999"/>
-              <w:bottom w:val="single" w:sz="1" w:space="0" w:color="999999"/>
-              <w:right w:val="single" w:sz="1" w:space="0" w:color="999999"/>
-            </w:tcBorders>
-            <w:shd w:val="clear" w:color="auto" w:fill="FFFFFF"/>
-            <w:tcMar>
-              <w:top w:w="60" w:type="dxa"/>
-              <w:left w:w="80" w:type="dxa"/>
-              <w:bottom w:w="60" w:type="dxa"/>
-              <w:right w:w="80" w:type="dxa"/>
-            </w:tcMar>
-          </w:tcPr>
-          <w:p>
-            <w:pPr>
-              <w:spacing w:after="160"/>
-              <w:jc w:val="center"/>
-            </w:pPr>
-            <w:r>
-              <w:rPr>
-                <w:sz w:val="20"/>
-                <w:szCs w:val="20"/>
-              </w:rPr>
-              <w:t>—</w:t>
-            </w:r>
-          </w:p>
-        </w:tc>
-        <w:tc>
-          <w:tcPr>
-            <w:tcW w:w="2478" w:type="dxa"/>
-            <w:tcBorders>
-              <w:top w:val="single" w:sz="1" w:space="0" w:color="999999"/>
-              <w:left w:val="single" w:sz="1" w:space="0" w:color="999999"/>
-              <w:bottom w:val="single" w:sz="1" w:space="0" w:color="999999"/>
-              <w:right w:val="single" w:sz="1" w:space="0" w:color="999999"/>
-            </w:tcBorders>
-            <w:shd w:val="clear" w:color="auto" w:fill="FFFFFF"/>
-            <w:tcMar>
-              <w:top w:w="60" w:type="dxa"/>
-              <w:left w:w="80" w:type="dxa"/>
-              <w:bottom w:w="60" w:type="dxa"/>
-              <w:right w:w="80" w:type="dxa"/>
-            </w:tcMar>
-          </w:tcPr>
-          <w:p>
-            <w:pPr>
-              <w:spacing w:after="160"/>
-              <w:jc w:val="center"/>
-              <w:rPr>
-                <w:sz w:val="20"/>
-                <w:szCs w:val="20"/>
-              </w:rPr>
-            </w:pPr>
-            <w:r>
-              <w:rPr>
-                <w:sz w:val="20"/>
-                <w:szCs w:val="20"/>
-              </w:rPr>
-              <w:t>22.73%</w:t>
-            </w:r>
-          </w:p>
-        </w:tc>
-      </w:tr>
-      <w:tr>
-        <w:tblPrEx>
-          <w:tblCellMar>
-            <w:top w:w="0" w:type="dxa"/>
-            <w:bottom w:w="0" w:type="dxa"/>
-          </w:tblCellMar>
-        </w:tblPrEx>
-        <w:tc>
-          <w:tcPr>
-            <w:tcW w:w="3353" w:type="dxa"/>
-            <w:tcBorders>
-              <w:top w:val="single" w:sz="1" w:space="0" w:color="999999"/>
-              <w:left w:val="single" w:sz="1" w:space="0" w:color="999999"/>
-              <w:bottom w:val="single" w:sz="1" w:space="0" w:color="999999"/>
-              <w:right w:val="single" w:sz="1" w:space="0" w:color="999999"/>
-            </w:tcBorders>
-            <w:shd w:val="clear" w:color="auto" w:fill="EBF0F7"/>
-            <w:tcMar>
-              <w:top w:w="60" w:type="dxa"/>
-              <w:left w:w="80" w:type="dxa"/>
-              <w:bottom w:w="60" w:type="dxa"/>
-              <w:right w:w="80" w:type="dxa"/>
-            </w:tcMar>
-          </w:tcPr>
-          <w:p>
-            <w:pPr>
-              <w:spacing w:after="160"/>
-            </w:pPr>
-            <w:r>
-              <w:rPr>
-                <w:sz w:val="20"/>
-                <w:szCs w:val="20"/>
-              </w:rPr>
-              <w:t>Miara F1</w:t>
-            </w:r>
-          </w:p>
-        </w:tc>
-        <w:tc>
-          <w:tcPr>
-            <w:tcW w:w="1681" w:type="dxa"/>
-            <w:tcBorders>
-              <w:top w:val="single" w:sz="1" w:space="0" w:color="999999"/>
-              <w:left w:val="single" w:sz="1" w:space="0" w:color="999999"/>
-              <w:bottom w:val="single" w:sz="1" w:space="0" w:color="999999"/>
-              <w:right w:val="single" w:sz="1" w:space="0" w:color="999999"/>
-            </w:tcBorders>
-            <w:shd w:val="clear" w:color="auto" w:fill="EBF0F7"/>
-            <w:tcMar>
-              <w:top w:w="60" w:type="dxa"/>
-              <w:left w:w="80" w:type="dxa"/>
-              <w:bottom w:w="60" w:type="dxa"/>
-              <w:right w:w="80" w:type="dxa"/>
-            </w:tcMar>
-          </w:tcPr>
-          <w:p>
-            <w:pPr>
-              <w:spacing w:after="160"/>
-              <w:jc w:val="center"/>
-            </w:pPr>
-            <w:r>
-              <w:rPr>
-                <w:sz w:val="20"/>
-                <w:szCs w:val="20"/>
-              </w:rPr>
-              <w:t>—</w:t>
-            </w:r>
-          </w:p>
-        </w:tc>
-        <w:tc>
-          <w:tcPr>
-            <w:tcW w:w="2478" w:type="dxa"/>
-            <w:tcBorders>
-              <w:top w:val="single" w:sz="1" w:space="0" w:color="999999"/>
-              <w:left w:val="single" w:sz="1" w:space="0" w:color="999999"/>
-              <w:bottom w:val="single" w:sz="1" w:space="0" w:color="999999"/>
-              <w:right w:val="single" w:sz="1" w:space="0" w:color="999999"/>
-            </w:tcBorders>
-            <w:shd w:val="clear" w:color="auto" w:fill="EBF0F7"/>
-            <w:tcMar>
-              <w:top w:w="60" w:type="dxa"/>
-              <w:left w:w="80" w:type="dxa"/>
-              <w:bottom w:w="60" w:type="dxa"/>
-              <w:right w:w="80" w:type="dxa"/>
-            </w:tcMar>
-          </w:tcPr>
-          <w:p>
-            <w:pPr>
-              <w:spacing w:after="160"/>
-              <w:jc w:val="center"/>
-              <w:rPr>
-                <w:sz w:val="20"/>
-                <w:szCs w:val="20"/>
-              </w:rPr>
-            </w:pPr>
-            <w:r>
-              <w:rPr>
-                <w:sz w:val="20"/>
-                <w:szCs w:val="20"/>
-              </w:rPr>
-              <w:t>32.18%</w:t>
-            </w:r>
-          </w:p>
-        </w:tc>
-      </w:tr>
-      <w:tr>
-        <w:tblPrEx>
-          <w:tblCellMar>
-            <w:top w:w="0" w:type="dxa"/>
-            <w:bottom w:w="0" w:type="dxa"/>
-          </w:tblCellMar>
-        </w:tblPrEx>
-        <w:trPr>
-          <w:tblHeader/>
-        </w:trPr>
-        <w:tc>
-          <w:tcPr>
-            <w:tcW w:w="3353" w:type="dxa"/>
-            <w:tcBorders>
-              <w:top w:val="single" w:sz="1" w:space="0" w:color="999999"/>
-              <w:left w:val="single" w:sz="1" w:space="0" w:color="999999"/>
-              <w:bottom w:val="single" w:sz="1" w:space="0" w:color="999999"/>
-              <w:right w:val="single" w:sz="1" w:space="0" w:color="999999"/>
-            </w:tcBorders>
-            <w:shd w:val="clear" w:color="auto" w:fill="2E5C8A"/>
-            <w:tcMar>
-              <w:top w:w="70" w:type="dxa"/>
-              <w:left w:w="80" w:type="dxa"/>
-              <w:bottom w:w="70" w:type="dxa"/>
-              <w:right w:w="80" w:type="dxa"/>
-            </w:tcMar>
-          </w:tcPr>
-          <w:p>
-            <w:pPr>
-              <w:spacing w:after="160"/>
-              <w:jc w:val="center"/>
-            </w:pPr>
-            <w:r>
-              <w:rPr>
-                <w:b/>
-                <w:bCs/>
-                <w:color w:val="FFFFFF"/>
-                <w:sz w:val="19"/>
-                <w:szCs w:val="19"/>
-              </w:rPr>
-              <w:t>Metoda</w:t>
-            </w:r>
-          </w:p>
-        </w:tc>
-        <w:tc>
-          <w:tcPr>
-            <w:tcW w:w="1681" w:type="dxa"/>
-            <w:tcBorders>
-              <w:top w:val="single" w:sz="1" w:space="0" w:color="999999"/>
-              <w:left w:val="single" w:sz="1" w:space="0" w:color="999999"/>
-              <w:bottom w:val="single" w:sz="1" w:space="0" w:color="999999"/>
-              <w:right w:val="single" w:sz="1" w:space="0" w:color="999999"/>
-            </w:tcBorders>
-            <w:shd w:val="clear" w:color="auto" w:fill="2E5C8A"/>
-            <w:tcMar>
-              <w:top w:w="70" w:type="dxa"/>
-              <w:left w:w="80" w:type="dxa"/>
-              <w:bottom w:w="70" w:type="dxa"/>
-              <w:right w:w="80" w:type="dxa"/>
-            </w:tcMar>
-          </w:tcPr>
-          <w:p>
-            <w:pPr>
-              <w:spacing w:after="160"/>
-              <w:jc w:val="center"/>
-            </w:pPr>
-            <w:r>
-              <w:rPr>
-                <w:b/>
-                <w:bCs/>
-                <w:color w:val="FFFFFF"/>
-                <w:sz w:val="19"/>
-                <w:szCs w:val="19"/>
-              </w:rPr>
-              <w:t>Acc. train</w:t>
-            </w:r>
-          </w:p>
-        </w:tc>
-        <w:tc>
-          <w:tcPr>
-            <w:tcW w:w="2478" w:type="dxa"/>
-            <w:tcBorders>
-              <w:top w:val="single" w:sz="1" w:space="0" w:color="999999"/>
-              <w:left w:val="single" w:sz="1" w:space="0" w:color="999999"/>
-              <w:bottom w:val="single" w:sz="1" w:space="0" w:color="999999"/>
-              <w:right w:val="single" w:sz="1" w:space="0" w:color="999999"/>
-            </w:tcBorders>
-            <w:shd w:val="clear" w:color="auto" w:fill="2E5C8A"/>
-            <w:tcMar>
-              <w:top w:w="70" w:type="dxa"/>
-              <w:left w:w="80" w:type="dxa"/>
-              <w:bottom w:w="70" w:type="dxa"/>
-              <w:right w:w="80" w:type="dxa"/>
-            </w:tcMar>
-          </w:tcPr>
-          <w:p>
-            <w:pPr>
-              <w:spacing w:after="160"/>
-              <w:jc w:val="center"/>
-            </w:pPr>
-            <w:r>
-              <w:rPr>
-                <w:b/>
-                <w:bCs/>
-                <w:color w:val="FFFFFF"/>
-                <w:sz w:val="19"/>
-                <w:szCs w:val="19"/>
-              </w:rPr>
-              <w:t>Acc. test</w:t>
-            </w:r>
-          </w:p>
-        </w:tc>
-      </w:tr>
-      <w:tr>
-        <w:tblPrEx>
-          <w:tblCellMar>
-            <w:top w:w="0" w:type="dxa"/>
-            <w:bottom w:w="0" w:type="dxa"/>
-          </w:tblCellMar>
-        </w:tblPrEx>
-        <w:trPr>
-          <w:gridAfter w:val="1"/>
-          <w:wAfter w:w="2478" w:type="dxa"/>
-        </w:trPr>
-        <w:tc>
-          <w:tcPr>
-            <w:tcW w:w="3353" w:type="dxa"/>
-            <w:tcBorders>
-              <w:top w:val="single" w:sz="1" w:space="0" w:color="999999"/>
-              <w:left w:val="single" w:sz="1" w:space="0" w:color="999999"/>
-              <w:bottom w:val="single" w:sz="1" w:space="0" w:color="999999"/>
-              <w:right w:val="single" w:sz="1" w:space="0" w:color="999999"/>
-            </w:tcBorders>
-            <w:shd w:val="clear" w:color="auto" w:fill="EBF0F7"/>
-            <w:tcMar>
-              <w:top w:w="60" w:type="dxa"/>
-              <w:left w:w="80" w:type="dxa"/>
-              <w:bottom w:w="60" w:type="dxa"/>
-              <w:right w:w="80" w:type="dxa"/>
-            </w:tcMar>
-          </w:tcPr>
-          <w:p>
-            <w:pPr>
-              <w:spacing w:after="160"/>
-            </w:pPr>
-            <w:r>
-              <w:rPr>
-                <w:sz w:val="20"/>
-                <w:szCs w:val="20"/>
-              </w:rPr>
-              <w:t>Dokładność — zbiór uczący (train)</w:t>
-            </w:r>
-          </w:p>
-        </w:tc>
-        <w:tc>
-          <w:tcPr>
-            <w:tcW w:w="1681" w:type="dxa"/>
-            <w:tcBorders>
-              <w:top w:val="single" w:sz="1" w:space="0" w:color="999999"/>
-              <w:left w:val="single" w:sz="1" w:space="0" w:color="999999"/>
-              <w:bottom w:val="single" w:sz="1" w:space="0" w:color="999999"/>
-              <w:right w:val="single" w:sz="1" w:space="0" w:color="999999"/>
-            </w:tcBorders>
-            <w:shd w:val="clear" w:color="auto" w:fill="EBF0F7"/>
-            <w:tcMar>
-              <w:top w:w="60" w:type="dxa"/>
-              <w:left w:w="80" w:type="dxa"/>
-              <w:bottom w:w="60" w:type="dxa"/>
-              <w:right w:w="80" w:type="dxa"/>
-            </w:tcMar>
-          </w:tcPr>
-          <w:p>
-            <w:pPr>
-              <w:spacing w:after="160"/>
-              <w:jc w:val="center"/>
-            </w:pPr>
-            <w:r>
-              <w:rPr>
-                <w:sz w:val="20"/>
-                <w:szCs w:val="20"/>
-              </w:rPr>
-              <w:t>56.67%</w:t>
-            </w:r>
-          </w:p>
-        </w:tc>
-      </w:tr>
-      <w:tr>
-        <w:tblPrEx>
-          <w:tblCellMar>
-            <w:top w:w="0" w:type="dxa"/>
-            <w:bottom w:w="0" w:type="dxa"/>
-          </w:tblCellMar>
-        </w:tblPrEx>
-        <w:trPr>
-          <w:gridAfter w:val="1"/>
-          <w:wAfter w:w="2478" w:type="dxa"/>
-        </w:trPr>
-        <w:tc>
-          <w:tcPr>
-            <w:tcW w:w="3353" w:type="dxa"/>
-            <w:tcBorders>
-              <w:top w:val="single" w:sz="1" w:space="0" w:color="999999"/>
-              <w:left w:val="single" w:sz="1" w:space="0" w:color="999999"/>
-              <w:bottom w:val="single" w:sz="1" w:space="0" w:color="999999"/>
-              <w:right w:val="single" w:sz="1" w:space="0" w:color="999999"/>
-            </w:tcBorders>
-            <w:shd w:val="clear" w:color="auto" w:fill="FFFFFF"/>
-            <w:tcMar>
-              <w:top w:w="60" w:type="dxa"/>
-              <w:left w:w="80" w:type="dxa"/>
-              <w:bottom w:w="60" w:type="dxa"/>
-              <w:right w:w="80" w:type="dxa"/>
-            </w:tcMar>
-          </w:tcPr>
-          <w:p>
-            <w:pPr>
-              <w:spacing w:after="160"/>
-            </w:pPr>
-            <w:r>
-              <w:rPr>
-                <w:sz w:val="20"/>
-                <w:szCs w:val="20"/>
-              </w:rPr>
-              <w:t>Dokładność — zbiór testowy (test)</w:t>
-            </w:r>
-          </w:p>
-        </w:tc>
-        <w:tc>
-          <w:tcPr>
-            <w:tcW w:w="1681" w:type="dxa"/>
             <w:tcBorders>
               <w:top w:val="single" w:sz="1" w:space="0" w:color="999999"/>
               <w:left w:val="single" w:sz="1" w:space="0" w:color="999999"/>
@@ -9062,7 +14386,7 @@
                     <pic:cNvPicPr/>
                   </pic:nvPicPr>
                   <pic:blipFill>
-                    <a:blip r:embed="rId5">
+                    <a:blip r:embed="rId13">
                       <a:extLst>
                         <a:ext uri="{28A0092B-C50C-407E-A947-70E740481C1C}">
                           <a14:useLocalDpi xmlns:a14="http://schemas.microsoft.com/office/drawing/2010/main" val="0"/>
@@ -9137,6 +14461,7 @@
         <w:rPr>
           <w:noProof/>
         </w:rPr>
+        <w:lastRenderedPageBreak/>
         <w:drawing>
           <wp:inline distT="0" distB="0" distL="0" distR="0" wp14:anchorId="342768CF" wp14:editId="1E0AD0BE">
             <wp:extent cx="5284795" cy="4096173"/>
@@ -9153,7 +14478,7 @@
                     <pic:cNvPicPr/>
                   </pic:nvPicPr>
                   <pic:blipFill>
-                    <a:blip r:embed="rId6">
+                    <a:blip r:embed="rId14">
                       <a:extLst>
                         <a:ext uri="{28A0092B-C50C-407E-A947-70E740481C1C}">
                           <a14:useLocalDpi xmlns:a14="http://schemas.microsoft.com/office/drawing/2010/main" val="0"/>
@@ -9233,12 +14558,6 @@
         <w:gridCol w:w="1700"/>
       </w:tblGrid>
       <w:tr>
-        <w:tblPrEx>
-          <w:tblCellMar>
-            <w:top w:w="0" w:type="dxa"/>
-            <w:bottom w:w="0" w:type="dxa"/>
-          </w:tblCellMar>
-        </w:tblPrEx>
         <w:trPr>
           <w:tblHeader/>
         </w:trPr>
@@ -9346,12 +14665,6 @@
         </w:tc>
       </w:tr>
       <w:tr>
-        <w:tblPrEx>
-          <w:tblCellMar>
-            <w:top w:w="0" w:type="dxa"/>
-            <w:bottom w:w="0" w:type="dxa"/>
-          </w:tblCellMar>
-        </w:tblPrEx>
         <w:tc>
           <w:tcPr>
             <w:tcW w:w="3400" w:type="dxa"/>
@@ -9446,12 +14759,6 @@
         </w:tc>
       </w:tr>
       <w:tr>
-        <w:tblPrEx>
-          <w:tblCellMar>
-            <w:top w:w="0" w:type="dxa"/>
-            <w:bottom w:w="0" w:type="dxa"/>
-          </w:tblCellMar>
-        </w:tblPrEx>
         <w:tc>
           <w:tcPr>
             <w:tcW w:w="3400" w:type="dxa"/>
@@ -9546,12 +14853,6 @@
         </w:tc>
       </w:tr>
       <w:tr>
-        <w:tblPrEx>
-          <w:tblCellMar>
-            <w:top w:w="0" w:type="dxa"/>
-            <w:bottom w:w="0" w:type="dxa"/>
-          </w:tblCellMar>
-        </w:tblPrEx>
         <w:tc>
           <w:tcPr>
             <w:tcW w:w="3400" w:type="dxa"/>
@@ -9646,12 +14947,6 @@
         </w:tc>
       </w:tr>
       <w:tr>
-        <w:tblPrEx>
-          <w:tblCellMar>
-            <w:top w:w="0" w:type="dxa"/>
-            <w:bottom w:w="0" w:type="dxa"/>
-          </w:tblCellMar>
-        </w:tblPrEx>
         <w:tc>
           <w:tcPr>
             <w:tcW w:w="3400" w:type="dxa"/>
@@ -9678,7 +14973,7 @@
                 <w:sz w:val="20"/>
                 <w:szCs w:val="20"/>
               </w:rPr>
-              <w:t>Naiwny Bayes (Gaussian)</w:t>
+              <w:t xml:space="preserve">Naiwny Bayes </w:t>
             </w:r>
           </w:p>
         </w:tc>
@@ -9746,12 +15041,6 @@
         </w:tc>
       </w:tr>
       <w:tr>
-        <w:tblPrEx>
-          <w:tblCellMar>
-            <w:top w:w="0" w:type="dxa"/>
-            <w:bottom w:w="0" w:type="dxa"/>
-          </w:tblCellMar>
-        </w:tblPrEx>
         <w:tc>
           <w:tcPr>
             <w:tcW w:w="3400" w:type="dxa"/>
@@ -9846,12 +15135,6 @@
         </w:tc>
       </w:tr>
       <w:tr>
-        <w:tblPrEx>
-          <w:tblCellMar>
-            <w:top w:w="0" w:type="dxa"/>
-            <w:bottom w:w="0" w:type="dxa"/>
-          </w:tblCellMar>
-        </w:tblPrEx>
         <w:tc>
           <w:tcPr>
             <w:tcW w:w="3400" w:type="dxa"/>
@@ -9971,7 +15254,7 @@
           <w:noProof/>
         </w:rPr>
         <w:drawing>
-          <wp:inline distT="0" distB="0" distL="0" distR="0" wp14:anchorId="2D8D3B8E" wp14:editId="08810C38">
+          <wp:inline distT="0" distB="0" distL="0" distR="0" wp14:anchorId="2D8D3B8E" wp14:editId="78A7A77C">
             <wp:extent cx="5617210" cy="3030220"/>
             <wp:effectExtent l="0" t="0" r="2540" b="0"/>
             <wp:docPr id="1203635903" name="Obraz 3"/>
@@ -9986,7 +15269,7 @@
                     <pic:cNvPicPr/>
                   </pic:nvPicPr>
                   <pic:blipFill>
-                    <a:blip r:embed="rId7" cstate="print">
+                    <a:blip r:embed="rId15" cstate="print">
                       <a:extLst>
                         <a:ext uri="{28A0092B-C50C-407E-A947-70E740481C1C}">
                           <a14:useLocalDpi xmlns:a14="http://schemas.microsoft.com/office/drawing/2010/main" val="0"/>
@@ -10054,7 +15337,7 @@
         <w:spacing w:after="160"/>
       </w:pPr>
       <w:r>
-        <w:t>W projekcie zaimplementowano od podstaw wielowarstwową sieć neuronową (MLP) do klasyfikacji opóźnień lotów na zbiorze Airlines.csv. Zbadano wpływ 5 parametrów, każdy w 4 wariantach, każdy wariant powtórzono 3 razy.</w:t>
+        <w:t>W projekcie zaimplementowano od podstaw wielowarstwową sieć neuronową (MLP) do klasyfikacji opóźnień lotów na zbiorze Airlines.csv. Zbadano wpływ 8 parametrów (w tym 3 dodatkowe), każdy w 4 wariantach, każdy wariant powtórzono 3 razy.</w:t>
       </w:r>
     </w:p>
     <w:p>
@@ -10062,14 +15345,10 @@
         <w:spacing w:after="160"/>
       </w:pPr>
       <w:r>
-        <w:rPr>
-          <w:b/>
-          <w:bCs/>
-        </w:rPr>
-        <w:t xml:space="preserve">Współczynnik uczenia: </w:t>
-      </w:r>
-      <w:r>
-        <w:t>lr=0.1 dał najlepszą dokładność testową (58.35%). Zbyt mała wartość (0.001) uniemożliwia zbieżność w 80 epokach.</w:t>
+        <w:t>-</w:t>
+      </w:r>
+      <w:r>
+        <w:t>Współczynnik uczenia: lr=0,1 dał najlepszą dokładność testową (58,35%). Zbyt mała wartość (0,001) uniemożliwia zbieżność w 80 epokach.</w:t>
       </w:r>
     </w:p>
     <w:p>
@@ -10077,14 +15356,10 @@
         <w:spacing w:after="160"/>
       </w:pPr>
       <w:r>
-        <w:rPr>
-          <w:b/>
-          <w:bCs/>
-        </w:rPr>
-        <w:t xml:space="preserve">Liczba neuronów: </w:t>
-      </w:r>
-      <w:r>
-        <w:t>8 neuronów okazało się optymalną wartością (te=58.03%). Więcej neuronów nie poprawiało generalizacji — ryzyko przeuczenia.</w:t>
+        <w:t>-</w:t>
+      </w:r>
+      <w:r>
+        <w:t>Liczba neuronów: 8 neuronów okazało się optymalne (te=58,03%). Więcej neuronów nie poprawiało generalizacji – ryzyko przeuczenia.</w:t>
       </w:r>
     </w:p>
     <w:p>
@@ -10092,14 +15367,10 @@
         <w:spacing w:after="160"/>
       </w:pPr>
       <w:r>
-        <w:rPr>
-          <w:b/>
-          <w:bCs/>
-        </w:rPr>
-        <w:t xml:space="preserve">Funkcja aktywacji: </w:t>
-      </w:r>
-      <w:r>
-        <w:t>ReLU osiągnęła najwyższy wynik (te=58.03%). Sigmoid najgorsza (te=56.77%) z powodu zanikającego gradientu. ELU cechuje się największą stabilnością.</w:t>
+        <w:t>-</w:t>
+      </w:r>
+      <w:r>
+        <w:t>Funkcja aktywacji: ReLU osiągnęła najwyższy wynik (te=58,03%). Sigmoid najgorsza (te=56,77%) z powodu zanikającego gradientu. ELU cechuje się największą stabilnością.</w:t>
       </w:r>
     </w:p>
     <w:p>
@@ -10107,14 +15378,10 @@
         <w:spacing w:after="160"/>
       </w:pPr>
       <w:r>
-        <w:rPr>
-          <w:b/>
-          <w:bCs/>
-        </w:rPr>
-        <w:t xml:space="preserve">Liczba warstw: </w:t>
-      </w:r>
-      <w:r>
-        <w:t>1 warstwa ukryta dała najlepsze wyniki (te=58.03%). Głębsze sieci nie przynoszą korzyści dla danych tabelarycznych o 6 cechach wejściowych.</w:t>
+        <w:t>-</w:t>
+      </w:r>
+      <w:r>
+        <w:t>Liczba warstw: 1 warstwa ukryta dała najlepsze wyniki (te=58,03%). Głębsze sieci nie przynoszą korzyści dla danych tabelarycznych o 6 cechach.</w:t>
       </w:r>
     </w:p>
     <w:p>
@@ -10122,14 +15389,10 @@
         <w:spacing w:after="160"/>
       </w:pPr>
       <w:r>
-        <w:rPr>
-          <w:b/>
-          <w:bCs/>
-        </w:rPr>
-        <w:t xml:space="preserve">Podział danych: </w:t>
-      </w:r>
-      <w:r>
-        <w:t>Podział 90/10 znacząco obniża dokładność testową (54.90%) z powodu zbyt małej próby testowej. Zalecany podział to 60/40 lub 80/20.</w:t>
+        <w:t>-</w:t>
+      </w:r>
+      <w:r>
+        <w:t>Podział danych: Podział 90/10 znacząco obniża dokładność testową (54,90%) z powodu zbyt małej próby testowej. Zalecany podział to 60/40 lub 80/20.</w:t>
       </w:r>
     </w:p>
     <w:p>
@@ -10137,14 +15400,10 @@
         <w:spacing w:after="160"/>
       </w:pPr>
       <w:r>
-        <w:rPr>
-          <w:b/>
-          <w:bCs/>
-        </w:rPr>
-        <w:t xml:space="preserve">Porównanie z klasycznymi metodami: </w:t>
-      </w:r>
-      <w:r>
-        <w:t>Las losowy (63.75%) i SVM (59.45%) przewyższają własną SSN (57.85%). Własna SSN jest lepsza niż k-NN pod względem generalizacji i zbliżona do Naiwnego Bayesa.</w:t>
+        <w:t>-</w:t>
+      </w:r>
+      <w:r>
+        <w:t>Liczba epok: Testowano 40, 80, 150, 200 epok. Najlepszą średnią dokładność testową osiągnięto dla 80 epok (te=58,03%). Zwiększenie do 150 lub 200 epok nie poprawiło wyników, a wręcz spowodowało wzrost wariancji i objawy przeuczenia. Dla 40 epok model był niedouczony.</w:t>
       </w:r>
     </w:p>
     <w:p>
@@ -10152,8 +15411,43 @@
         <w:spacing w:after="160"/>
       </w:pPr>
       <w:r>
-        <w:t>Projekt wykazał, że implementacja sieci neuronowej od podstaw jest wykonalna i pozwala na pełną kontrolę nad procesem uczenia. Głównym ograniczeniem jest brak zaawansowanych optymalizatorów (Adam, momentum) — ich dodanie mogłoby istotnie poprawić wyniki.</w:t>
-      </w:r>
+        <w:t>-</w:t>
+      </w:r>
+      <w:r>
+        <w:t>Rozmiar batcha: Badano batch 32, 64, 128, 256. Batch=64 zapewnił najlepszy kompromis między dokładnością (te=58,03%) a stabilnością (niskie odchylenie). Batch=32 dał podobną średnią, ale wyższą wariancję. Większe batch (128, 256) wyraźnie pogorszyły wyniki (te=57,78% i 57,15%), a batch=256 dodatkowo zmniejszył dokładność treningową.</w:t>
+      </w:r>
+    </w:p>
+    <w:p>
+      <w:pPr>
+        <w:spacing w:after="160"/>
+      </w:pPr>
+      <w:r>
+        <w:t>-</w:t>
+      </w:r>
+      <w:r>
+        <w:t>Momentum: Testowano wartości 0,0; 0,5; 0,9; 0,95. Najlepszy wynik testowy uzyskał brak momentum (0,0) – te=58,03%. Dodanie momentum (0,5 i 0,9) nie przyniosło poprawy, a przy 0,95 nastąpił znaczący spadek dokładności testowej (te=57,18%) oraz wzrost niestabilności. Co ciekawe, wyższe momentum zwiększało dopasowanie do zbioru treningowego (aż do 58,42%), ale kosztem generalizacji – wyraźne przeuczenie.</w:t>
+      </w:r>
+    </w:p>
+    <w:p>
+      <w:pPr>
+        <w:spacing w:after="160"/>
+      </w:pPr>
+      <w:r>
+        <w:t>Porównanie z klasycznymi metodami: Las losowy (63,75%) i SVM (59,45%) przewyższają własną SSN (57,85%). Własna SSN jest lepsza niż k-NN pod względem generalizacji i zbliżona do Naiwnego Bayesa.</w:t>
+      </w:r>
+    </w:p>
+    <w:p>
+      <w:pPr>
+        <w:spacing w:after="160"/>
+      </w:pPr>
+      <w:r>
+        <w:t>Projekt wykazał, że implementacja sieci neuronowej od podstaw jest wykonalna i pozwala na pełną kontrolę nad procesem uczenia. Głównym ograniczeniem jest brak zaawansowanych optymalizatorów (np. Adam) – ich dodanie mogłoby istotnie poprawić wyniki.</w:t>
+      </w:r>
+    </w:p>
+    <w:p>
+      <w:pPr>
+        <w:spacing w:after="160"/>
+      </w:pPr>
     </w:p>
     <w:sectPr>
       <w:pgSz w:w="11906" w:h="16838"/>
@@ -10716,6 +16010,7 @@
   <w:style w:type="paragraph" w:default="1" w:styleId="Normalny">
     <w:name w:val="Normal"/>
     <w:qFormat/>
+    <w:rsid w:val="00A06EE6"/>
   </w:style>
   <w:style w:type="paragraph" w:styleId="Nagwek1">
     <w:name w:val="heading 1"/>
@@ -10807,7 +16102,6 @@
   <w:style w:type="character" w:default="1" w:styleId="Domylnaczcionkaakapitu">
     <w:name w:val="Default Paragraph Font"/>
     <w:uiPriority w:val="1"/>
-    <w:semiHidden/>
     <w:unhideWhenUsed/>
   </w:style>
   <w:style w:type="table" w:default="1" w:styleId="Standardowy">

--- a/neural-network-project-klasyfikacyjny/sprawozdanie_opoznienia_lotow (1).docx
+++ b/neural-network-project-klasyfikacyjny/sprawozdanie_opoznienia_lotow (1).docx
@@ -249,7 +249,7 @@
         <w:t>od podstaw</w:t>
       </w:r>
       <w:r>
-        <w:t xml:space="preserve"> — wyłącznie z użyciem biblioteki NumPy, bez Keras, TensorFlow ani PyTorch. Zaimplementowano:</w:t>
+        <w:t xml:space="preserve"> — wyłącznie z użyciem biblioteki NumPy. Zaimplementowano:</w:t>
       </w:r>
     </w:p>
     <w:p>
@@ -314,7 +314,7 @@
         <w:spacing w:after="80"/>
       </w:pPr>
       <w:r>
-        <w:t>Inicjalizację wag metodą He (dla ReLU/ELU) i Xavier (dla Sigmoid/tanh)</w:t>
+        <w:t xml:space="preserve">Inicjalizację wag metodą He </w:t>
       </w:r>
     </w:p>
     <w:p>
@@ -362,10 +362,7 @@
         <w:t>Testowane wartości: {0.001, 0.01, 0.05, 0.1}. Pozostałe parametry stałe: architektura [6→8→1], ReLU, podział 80/20</w:t>
       </w:r>
       <w:r>
-        <w:t xml:space="preserve">, </w:t>
-      </w:r>
-      <w:r>
-        <w:t>epoki = 80, batch = 64.</w:t>
+        <w:t>, epoki = 80, batch = 64.</w:t>
       </w:r>
     </w:p>
     <w:tbl>
@@ -1870,6 +1867,9 @@
     </w:p>
     <w:p>
       <w:r>
+        <w:rPr>
+          <w:noProof/>
+        </w:rPr>
         <w:drawing>
           <wp:inline distT="0" distB="0" distL="0" distR="0" wp14:anchorId="42F01F20" wp14:editId="38C0A854">
             <wp:extent cx="5617210" cy="3079750"/>
@@ -1927,10 +1927,7 @@
         <w:t>Testowane wartości: {4, 8, 16, 32}. Architektura: [6→n→1], lr=0.01, ReLU, podział 80/20</w:t>
       </w:r>
       <w:r>
-        <w:t xml:space="preserve">, </w:t>
-      </w:r>
-      <w:r>
-        <w:t>epoki = 80, batch = 64.</w:t>
+        <w:t>, epoki = 80, batch = 64.</w:t>
       </w:r>
     </w:p>
     <w:tbl>
@@ -3423,6 +3420,9 @@
     </w:p>
     <w:p>
       <w:r>
+        <w:rPr>
+          <w:noProof/>
+        </w:rPr>
         <w:drawing>
           <wp:inline distT="0" distB="0" distL="0" distR="0" wp14:anchorId="081AB1C6" wp14:editId="2481C51C">
             <wp:extent cx="5617210" cy="3079750"/>
@@ -3480,10 +3480,7 @@
         <w:t>Testowane wartości: {sigmoid, relu, tanh, elu}. Architektura: [6→8→1], lr=0.01, podział 80/20</w:t>
       </w:r>
       <w:r>
-        <w:t xml:space="preserve">, </w:t>
-      </w:r>
-      <w:r>
-        <w:t>epoki = 80, batch = 64.</w:t>
+        <w:t>, epoki = 80, batch = 64.</w:t>
       </w:r>
     </w:p>
     <w:tbl>
@@ -4976,6 +4973,9 @@
     </w:p>
     <w:p>
       <w:r>
+        <w:rPr>
+          <w:noProof/>
+        </w:rPr>
         <w:drawing>
           <wp:inline distT="0" distB="0" distL="0" distR="0" wp14:anchorId="22325FE2" wp14:editId="1537C104">
             <wp:extent cx="5617210" cy="3079750"/>
@@ -5033,10 +5033,7 @@
         <w:t>Testowane wartości: {1, 2, 3, 4}. Każda warstwa: 8 neuronów, ReLU, lr=0.01, podział 80/20</w:t>
       </w:r>
       <w:r>
-        <w:t xml:space="preserve">, </w:t>
-      </w:r>
-      <w:r>
-        <w:t>epoki = 80, batch = 64.</w:t>
+        <w:t>, epoki = 80, batch = 64.</w:t>
       </w:r>
     </w:p>
     <w:tbl>
@@ -6529,6 +6526,9 @@
     </w:p>
     <w:p>
       <w:r>
+        <w:rPr>
+          <w:noProof/>
+        </w:rPr>
         <w:drawing>
           <wp:inline distT="0" distB="0" distL="0" distR="0" wp14:anchorId="5669E39A" wp14:editId="76C734BC">
             <wp:extent cx="5617210" cy="3079750"/>
@@ -8079,6 +8079,9 @@
     </w:p>
     <w:p>
       <w:r>
+        <w:rPr>
+          <w:noProof/>
+        </w:rPr>
         <w:drawing>
           <wp:inline distT="0" distB="0" distL="0" distR="0" wp14:anchorId="13C56568" wp14:editId="678B3079">
             <wp:extent cx="5617210" cy="3079750"/>
@@ -8147,16 +8150,7 @@
         <w:spacing w:after="160"/>
       </w:pPr>
       <w:r>
-        <w:t>Testowane wartości: {</w:t>
-      </w:r>
-      <w:r>
-        <w:t>40, 80, 150, 200</w:t>
-      </w:r>
-      <w:r>
-        <w:t>}. Architektura: [6→8→1], ReLU, lr=0.01</w:t>
-      </w:r>
-      <w:r>
-        <w:t>, podział 80/20, batch= 64.</w:t>
+        <w:t>Testowane wartości: {40, 80, 150, 200}. Architektura: [6→8→1], ReLU, lr=0.01, podział 80/20, batch= 64.</w:t>
       </w:r>
     </w:p>
     <w:p>
@@ -10025,6 +10019,9 @@
         <w:spacing w:after="160"/>
       </w:pPr>
       <w:r>
+        <w:rPr>
+          <w:noProof/>
+        </w:rPr>
         <w:drawing>
           <wp:inline distT="0" distB="0" distL="0" distR="0" wp14:anchorId="16B433FE" wp14:editId="0F158304">
             <wp:extent cx="5617210" cy="3079750"/>
@@ -10101,34 +10098,7 @@
         <w:spacing w:after="160"/>
       </w:pPr>
       <w:r>
-        <w:t>Testowane wartości: {</w:t>
-      </w:r>
-      <w:r>
-        <w:t>32</w:t>
-      </w:r>
-      <w:r>
-        <w:t xml:space="preserve">, </w:t>
-      </w:r>
-      <w:r>
-        <w:t>64</w:t>
-      </w:r>
-      <w:r>
-        <w:t>, 1</w:t>
-      </w:r>
-      <w:r>
-        <w:t>28</w:t>
-      </w:r>
-      <w:r>
-        <w:t>, 2</w:t>
-      </w:r>
-      <w:r>
-        <w:t>56</w:t>
-      </w:r>
-      <w:r>
-        <w:t xml:space="preserve">}. Architektura: [6→8→1], ReLU, lr=0.01, podział 80/20, </w:t>
-      </w:r>
-      <w:r>
-        <w:t>epoki = 80.</w:t>
+        <w:t>Testowane wartości: {32, 64, 128, 256}. Architektura: [6→8→1], ReLU, lr=0.01, podział 80/20, epoki = 80.</w:t>
       </w:r>
     </w:p>
     <w:tbl>
@@ -11960,6 +11930,9 @@
         <w:spacing w:after="160"/>
       </w:pPr>
       <w:r>
+        <w:rPr>
+          <w:noProof/>
+        </w:rPr>
         <w:drawing>
           <wp:inline distT="0" distB="0" distL="0" distR="0" wp14:anchorId="2685C1F2" wp14:editId="1CCA65ED">
             <wp:extent cx="5617210" cy="3079750"/>
@@ -12041,16 +12014,7 @@
         <w:spacing w:after="160"/>
       </w:pPr>
       <w:r>
-        <w:t>Testowane wartości: {</w:t>
-      </w:r>
-      <w:r>
-        <w:t>0.0, 0.5, 0.9, 0.95</w:t>
-      </w:r>
-      <w:r>
-        <w:t>}. Architektura: [6→8→1], ReLU, lr=0.01, podział 80/20, epoki = 80</w:t>
-      </w:r>
-      <w:r>
-        <w:t>, batch = 64</w:t>
+        <w:t>Testowane wartości: {0.0, 0.5, 0.9, 0.95}. Architektura: [6→8→1], ReLU, lr=0.01, podział 80/20, epoki = 80, batch = 64</w:t>
       </w:r>
     </w:p>
     <w:tbl>
@@ -12466,14 +12430,7 @@
                 <w:sz w:val="19"/>
                 <w:szCs w:val="19"/>
               </w:rPr>
-              <w:t>7</w:t>
-            </w:r>
-            <w:r>
-              <w:rPr>
-                <w:sz w:val="19"/>
-                <w:szCs w:val="19"/>
-              </w:rPr>
-              <w:t>36</w:t>
+              <w:t>736</w:t>
             </w:r>
           </w:p>
         </w:tc>
@@ -12515,14 +12472,7 @@
                 <w:sz w:val="19"/>
                 <w:szCs w:val="19"/>
               </w:rPr>
-              <w:t>5</w:t>
-            </w:r>
-            <w:r>
-              <w:rPr>
-                <w:sz w:val="19"/>
-                <w:szCs w:val="19"/>
-              </w:rPr>
-              <w:t>4</w:t>
+              <w:t>54</w:t>
             </w:r>
           </w:p>
         </w:tc>
@@ -13943,6 +13893,9 @@
     <w:p/>
     <w:p>
       <w:r>
+        <w:rPr>
+          <w:noProof/>
+        </w:rPr>
         <w:drawing>
           <wp:inline distT="0" distB="0" distL="0" distR="0" wp14:anchorId="5980FCB1" wp14:editId="5D32F708">
             <wp:extent cx="5617210" cy="3079750"/>
@@ -15254,7 +15207,7 @@
           <w:noProof/>
         </w:rPr>
         <w:drawing>
-          <wp:inline distT="0" distB="0" distL="0" distR="0" wp14:anchorId="2D8D3B8E" wp14:editId="78A7A77C">
+          <wp:inline distT="0" distB="0" distL="0" distR="0" wp14:anchorId="2D8D3B8E" wp14:editId="4172ED47">
             <wp:extent cx="5617210" cy="3030220"/>
             <wp:effectExtent l="0" t="0" r="2540" b="0"/>
             <wp:docPr id="1203635903" name="Obraz 3"/>
@@ -16102,6 +16055,7 @@
   <w:style w:type="character" w:default="1" w:styleId="Domylnaczcionkaakapitu">
     <w:name w:val="Default Paragraph Font"/>
     <w:uiPriority w:val="1"/>
+    <w:semiHidden/>
     <w:unhideWhenUsed/>
   </w:style>
   <w:style w:type="table" w:default="1" w:styleId="Standardowy">
